--- a/src/Reports/QltyCertificateOfAnalysis.docx
+++ b/src/Reports/QltyCertificateOfAnalysis.docx
@@ -2,77 +2,6 @@
 <file path=word/document.xml><?xml version="1.0" encoding="utf-8"?>
 <w:document xmlns:wpc="http://schemas.microsoft.com/office/word/2010/wordprocessingCanvas" xmlns:cx="http://schemas.microsoft.com/office/drawing/2014/chartex" xmlns:cx1="http://schemas.microsoft.com/office/drawing/2015/9/8/chartex" xmlns:cx2="http://schemas.microsoft.com/office/drawing/2015/10/21/chartex" xmlns:cx3="http://schemas.microsoft.com/office/drawing/2016/5/9/chartex" xmlns:cx4="http://schemas.microsoft.com/office/drawing/2016/5/10/chartex" xmlns:cx5="http://schemas.microsoft.com/office/drawing/2016/5/11/chartex" xmlns:cx6="http://schemas.microsoft.com/office/drawing/2016/5/12/chartex" xmlns:cx7="http://schemas.microsoft.com/office/drawing/2016/5/13/chartex" xmlns:cx8="http://schemas.microsoft.com/office/drawing/2016/5/14/chartex" xmlns:mc="http://schemas.openxmlformats.org/markup-compatibility/2006" xmlns:aink="http://schemas.microsoft.com/office/drawing/2016/ink" xmlns:am3d="http://schemas.microsoft.com/office/drawing/2017/model3d" xmlns:o="urn:schemas-microsoft-com:office:office" xmlns:oel="http://schemas.microsoft.com/office/2019/extlst" xmlns:r="http://schemas.openxmlformats.org/officeDocument/2006/relationships" xmlns:m="http://schemas.openxmlformats.org/officeDocument/2006/math" xmlns:v="urn:schemas-microsoft-com:vml" xmlns:wp14="http://schemas.microsoft.com/office/word/2010/wordprocessingDrawing" xmlns:wp="http://schemas.openxmlformats.org/drawingml/2006/wordprocessingDrawing" xmlns:w10="urn:schemas-microsoft-com:office:word" xmlns:w="http://schemas.openxmlformats.org/wordprocessingml/2006/main" xmlns:w14="http://schemas.microsoft.com/office/word/2010/wordml" xmlns:w15="http://schemas.microsoft.com/office/word/2012/wordml" xmlns:w16cex="http://schemas.microsoft.com/office/word/2018/wordml/cex" xmlns:w16cid="http://schemas.microsoft.com/office/word/2016/wordml/cid" xmlns:w16="http://schemas.microsoft.com/office/word/2018/wordml" xmlns:w16du="http://schemas.microsoft.com/office/word/2023/wordml/word16du" xmlns:w16sdtdh="http://schemas.microsoft.com/office/word/2020/wordml/sdtdatahash" xmlns:w16sdtfl="http://schemas.microsoft.com/office/word/2024/wordml/sdtformatlock" xmlns:w16se="http://schemas.microsoft.com/office/word/2015/wordml/symex" xmlns:wpg="http://schemas.microsoft.com/office/word/2010/wordprocessingGroup" xmlns:wpi="http://schemas.microsoft.com/office/word/2010/wordprocessingInk" xmlns:wne="http://schemas.microsoft.com/office/word/2006/wordml" xmlns:wps="http://schemas.microsoft.com/office/word/2010/wordprocessingShape" mc:Ignorable="w14 w15 w16se w16cid w16 w16cex w16sdtdh w16sdtfl w16du wp14">
   <w:body>
-    <w:p/>
-    <w:p/>
-    <w:tbl>
-      <w:tblPr>
-        <w:tblStyle w:val="TableGrid"/>
-        <w:tblW w:w="0" w:type="auto"/>
-        <w:tblLook w:val="04A0" w:firstRow="1" w:lastRow="0" w:firstColumn="1" w:lastColumn="0" w:noHBand="0" w:noVBand="1"/>
-      </w:tblPr>
-      <w:tblGrid>
-        <w:gridCol w:w="10466"/>
-      </w:tblGrid>
-      <w:tr>
-        <w:trPr>
-          <w:cnfStyle w:val="100000000000" w:firstRow="1" w:lastRow="0" w:firstColumn="0" w:lastColumn="0" w:oddVBand="0" w:evenVBand="0" w:oddHBand="0" w:evenHBand="0" w:firstRowFirstColumn="0" w:firstRowLastColumn="0" w:lastRowFirstColumn="0" w:lastRowLastColumn="0"/>
-        </w:trPr>
-        <w:tc>
-          <w:tcPr>
-            <w:tcW w:w="10466" w:type="dxa"/>
-            <w:vAlign w:val="bottom"/>
-          </w:tcPr>
-          <w:p>
-            <w:r>
-              <w:t>Quality Manager</w:t>
-            </w:r>
-          </w:p>
-        </w:tc>
-      </w:tr>
-      <w:tr>
-        <w:sdt>
-          <w:sdtPr>
-            <w:rPr>
-              <w:bCs/>
-            </w:rPr>
-            <w:alias w:val="COAContact_All"/>
-            <w:tag w:val="#BC:InsertDataItem,DataItems/CurrentInspection/COAContact_All"/>
-            <w:id w:val="2087337076"/>
-            <w:placeholder>
-              <w:docPart w:val="49D87BC433EE47D08932D472D21E72C4"/>
-            </w:placeholder>
-            <w:dataBinding w:prefixMappings="xmlns:ns0='urn:microsoft-dynamics-nav/reports/Qlty_Certificate_of_Analysis/20401/'" w:xpath="/ns0:NavWordReportXmlPart[1]/ns0:CurrentInspection[1]/ns0:COAContact_All[1]" w:storeItemID="{00000000-0000-0000-0000-000000000000}"/>
-            <w15:color w:val="808080"/>
-            <w:text/>
-          </w:sdtPr>
-          <w:sdtContent>
-            <w:tc>
-              <w:tcPr>
-                <w:tcW w:w="10466" w:type="dxa"/>
-                <w:vAlign w:val="bottom"/>
-              </w:tcPr>
-              <w:p>
-                <w:pPr>
-                  <w:rPr>
-                    <w:b/>
-                    <w:bCs/>
-                  </w:rPr>
-                </w:pPr>
-                <w:proofErr w:type="spellStart"/>
-                <w:r>
-                  <w:rPr>
-                    <w:bCs/>
-                  </w:rPr>
-                  <w:t>COAContact_All</w:t>
-                </w:r>
-                <w:proofErr w:type="spellEnd"/>
-              </w:p>
-            </w:tc>
-          </w:sdtContent>
-        </w:sdt>
-      </w:tr>
-    </w:tbl>
-    <w:p/>
     <w:tbl>
       <w:tblPr>
         <w:tblStyle w:val="TableGrid"/>
@@ -112,12 +41,11 @@
                 <w:placeholder>
                   <w:docPart w:val="A0BC394551BB4CEDA4FEC5D9E369BD87"/>
                 </w:placeholder>
-                <w:dataBinding w:prefixMappings="xmlns:ns0='urn:microsoft-dynamics-nav/reports/Qlty_Certificate_of_Analysis/20401/'" w:xpath="/ns0:NavWordReportXmlPart[1]/ns0:Labels[1]/ns0:TestDocumentNoLabel[1]" w:storeItemID="{00000000-0000-0000-0000-000000000000}"/>
+                <w:dataBinding w:prefixMappings="xmlns:ns0='urn:microsoft-dynamics-nav/reports/Qlty_Certificate_of_Analysis/20401/'" w:xpath="/ns0:NavWordReportXmlPart[1]/ns0:Labels[1]/ns0:TestDocumentNoLabel[1]" w:storeItemID="{F00BF611-06BA-436C-902A-C0D5E8DF929B}"/>
                 <w15:color w:val="808080"/>
                 <w:text/>
               </w:sdtPr>
               <w:sdtContent>
-                <w:proofErr w:type="spellStart"/>
                 <w:r>
                   <w:rPr>
                     <w:szCs w:val="18"/>
@@ -125,7 +53,6 @@
                   </w:rPr>
                   <w:t>TestDocumentNoLabel</w:t>
                 </w:r>
-                <w:proofErr w:type="spellEnd"/>
               </w:sdtContent>
             </w:sdt>
           </w:p>
@@ -151,19 +78,17 @@
                 <w:placeholder>
                   <w:docPart w:val="6BF2BB1138B04F35A0E27DAFDC1EA0F4"/>
                 </w:placeholder>
-                <w:dataBinding w:prefixMappings="xmlns:ns0='urn:microsoft-dynamics-nav/reports/Qlty_Certificate_of_Analysis/20401/'" w:xpath="/ns0:NavWordReportXmlPart[1]/ns0:Labels[1]/ns0:CompletedDateLabel[1]" w:storeItemID="{AA8D32AF-8755-47F9-BAB6-F5046DC2F84D}"/>
+                <w:dataBinding w:prefixMappings="xmlns:ns0='urn:microsoft-dynamics-nav/reports/Qlty_Certificate_of_Analysis/20401/'" w:xpath="/ns0:NavWordReportXmlPart[1]/ns0:Labels[1]/ns0:CompletedDateLabel[1]" w:storeItemID="{F00BF611-06BA-436C-902A-C0D5E8DF929B}"/>
                 <w15:color w:val="808080"/>
                 <w:text/>
               </w:sdtPr>
               <w:sdtContent>
-                <w:proofErr w:type="spellStart"/>
                 <w:r>
                   <w:rPr>
                     <w:lang w:val="da-DK"/>
                   </w:rPr>
                   <w:t>CompletedDateLabel</w:t>
                 </w:r>
-                <w:proofErr w:type="spellEnd"/>
               </w:sdtContent>
             </w:sdt>
           </w:p>
@@ -201,19 +126,17 @@
                 <w:placeholder>
                   <w:docPart w:val="48F471F743664545BDA3409BC43865DD"/>
                 </w:placeholder>
-                <w:dataBinding w:prefixMappings="xmlns:ns0='urn:microsoft-dynamics-nav/reports/Qlty_Certificate_of_Analysis/20401/'" w:xpath="/ns0:NavWordReportXmlPart[1]/ns0:Labels[1]/ns0:CompletedByLabel[1]" w:storeItemID="{AA8D32AF-8755-47F9-BAB6-F5046DC2F84D}"/>
+                <w:dataBinding w:prefixMappings="xmlns:ns0='urn:microsoft-dynamics-nav/reports/Qlty_Certificate_of_Analysis/20401/'" w:xpath="/ns0:NavWordReportXmlPart[1]/ns0:Labels[1]/ns0:CompletedByLabel[1]" w:storeItemID="{F00BF611-06BA-436C-902A-C0D5E8DF929B}"/>
                 <w15:color w:val="808080"/>
                 <w:text/>
               </w:sdtPr>
               <w:sdtContent>
-                <w:proofErr w:type="spellStart"/>
                 <w:r>
                   <w:rPr>
                     <w:lang w:val="da-DK"/>
                   </w:rPr>
                   <w:t>CompletedByLabel</w:t>
                 </w:r>
-                <w:proofErr w:type="spellEnd"/>
               </w:sdtContent>
             </w:sdt>
           </w:p>
@@ -235,26 +158,67 @@
               <w:placeholder>
                 <w:docPart w:val="CDC34072A5C44DA796B0ADA86AE7A949"/>
               </w:placeholder>
+              <w:dataBinding w:prefixMappings="xmlns:ns0='urn:microsoft-dynamics-nav/reports/Qlty_Certificate_of_Analysis/20401/'" w:xpath="/ns0:NavWordReportXmlPart[1]/ns0:CurrentInspection[1]/ns0:QltyInspection_No[1]" w:storeItemID="{00000000-0000-0000-0000-000000000000}"/>
               <w15:color w:val="808080"/>
               <w:text/>
             </w:sdtPr>
             <w:sdtContent>
               <w:p>
-                <w:proofErr w:type="spellStart"/>
                 <w:r>
                   <w:rPr>
                     <w:rFonts w:asciiTheme="minorHAnsi" w:hAnsiTheme="minorHAnsi"/>
                   </w:rPr>
                   <w:t>QltyInspection_No</w:t>
                 </w:r>
-                <w:proofErr w:type="spellEnd"/>
               </w:p>
             </w:sdtContent>
           </w:sdt>
         </w:tc>
+        <w:sdt>
+          <w:sdtPr>
+            <w:rPr>
+              <w:rFonts w:asciiTheme="minorHAnsi" w:hAnsiTheme="minorHAnsi"/>
+            </w:rPr>
+            <w:alias w:val="FinishedDateOnly"/>
+            <w:tag w:val="#BC:InsertDataItem,DataItems/CurrentInspection/FinishedDateOnly"/>
+            <w:id w:val="1674536395"/>
+            <w:placeholder>
+              <w:docPart w:val="DefaultPlaceholder_-1854013440"/>
+            </w:placeholder>
+            <w:dataBinding w:prefixMappings="xmlns:ns0='urn:microsoft-dynamics-nav/reports/Qlty_Certificate_of_Analysis/20401/'" w:xpath="/ns0:NavWordReportXmlPart[1]/ns0:CurrentInspection[1]/ns0:FinishedDateOnly[1]" w:storeItemID="{00000000-0000-0000-0000-000000000000}"/>
+            <w15:color w:val="808080"/>
+            <w:text/>
+          </w:sdtPr>
+          <w:sdtContent>
+            <w:tc>
+              <w:tcPr>
+                <w:tcW w:w="3150" w:type="dxa"/>
+              </w:tcPr>
+              <w:p>
+                <w:pPr>
+                  <w:rPr>
+                    <w:rFonts w:asciiTheme="minorHAnsi" w:hAnsiTheme="minorHAnsi"/>
+                  </w:rPr>
+                </w:pPr>
+                <w:r>
+                  <w:rPr>
+                    <w:rFonts w:asciiTheme="minorHAnsi" w:hAnsiTheme="minorHAnsi"/>
+                  </w:rPr>
+                  <w:t>FinishedDateOnly</w:t>
+                </w:r>
+              </w:p>
+            </w:tc>
+          </w:sdtContent>
+        </w:sdt>
         <w:tc>
           <w:tcPr>
-            <w:tcW w:w="3150" w:type="dxa"/>
+            <w:tcW w:w="270" w:type="dxa"/>
+          </w:tcPr>
+          <w:p/>
+        </w:tc>
+        <w:tc>
+          <w:tcPr>
+            <w:tcW w:w="3441" w:type="dxa"/>
           </w:tcPr>
           <w:sdt>
             <w:sdtPr>
@@ -265,81 +229,30 @@
               <w:tag w:val="#BC:InsertDataItem,DataItems/CurrentInspection/QltyInspection_Finished_By_User_ID"/>
               <w:id w:val="-995874738"/>
               <w:placeholder>
-                <w:docPart w:val="68C4C7E8B3FB4B2EB466FA7D4147BC3F"/>
+                <w:docPart w:val="11BF90FB25054A439A2BFF5F8DE15B83"/>
               </w:placeholder>
+              <w:dataBinding w:prefixMappings="xmlns:ns0='urn:microsoft-dynamics-nav/reports/Qlty_Certificate_of_Analysis/20401/'" w:xpath="/ns0:NavWordReportXmlPart[1]/ns0:CurrentInspection[1]/ns0:QltyInspection_Finished_By_User_ID[1]" w:storeItemID="{00000000-0000-0000-0000-000000000000}"/>
               <w15:color w:val="808080"/>
               <w:text/>
             </w:sdtPr>
             <w:sdtContent>
               <w:p>
-                <w:pPr>
-                  <w:rPr>
-                    <w:rFonts w:asciiTheme="minorHAnsi" w:hAnsiTheme="minorHAnsi"/>
-                  </w:rPr>
-                </w:pPr>
-                <w:proofErr w:type="spellStart"/>
                 <w:r>
                   <w:rPr>
                     <w:rFonts w:asciiTheme="minorHAnsi" w:hAnsiTheme="minorHAnsi"/>
                   </w:rPr>
                   <w:t>QltyInspection_Finished_By_User_ID</w:t>
                 </w:r>
-                <w:proofErr w:type="spellEnd"/>
               </w:p>
             </w:sdtContent>
           </w:sdt>
-        </w:tc>
-        <w:tc>
-          <w:tcPr>
-            <w:tcW w:w="270" w:type="dxa"/>
-          </w:tcPr>
           <w:p>
             <w:pPr>
               <w:rPr>
-                <w:lang w:val="en-US"/>
+                <w:rFonts w:asciiTheme="minorHAnsi" w:hAnsiTheme="minorHAnsi"/>
               </w:rPr>
             </w:pPr>
           </w:p>
-        </w:tc>
-        <w:tc>
-          <w:tcPr>
-            <w:tcW w:w="3441" w:type="dxa"/>
-          </w:tcPr>
-          <w:sdt>
-            <w:sdtPr>
-              <w:rPr>
-                <w:rFonts w:asciiTheme="minorHAnsi" w:hAnsiTheme="minorHAnsi"/>
-                <w:lang w:val="en-US"/>
-              </w:rPr>
-              <w:alias w:val="FinishedDateOnly"/>
-              <w:tag w:val="#BC:InsertDataItem,DataItems/CurrentInspection/FinishedDateOnly"/>
-              <w:id w:val="61993276"/>
-              <w:placeholder>
-                <w:docPart w:val="4E19F37137BE423383CADFBAE2C4F5C2"/>
-              </w:placeholder>
-              <w:dataBinding w:prefixMappings="xmlns:ns0='urn:microsoft-dynamics-nav/reports/Qlty_Certificate_of_Analysis/20401/'" w:xpath="/ns0:NavWordReportXmlPart[1]/ns0:CurrentInspection[1]/ns0:FinishedDateOnly[1]" w:storeItemID="{AA8D32AF-8755-47F9-BAB6-F5046DC2F84D}"/>
-              <w15:color w:val="808080"/>
-              <w:text/>
-            </w:sdtPr>
-            <w:sdtContent>
-              <w:p>
-                <w:pPr>
-                  <w:rPr>
-                    <w:rFonts w:asciiTheme="minorHAnsi" w:hAnsiTheme="minorHAnsi"/>
-                  </w:rPr>
-                </w:pPr>
-                <w:proofErr w:type="spellStart"/>
-                <w:r>
-                  <w:rPr>
-                    <w:rFonts w:asciiTheme="minorHAnsi" w:hAnsiTheme="minorHAnsi"/>
-                    <w:lang w:val="en-US"/>
-                  </w:rPr>
-                  <w:t>FinishedDateOnly</w:t>
-                </w:r>
-                <w:proofErr w:type="spellEnd"/>
-              </w:p>
-            </w:sdtContent>
-          </w:sdt>
         </w:tc>
       </w:tr>
       <w:tr>
@@ -352,7 +265,6 @@
             <w:pPr>
               <w:rPr>
                 <w:rFonts w:asciiTheme="minorHAnsi" w:hAnsiTheme="minorHAnsi"/>
-                <w:lang w:val="en-US"/>
               </w:rPr>
             </w:pPr>
           </w:p>
@@ -360,7 +272,6 @@
             <w:pPr>
               <w:rPr>
                 <w:rFonts w:asciiTheme="minorHAnsi" w:hAnsiTheme="minorHAnsi"/>
-                <w:lang w:val="en-US"/>
               </w:rPr>
             </w:pPr>
           </w:p>
@@ -383,7 +294,7 @@
               <w:placeholder>
                 <w:docPart w:val="F08726371ECF4F9B935F4C95C9C26D23"/>
               </w:placeholder>
-              <w:dataBinding w:prefixMappings="xmlns:ns0='urn:microsoft-dynamics-nav/reports/Qlty_Certificate_of_Analysis/20401/'" w:xpath="/ns0:NavWordReportXmlPart[1]/ns0:Labels[1]/ns0:ReinspectionLabel[1]" w:storeItemID="{00000000-0000-0000-0000-000000000000}"/>
+              <w:dataBinding w:prefixMappings="xmlns:ns0='urn:microsoft-dynamics-nav/reports/Qlty_Certificate_of_Analysis/20401/'" w:xpath="/ns0:NavWordReportXmlPart[1]/ns0:Labels[1]/ns0:ReinspectionLabel[1]" w:storeItemID="{F00BF611-06BA-436C-902A-C0D5E8DF929B}"/>
               <w15:color w:val="808080"/>
               <w:text/>
             </w:sdtPr>
@@ -396,7 +307,6 @@
                     <w:bCs/>
                   </w:rPr>
                 </w:pPr>
-                <w:proofErr w:type="spellStart"/>
                 <w:r>
                   <w:rPr>
                     <w:b/>
@@ -404,7 +314,6 @@
                   </w:rPr>
                   <w:t>ReinspectionLabel</w:t>
                 </w:r>
-                <w:proofErr w:type="spellEnd"/>
               </w:p>
             </w:sdtContent>
           </w:sdt>
@@ -421,7 +330,7 @@
             <w:placeholder>
               <w:docPart w:val="69E7A2BB3BBA4EFD8D9A8F5B7A3C9D93"/>
             </w:placeholder>
-            <w:dataBinding w:prefixMappings="xmlns:ns0='urn:microsoft-dynamics-nav/reports/Qlty_Certificate_of_Analysis/20401/'" w:xpath="/ns0:NavWordReportXmlPart[1]/ns0:Labels[1]/ns0:ProductLabel[1]" w:storeItemID="{AA8D32AF-8755-47F9-BAB6-F5046DC2F84D}"/>
+            <w:dataBinding w:prefixMappings="xmlns:ns0='urn:microsoft-dynamics-nav/reports/Qlty_Certificate_of_Analysis/20401/'" w:xpath="/ns0:NavWordReportXmlPart[1]/ns0:Labels[1]/ns0:ProductLabel[1]" w:storeItemID="{F00BF611-06BA-436C-902A-C0D5E8DF929B}"/>
             <w15:color w:val="808080"/>
             <w:text/>
           </w:sdtPr>
@@ -438,7 +347,6 @@
                     <w:bCs/>
                   </w:rPr>
                 </w:pPr>
-                <w:proofErr w:type="spellStart"/>
                 <w:r>
                   <w:rPr>
                     <w:b/>
@@ -446,7 +354,6 @@
                   </w:rPr>
                   <w:t>ProductLabel</w:t>
                 </w:r>
-                <w:proofErr w:type="spellEnd"/>
               </w:p>
             </w:tc>
           </w:sdtContent>
@@ -460,7 +367,6 @@
               <w:rPr>
                 <w:b/>
                 <w:bCs/>
-                <w:lang w:val="en-US"/>
               </w:rPr>
             </w:pPr>
           </w:p>
@@ -475,7 +381,6 @@
                 <w:rFonts w:asciiTheme="minorHAnsi" w:hAnsiTheme="minorHAnsi"/>
                 <w:b/>
                 <w:bCs/>
-                <w:lang w:val="en-US"/>
               </w:rPr>
             </w:pPr>
             <w:sdt>
@@ -490,12 +395,11 @@
                 <w:placeholder>
                   <w:docPart w:val="FF553A9FC69E47B18DDD6A909D918163"/>
                 </w:placeholder>
-                <w:dataBinding w:prefixMappings="xmlns:ns0='urn:microsoft-dynamics-nav/reports/Qlty_Certificate_of_Analysis/20401/'" w:xpath="/ns0:NavWordReportXmlPart[1]/ns0:Labels[1]/ns0:ItemTrackingLabel[1]" w:storeItemID="{AA8D32AF-8755-47F9-BAB6-F5046DC2F84D}"/>
+                <w:dataBinding w:prefixMappings="xmlns:ns0='urn:microsoft-dynamics-nav/reports/Qlty_Certificate_of_Analysis/20401/'" w:xpath="/ns0:NavWordReportXmlPart[1]/ns0:Labels[1]/ns0:ItemTrackingLabel[1]" w:storeItemID="{F00BF611-06BA-436C-902A-C0D5E8DF929B}"/>
                 <w15:color w:val="808080"/>
                 <w:text/>
               </w:sdtPr>
               <w:sdtContent>
-                <w:proofErr w:type="spellStart"/>
                 <w:r>
                   <w:rPr>
                     <w:b/>
@@ -503,7 +407,6 @@
                   </w:rPr>
                   <w:t>ItemTrackingLabel</w:t>
                 </w:r>
-                <w:proofErr w:type="spellEnd"/>
               </w:sdtContent>
             </w:sdt>
           </w:p>
@@ -512,16 +415,13 @@
       <w:tr>
         <w:sdt>
           <w:sdtPr>
-            <w:rPr>
-              <w:lang w:val="en-US"/>
-            </w:rPr>
             <w:alias w:val="ReinspectionDescription"/>
             <w:tag w:val="#BC:InsertDataItem,DataItems/CurrentInspection/ReinspectionDescription"/>
             <w:id w:val="1094434175"/>
             <w:placeholder>
               <w:docPart w:val="E3E5CF098F7343D886E69289976AB9AF"/>
             </w:placeholder>
-            <w:dataBinding w:prefixMappings="xmlns:ns0='urn:microsoft-dynamics-nav/reports/Qlty_Certificate_of_Analysis/20401/'" w:xpath="/ns0:NavWordReportXmlPart[1]/ns0:CurrentInspection[1]/ns0:ReinspectionDescription[1]" w:storeItemID="{00000000-0000-0000-0000-000000000000}"/>
+            <w:dataBinding w:prefixMappings="xmlns:ns0='urn:microsoft-dynamics-nav/reports/Qlty_Certificate_of_Analysis/20401/'" w:xpath="/ns0:NavWordReportXmlPart[1]/ns0:CurrentInspection[1]/ns0:ReinspectionDescription[1]" w:storeItemID="{F00BF611-06BA-436C-902A-C0D5E8DF929B}"/>
             <w15:color w:val="808080"/>
             <w:text/>
           </w:sdtPr>
@@ -538,9 +438,6 @@
                 </w:pPr>
                 <w:proofErr w:type="spellStart"/>
                 <w:r>
-                  <w:rPr>
-                    <w:lang w:val="en-US"/>
-                  </w:rPr>
                   <w:t>ReinspectionDescription</w:t>
                 </w:r>
                 <w:proofErr w:type="spellEnd"/>
@@ -550,16 +447,13 @@
         </w:sdt>
         <w:sdt>
           <w:sdtPr>
-            <w:rPr>
-              <w:lang w:val="en-US"/>
-            </w:rPr>
             <w:alias w:val="ProductDescription"/>
             <w:tag w:val="#BC:InsertDataItem,DataItems/CurrentInspection/ProductDescription"/>
             <w:id w:val="-417326594"/>
             <w:placeholder>
               <w:docPart w:val="098A291623DC41E48653B257040030C4"/>
             </w:placeholder>
-            <w:dataBinding w:prefixMappings="xmlns:ns0='urn:microsoft-dynamics-nav/reports/Qlty_Certificate_of_Analysis/20401/'" w:xpath="/ns0:NavWordReportXmlPart[1]/ns0:CurrentInspection[1]/ns0:ProductDescription[1]" w:storeItemID="{AA8D32AF-8755-47F9-BAB6-F5046DC2F84D}"/>
+            <w:dataBinding w:prefixMappings="xmlns:ns0='urn:microsoft-dynamics-nav/reports/Qlty_Certificate_of_Analysis/20401/'" w:xpath="/ns0:NavWordReportXmlPart[1]/ns0:CurrentInspection[1]/ns0:ProductDescription[1]" w:storeItemID="{F00BF611-06BA-436C-902A-C0D5E8DF929B}"/>
             <w15:color w:val="808080"/>
             <w:text/>
           </w:sdtPr>
@@ -576,9 +470,6 @@
                 </w:pPr>
                 <w:proofErr w:type="spellStart"/>
                 <w:r>
-                  <w:rPr>
-                    <w:lang w:val="en-US"/>
-                  </w:rPr>
                   <w:t>ProductDescription</w:t>
                 </w:r>
                 <w:proofErr w:type="spellEnd"/>
@@ -590,13 +481,7 @@
           <w:tcPr>
             <w:tcW w:w="270" w:type="dxa"/>
           </w:tcPr>
-          <w:p>
-            <w:pPr>
-              <w:rPr>
-                <w:lang w:val="en-US"/>
-              </w:rPr>
-            </w:pPr>
-          </w:p>
+          <w:p/>
         </w:tc>
         <w:sdt>
           <w:sdtPr>
@@ -606,7 +491,7 @@
             <w:placeholder>
               <w:docPart w:val="D8FE75D581064268B3BCB1BDB5C8E6CE"/>
             </w:placeholder>
-            <w:dataBinding w:prefixMappings="xmlns:ns0='urn:microsoft-dynamics-nav/reports/Qlty_Certificate_of_Analysis/20401/'" w:xpath="/ns0:NavWordReportXmlPart[1]/ns0:CurrentInspection[1]/ns0:ItemTrackingDescription[1]" w:storeItemID="{AA8D32AF-8755-47F9-BAB6-F5046DC2F84D}"/>
+            <w:dataBinding w:prefixMappings="xmlns:ns0='urn:microsoft-dynamics-nav/reports/Qlty_Certificate_of_Analysis/20401/'" w:xpath="/ns0:NavWordReportXmlPart[1]/ns0:CurrentInspection[1]/ns0:ItemTrackingDescription[1]" w:storeItemID="{F00BF611-06BA-436C-902A-C0D5E8DF929B}"/>
             <w15:color w:val="808080"/>
             <w:text/>
           </w:sdtPr>
@@ -619,21 +504,17 @@
                 <w:pPr>
                   <w:rPr>
                     <w:rFonts w:asciiTheme="minorHAnsi" w:hAnsiTheme="minorHAnsi"/>
-                    <w:lang w:val="en-US"/>
                   </w:rPr>
                 </w:pPr>
-                <w:proofErr w:type="spellStart"/>
                 <w:r>
                   <w:t>ItemTrackingDescription</w:t>
                 </w:r>
-                <w:proofErr w:type="spellEnd"/>
               </w:p>
             </w:tc>
           </w:sdtContent>
         </w:sdt>
       </w:tr>
     </w:tbl>
-    <w:p/>
     <w:p/>
     <w:p/>
     <w:tbl>
@@ -667,7 +548,7 @@
                 <w:placeholder>
                   <w:docPart w:val="1A6E9488B22A4F86A25197F91B6477B0"/>
                 </w:placeholder>
-                <w:dataBinding w:prefixMappings="xmlns:ns0='urn:microsoft-dynamics-nav/reports/Qlty_Certificate_of_Analysis/20401/'" w:xpath="/ns0:NavWordReportXmlPart[1]/ns0:Labels[1]/ns0:MetricLabel[1]" w:storeItemID="{AA8D32AF-8755-47F9-BAB6-F5046DC2F84D}"/>
+                <w:dataBinding w:prefixMappings="xmlns:ns0='urn:microsoft-dynamics-nav/reports/Qlty_Certificate_of_Analysis/20401/'" w:xpath="/ns0:NavWordReportXmlPart[1]/ns0:Labels[1]/ns0:MetricLabel[1]" w:storeItemID="{F00BF611-06BA-436C-902A-C0D5E8DF929B}"/>
                 <w15:color w:val="808080"/>
                 <w:text/>
               </w:sdtPr>
@@ -694,16 +575,14 @@
                 <w:placeholder>
                   <w:docPart w:val="39B8DA2C96134DFD9066584D2C77415C"/>
                 </w:placeholder>
-                <w:dataBinding w:prefixMappings="xmlns:ns0='urn:microsoft-dynamics-nav/reports/Qlty_Certificate_of_Analysis/20401/'" w:xpath="/ns0:NavWordReportXmlPart[1]/ns0:Labels[1]/ns0:MeasurementLabel[1]" w:storeItemID="{AA8D32AF-8755-47F9-BAB6-F5046DC2F84D}"/>
+                <w:dataBinding w:prefixMappings="xmlns:ns0='urn:microsoft-dynamics-nav/reports/Qlty_Certificate_of_Analysis/20401/'" w:xpath="/ns0:NavWordReportXmlPart[1]/ns0:Labels[1]/ns0:MeasurementLabel[1]" w:storeItemID="{F00BF611-06BA-436C-902A-C0D5E8DF929B}"/>
                 <w15:color w:val="808080"/>
                 <w:text/>
               </w:sdtPr>
               <w:sdtContent>
-                <w:proofErr w:type="spellStart"/>
                 <w:r>
                   <w:t>MeasurementLabel</w:t>
                 </w:r>
-                <w:proofErr w:type="spellEnd"/>
               </w:sdtContent>
             </w:sdt>
           </w:p>
@@ -721,16 +600,14 @@
                 <w:placeholder>
                   <w:docPart w:val="E56C9378BC2E4E0E8115EF0D9648A672"/>
                 </w:placeholder>
-                <w:dataBinding w:prefixMappings="xmlns:ns0='urn:microsoft-dynamics-nav/reports/Qlty_Certificate_of_Analysis/20401/'" w:xpath="/ns0:NavWordReportXmlPart[1]/ns0:Labels[1]/ns0:ResultLabel[1]" w:storeItemID="{AA8D32AF-8755-47F9-BAB6-F5046DC2F84D}"/>
+                <w:dataBinding w:prefixMappings="xmlns:ns0='urn:microsoft-dynamics-nav/reports/Qlty_Certificate_of_Analysis/20401/'" w:xpath="/ns0:NavWordReportXmlPart[1]/ns0:Labels[1]/ns0:ResultLabel[1]" w:storeItemID="{F00BF611-06BA-436C-902A-C0D5E8DF929B}"/>
                 <w15:color w:val="808080"/>
                 <w:text/>
               </w:sdtPr>
               <w:sdtContent>
-                <w:proofErr w:type="spellStart"/>
                 <w:r>
                   <w:t>ResultLabel</w:t>
                 </w:r>
-                <w:proofErr w:type="spellEnd"/>
               </w:sdtContent>
             </w:sdt>
           </w:p>
@@ -748,7 +625,7 @@
                 <w:placeholder>
                   <w:docPart w:val="EFA217ACB6434AC9B62982337A53776B"/>
                 </w:placeholder>
-                <w:dataBinding w:prefixMappings="xmlns:ns0='urn:microsoft-dynamics-nav/reports/Qlty_Certificate_of_Analysis/20401/'" w:xpath="/ns0:NavWordReportXmlPart[1]/ns0:CurrentInspection[1]/ns0:CurrentInspectionLine[1]/ns0:ConditionLabel_1[1]" w:storeItemID="{00000000-0000-0000-0000-000000000000}"/>
+                <w:dataBinding w:prefixMappings="xmlns:ns0='urn:microsoft-dynamics-nav/reports/Qlty_Certificate_of_Analysis/20401/'" w:xpath="/ns0:NavWordReportXmlPart[1]/ns0:CurrentInspection[1]/ns0:CurrentInspectionLine[1]/ns0:ConditionLabel_1[1]" w:storeItemID="{F00BF611-06BA-436C-902A-C0D5E8DF929B}"/>
                 <w15:color w:val="808080"/>
                 <w:text/>
               </w:sdtPr>
@@ -768,7 +645,7 @@
             <w:placeholder>
               <w:docPart w:val="1E2D766B0C3D4F3F894DB0FEAD11B45C"/>
             </w:placeholder>
-            <w:dataBinding w:prefixMappings="xmlns:ns0='urn:microsoft-dynamics-nav/reports/Qlty_Certificate_of_Analysis/20401/'" w:xpath="/ns0:NavWordReportXmlPart[1]/ns0:CurrentInspection[1]/ns0:CurrentInspectionLine[1]/ns0:ConditionLabel_2[1]" w:storeItemID="{00000000-0000-0000-0000-000000000000}"/>
+            <w:dataBinding w:prefixMappings="xmlns:ns0='urn:microsoft-dynamics-nav/reports/Qlty_Certificate_of_Analysis/20401/'" w:xpath="/ns0:NavWordReportXmlPart[1]/ns0:CurrentInspection[1]/ns0:CurrentInspectionLine[1]/ns0:ConditionLabel_2[1]" w:storeItemID="{F00BF611-06BA-436C-902A-C0D5E8DF929B}"/>
             <w15:color w:val="808080"/>
             <w:text/>
           </w:sdtPr>
@@ -786,163 +663,163 @@
           </w:sdtContent>
         </w:sdt>
       </w:tr>
-      <w:tr>
-        <w:trPr>
-          <w:cnfStyle w:val="000000100000" w:firstRow="0" w:lastRow="0" w:firstColumn="0" w:lastColumn="0" w:oddVBand="0" w:evenVBand="0" w:oddHBand="1" w:evenHBand="0" w:firstRowFirstColumn="0" w:firstRowLastColumn="0" w:lastRowFirstColumn="0" w:lastRowLastColumn="0"/>
-        </w:trPr>
-        <w:tc>
-          <w:tcPr>
-            <w:tcW w:w="2093" w:type="dxa"/>
-          </w:tcPr>
-          <w:sdt>
-            <w:sdtPr>
-              <w:alias w:val="Field_Description"/>
-              <w:tag w:val="#BC:InsertDataItem,DataItems/CurrentInspection/CurrentInspectionLine/Field_Description"/>
-              <w:id w:val="-2017532712"/>
-              <w:placeholder>
-                <w:docPart w:val="F069233F75174548B9DD3BEA8CA51704"/>
-              </w:placeholder>
-              <w15:color w:val="808080"/>
-              <w:text/>
-            </w:sdtPr>
-            <w:sdtContent>
-              <w:p>
-                <w:pPr>
-                  <w:spacing w:line="240" w:lineRule="auto"/>
-                </w:pPr>
-                <w:proofErr w:type="spellStart"/>
-                <w:r>
-                  <w:t>Field_Description</w:t>
-                </w:r>
-                <w:proofErr w:type="spellEnd"/>
-              </w:p>
-            </w:sdtContent>
-          </w:sdt>
-        </w:tc>
-        <w:tc>
-          <w:tcPr>
-            <w:tcW w:w="2093" w:type="dxa"/>
-          </w:tcPr>
-          <w:sdt>
-            <w:sdtPr>
-              <w:alias w:val="Test_Value"/>
-              <w:tag w:val="#BC:InsertDataItem,DataItems/CurrentInspection/CurrentInspectionLine/Test_Value"/>
-              <w:id w:val="1344511793"/>
-              <w:placeholder>
-                <w:docPart w:val="B4BBC044F31541F4BF06782E5446D105"/>
-              </w:placeholder>
-              <w15:color w:val="808080"/>
-              <w:text/>
-            </w:sdtPr>
-            <w:sdtContent>
-              <w:p>
-                <w:pPr>
-                  <w:spacing w:line="240" w:lineRule="auto"/>
-                </w:pPr>
-                <w:proofErr w:type="spellStart"/>
-                <w:r>
-                  <w:t>Test_Value</w:t>
-                </w:r>
-                <w:proofErr w:type="spellEnd"/>
-              </w:p>
-            </w:sdtContent>
-          </w:sdt>
-        </w:tc>
-        <w:tc>
-          <w:tcPr>
-            <w:tcW w:w="2093" w:type="dxa"/>
-          </w:tcPr>
-          <w:sdt>
-            <w:sdtPr>
-              <w:alias w:val="Test_ResultDescription"/>
-              <w:tag w:val="#BC:InsertDataItem,DataItems/CurrentInspection/CurrentInspectionLine/Test_ResultDescription"/>
-              <w:id w:val="-2109649754"/>
-              <w:placeholder>
-                <w:docPart w:val="97DF14B101CF416084E7C5ECE8F24ED7"/>
-              </w:placeholder>
-              <w15:color w:val="808080"/>
-              <w:text/>
-            </w:sdtPr>
-            <w:sdtContent>
-              <w:p>
-                <w:proofErr w:type="spellStart"/>
-                <w:r>
-                  <w:t>Test_ResultDescription</w:t>
-                </w:r>
-                <w:proofErr w:type="spellEnd"/>
-              </w:p>
-            </w:sdtContent>
-          </w:sdt>
-        </w:tc>
-        <w:tc>
-          <w:tcPr>
-            <w:tcW w:w="2093" w:type="dxa"/>
-          </w:tcPr>
-          <w:sdt>
-            <w:sdtPr>
-              <w:alias w:val="PromptedResultConditionDescription_1"/>
-              <w:tag w:val="#BC:InsertDataItem,DataItems/CurrentInspection/CurrentInspectionLine/PromptedResultConditionDescription_1"/>
-              <w:id w:val="854927052"/>
-              <w:placeholder>
-                <w:docPart w:val="DDCA1ABB02DF4856AE9E9C4B694713BF"/>
-              </w:placeholder>
-              <w15:color w:val="808080"/>
-              <w:text/>
-            </w:sdtPr>
-            <w:sdtContent>
-              <w:p>
-                <w:r>
-                  <w:t>PromptedResultConditionDescription_1</w:t>
-                </w:r>
-              </w:p>
-            </w:sdtContent>
-          </w:sdt>
-        </w:tc>
-        <w:sdt>
-          <w:sdtPr>
-            <w:rPr>
-              <w:lang w:val="en-US"/>
-            </w:rPr>
-            <w:alias w:val="PromptedResultConditionDescription_2"/>
-            <w:tag w:val="#BC:InsertDataItem,DataItems/CurrentInspection/CurrentInspectionLine/PromptedResultConditionDescription_2"/>
-            <w:id w:val="-1959940525"/>
-            <w:placeholder>
-              <w:docPart w:val="F638F5F8EE104BF386B21C63D89AEC22"/>
-            </w:placeholder>
-            <w:dataBinding w:prefixMappings="xmlns:ns0='urn:microsoft-dynamics-nav/reports/Qlty_Certificate_of_Analysis/20401/'" w:xpath="/ns0:NavWordReportXmlPart[1]/ns0:CurrentInspection[1]/ns0:CurrentInspectionLine[1]/ns0:PromptedResultConditionDescription_2[1]" w:storeItemID="{00000000-0000-0000-0000-000000000000}"/>
-            <w15:color w:val="808080"/>
-            <w:text/>
-          </w:sdtPr>
-          <w:sdtContent>
+      <w:sdt>
+        <w:sdtPr>
+          <w:alias w:val="Repeater: CurrentInspectionLine"/>
+          <w:tag w:val="#BC:InsertRepeater,DataItems/CurrentInspection/CurrentInspectionLine"/>
+          <w:id w:val="-1969732511"/>
+          <w:placeholder>
+            <w:docPart w:val="133094D7CAEC43C4819264043F3B7AF1"/>
+          </w:placeholder>
+          <w15:color w:val="808080"/>
+        </w:sdtPr>
+        <w:sdtContent>
+          <w:tr>
+            <w:trPr>
+              <w:cnfStyle w:val="000000100000" w:firstRow="0" w:lastRow="0" w:firstColumn="0" w:lastColumn="0" w:oddVBand="0" w:evenVBand="0" w:oddHBand="1" w:evenHBand="0" w:firstRowFirstColumn="0" w:firstRowLastColumn="0" w:lastRowFirstColumn="0" w:lastRowLastColumn="0"/>
+            </w:trPr>
             <w:tc>
               <w:tcPr>
-                <w:tcW w:w="2094" w:type="dxa"/>
+                <w:tcW w:w="2093" w:type="dxa"/>
               </w:tcPr>
-              <w:p>
-                <w:r>
-                  <w:rPr>
-                    <w:lang w:val="en-US"/>
-                  </w:rPr>
-                  <w:t>PromptedResultConditionDescription_2</w:t>
-                </w:r>
-              </w:p>
+              <w:sdt>
+                <w:sdtPr>
+                  <w:alias w:val="Field_Description"/>
+                  <w:tag w:val="#BC:InsertDataItem,DataItems/CurrentInspection/CurrentInspectionLine/Field_Description"/>
+                  <w:id w:val="-2017532712"/>
+                  <w:placeholder>
+                    <w:docPart w:val="F069233F75174548B9DD3BEA8CA51704"/>
+                  </w:placeholder>
+                  <w:dataBinding w:prefixMappings="xmlns:ns0='urn:microsoft-dynamics-nav/reports/Qlty_Certificate_of_Analysis/20401/'" w:xpath="/ns0:NavWordReportXmlPart[1]/ns0:CurrentInspection[1]/ns0:CurrentInspectionLine[1]/ns0:Field_Description[1]" w:storeItemID="{00000000-0000-0000-0000-000000000000}"/>
+                  <w15:color w:val="808080"/>
+                  <w:text/>
+                </w:sdtPr>
+                <w:sdtContent>
+                  <w:p>
+                    <w:pPr>
+                      <w:spacing w:line="240" w:lineRule="auto"/>
+                    </w:pPr>
+                    <w:proofErr w:type="spellStart"/>
+                    <w:r>
+                      <w:t>Field_Description</w:t>
+                    </w:r>
+                    <w:proofErr w:type="spellEnd"/>
+                  </w:p>
+                </w:sdtContent>
+              </w:sdt>
             </w:tc>
-          </w:sdtContent>
-        </w:sdt>
-      </w:tr>
+            <w:tc>
+              <w:tcPr>
+                <w:tcW w:w="2093" w:type="dxa"/>
+              </w:tcPr>
+              <w:sdt>
+                <w:sdtPr>
+                  <w:alias w:val="Test_Value"/>
+                  <w:tag w:val="#BC:InsertDataItem,DataItems/CurrentInspection/CurrentInspectionLine/Test_Value"/>
+                  <w:id w:val="1344511793"/>
+                  <w:placeholder>
+                    <w:docPart w:val="B4BBC044F31541F4BF06782E5446D105"/>
+                  </w:placeholder>
+                  <w:dataBinding w:prefixMappings="xmlns:ns0='urn:microsoft-dynamics-nav/reports/Qlty_Certificate_of_Analysis/20401/'" w:xpath="/ns0:NavWordReportXmlPart[1]/ns0:CurrentInspection[1]/ns0:CurrentInspectionLine[1]/ns0:Test_Value[1]" w:storeItemID="{00000000-0000-0000-0000-000000000000}"/>
+                  <w15:color w:val="808080"/>
+                  <w:text/>
+                </w:sdtPr>
+                <w:sdtContent>
+                  <w:p>
+                    <w:pPr>
+                      <w:spacing w:line="240" w:lineRule="auto"/>
+                    </w:pPr>
+                    <w:r>
+                      <w:t>Test_Value</w:t>
+                    </w:r>
+                  </w:p>
+                </w:sdtContent>
+              </w:sdt>
+            </w:tc>
+            <w:tc>
+              <w:tcPr>
+                <w:tcW w:w="2093" w:type="dxa"/>
+              </w:tcPr>
+              <w:sdt>
+                <w:sdtPr>
+                  <w:alias w:val="Test_ResultDescription"/>
+                  <w:tag w:val="#BC:InsertDataItem,DataItems/CurrentInspection/CurrentInspectionLine/Test_ResultDescription"/>
+                  <w:id w:val="-2109649754"/>
+                  <w:placeholder>
+                    <w:docPart w:val="97DF14B101CF416084E7C5ECE8F24ED7"/>
+                  </w:placeholder>
+                  <w:dataBinding w:prefixMappings="xmlns:ns0='urn:microsoft-dynamics-nav/reports/Qlty_Certificate_of_Analysis/20401/'" w:xpath="/ns0:NavWordReportXmlPart[1]/ns0:CurrentInspection[1]/ns0:CurrentInspectionLine[1]/ns0:Test_ResultDescription[1]" w:storeItemID="{00000000-0000-0000-0000-000000000000}"/>
+                  <w15:color w:val="808080"/>
+                  <w:text/>
+                </w:sdtPr>
+                <w:sdtContent>
+                  <w:p>
+                    <w:r>
+                      <w:t>Test_ResultDescription</w:t>
+                    </w:r>
+                  </w:p>
+                </w:sdtContent>
+              </w:sdt>
+            </w:tc>
+            <w:tc>
+              <w:tcPr>
+                <w:tcW w:w="2093" w:type="dxa"/>
+              </w:tcPr>
+              <w:sdt>
+                <w:sdtPr>
+                  <w:alias w:val="PromptedResultConditionDescription_1"/>
+                  <w:tag w:val="#BC:InsertDataItem,DataItems/CurrentInspection/CurrentInspectionLine/PromptedResultConditionDescription_1"/>
+                  <w:id w:val="854927052"/>
+                  <w:placeholder>
+                    <w:docPart w:val="DDCA1ABB02DF4856AE9E9C4B694713BF"/>
+                  </w:placeholder>
+                  <w:dataBinding w:prefixMappings="xmlns:ns0='urn:microsoft-dynamics-nav/reports/Qlty_Certificate_of_Analysis/20401/'" w:xpath="/ns0:NavWordReportXmlPart[1]/ns0:CurrentInspection[1]/ns0:CurrentInspectionLine[1]/ns0:PromptedResultConditionDescription_1[1]" w:storeItemID="{00000000-0000-0000-0000-000000000000}"/>
+                  <w15:color w:val="808080"/>
+                  <w:text/>
+                </w:sdtPr>
+                <w:sdtContent>
+                  <w:p>
+                    <w:r>
+                      <w:t>PromptedResultConditionDescription_1</w:t>
+                    </w:r>
+                  </w:p>
+                </w:sdtContent>
+              </w:sdt>
+            </w:tc>
+            <w:sdt>
+              <w:sdtPr>
+                <w:alias w:val="PromptedResultConditionDescription_2"/>
+                <w:tag w:val="#BC:InsertDataItem,DataItems/CurrentInspection/CurrentInspectionLine/PromptedResultConditionDescription_2"/>
+                <w:id w:val="-1959940525"/>
+                <w:placeholder>
+                  <w:docPart w:val="F638F5F8EE104BF386B21C63D89AEC22"/>
+                </w:placeholder>
+                <w:dataBinding w:prefixMappings="xmlns:ns0='urn:microsoft-dynamics-nav/reports/Qlty_Certificate_of_Analysis/20401/'" w:xpath="/ns0:NavWordReportXmlPart[1]/ns0:CurrentInspection[1]/ns0:CurrentInspectionLine[1]/ns0:PromptedResultConditionDescription_2[1]" w:storeItemID="{F00BF611-06BA-436C-902A-C0D5E8DF929B}"/>
+                <w15:color w:val="808080"/>
+                <w:text/>
+              </w:sdtPr>
+              <w:sdtContent>
+                <w:tc>
+                  <w:tcPr>
+                    <w:tcW w:w="2094" w:type="dxa"/>
+                  </w:tcPr>
+                  <w:p>
+                    <w:r>
+                      <w:t>PromptedResultConditionDescription_2</w:t>
+                    </w:r>
+                  </w:p>
+                </w:tc>
+              </w:sdtContent>
+            </w:sdt>
+          </w:tr>
+        </w:sdtContent>
+      </w:sdt>
     </w:tbl>
     <w:p>
       <w:pPr>
         <w:rPr>
           <w:rFonts w:asciiTheme="majorHAnsi" w:hAnsiTheme="majorHAnsi"/>
         </w:rPr>
-      </w:pPr>
-    </w:p>
-    <w:p>
-      <w:pPr>
-        <w:tabs>
-          <w:tab w:val="left" w:pos="1843"/>
-        </w:tabs>
       </w:pPr>
     </w:p>
     <w:p>
@@ -990,7 +867,6 @@
               <w:sdtPr>
                 <w:rPr>
                   <w:bCs/>
-                  <w:lang w:val="en-US"/>
                 </w:rPr>
                 <w:alias w:val="QltyInspection_Finished_By_UserName"/>
                 <w:tag w:val="#BC:InsertDataItem,DataItems/CurrentInspection/QltyInspection_Finished_By_UserName"/>
@@ -998,7 +874,7 @@
                 <w:placeholder>
                   <w:docPart w:val="5A08C22BDAF646B3BE0271859542F180"/>
                 </w:placeholder>
-                <w:dataBinding w:prefixMappings="xmlns:ns0='urn:microsoft-dynamics-nav/reports/Qlty_Certificate_of_Analysis/20401/'" w:xpath="/ns0:NavWordReportXmlPart[1]/ns0:CurrentInspection[1]/ns0:QltyInspection_Finished_By_UserName[1]" w:storeItemID="{AA8D32AF-8755-47F9-BAB6-F5046DC2F84D}"/>
+                <w:dataBinding w:prefixMappings="xmlns:ns0='urn:microsoft-dynamics-nav/reports/Qlty_Certificate_of_Analysis/20401/'" w:xpath="/ns0:NavWordReportXmlPart[1]/ns0:CurrentInspection[1]/ns0:QltyInspection_Finished_By_UserName[1]" w:storeItemID="{F00BF611-06BA-436C-902A-C0D5E8DF929B}"/>
                 <w15:color w:val="808080"/>
                 <w:text/>
               </w:sdtPr>
@@ -1008,7 +884,6 @@
                   <w:rPr>
                     <w:b w:val="0"/>
                     <w:bCs/>
-                    <w:lang w:val="en-US"/>
                   </w:rPr>
                   <w:t>QltyInspection_Finished_By_UserName</w:t>
                 </w:r>
@@ -1042,12 +917,11 @@
           <w:sdtPr>
             <w:rPr>
               <w:bCs/>
-              <w:lang w:val="en-US"/>
             </w:rPr>
             <w:alias w:val="QltyInspection_Director_Name"/>
             <w:tag w:val="#BC:InsertDataItem,DataItems/CurrentInspection/QltyInspection_Director_Name"/>
             <w:id w:val="-545054532"/>
-            <w:dataBinding w:prefixMappings="xmlns:ns0='urn:microsoft-dynamics-nav/reports/Qlty_Certificate_of_Analysis/20401/'" w:xpath="/ns0:NavWordReportXmlPart[1]/ns0:CurrentInspection[1]/ns0:QltyInspection_Director_Name[1]" w:storeItemID="{AA8D32AF-8755-47F9-BAB6-F5046DC2F84D}"/>
+            <w:dataBinding w:prefixMappings="xmlns:ns0='urn:microsoft-dynamics-nav/reports/Qlty_Certificate_of_Analysis/20401/'" w:xpath="/ns0:NavWordReportXmlPart[1]/ns0:CurrentInspection[1]/ns0:QltyInspection_Director_Name[1]" w:storeItemID="{F00BF611-06BA-436C-902A-C0D5E8DF929B}"/>
             <w15:color w:val="808080"/>
             <w:text/>
           </w:sdtPr>
@@ -1072,7 +946,6 @@
                   <w:rPr>
                     <w:b w:val="0"/>
                     <w:bCs/>
-                    <w:lang w:val="en-US"/>
                   </w:rPr>
                   <w:t>QltyInspection_Director_Name</w:t>
                 </w:r>
@@ -1091,7 +964,6 @@
             <w:rPr>
               <w:rFonts w:asciiTheme="majorHAnsi" w:hAnsiTheme="majorHAnsi"/>
               <w:szCs w:val="18"/>
-              <w:lang w:val="en-US"/>
             </w:rPr>
             <w:alias w:val="FinishedByNameLabel"/>
             <w:tag w:val="#BC:InsertDataItem,DataItems/CurrentInspection/FinishedByNameLabel"/>
@@ -1099,7 +971,7 @@
             <w:placeholder>
               <w:docPart w:val="6E3E92BAC843463E8B34059AC2ADCDD5"/>
             </w:placeholder>
-            <w:dataBinding w:prefixMappings="xmlns:ns0='urn:microsoft-dynamics-nav/reports/Qlty_Certificate_of_Analysis/20401/'" w:xpath="/ns0:NavWordReportXmlPart[1]/ns0:CurrentInspection[1]/ns0:FinishedByNameLabel[1]" w:storeItemID="{AA8D32AF-8755-47F9-BAB6-F5046DC2F84D}"/>
+            <w:dataBinding w:prefixMappings="xmlns:ns0='urn:microsoft-dynamics-nav/reports/Qlty_Certificate_of_Analysis/20401/'" w:xpath="/ns0:NavWordReportXmlPart[1]/ns0:CurrentInspection[1]/ns0:FinishedByNameLabel[1]" w:storeItemID="{F00BF611-06BA-436C-902A-C0D5E8DF929B}"/>
             <w15:color w:val="808080"/>
             <w:text/>
           </w:sdtPr>
@@ -1123,7 +995,6 @@
                   <w:rPr>
                     <w:rFonts w:asciiTheme="majorHAnsi" w:hAnsiTheme="majorHAnsi"/>
                     <w:szCs w:val="18"/>
-                    <w:lang w:val="en-US"/>
                   </w:rPr>
                   <w:t>FinishedByNameLabel</w:t>
                 </w:r>
@@ -1150,7 +1021,6 @@
             <w:rPr>
               <w:rFonts w:asciiTheme="majorHAnsi" w:hAnsiTheme="majorHAnsi"/>
               <w:szCs w:val="18"/>
-              <w:lang w:val="en-US"/>
             </w:rPr>
             <w:alias w:val="DirectorNameLabel"/>
             <w:tag w:val="#BC:InsertDataItem,DataItems/CurrentInspection/DirectorNameLabel"/>
@@ -1158,7 +1028,7 @@
             <w:placeholder>
               <w:docPart w:val="386A05D0CD5747F9B0D474203FA45796"/>
             </w:placeholder>
-            <w:dataBinding w:prefixMappings="xmlns:ns0='urn:microsoft-dynamics-nav/reports/Qlty_Certificate_of_Analysis/20401/'" w:xpath="/ns0:NavWordReportXmlPart[1]/ns0:CurrentInspection[1]/ns0:DirectorNameLabel[1]" w:storeItemID="{AA8D32AF-8755-47F9-BAB6-F5046DC2F84D}"/>
+            <w:dataBinding w:prefixMappings="xmlns:ns0='urn:microsoft-dynamics-nav/reports/Qlty_Certificate_of_Analysis/20401/'" w:xpath="/ns0:NavWordReportXmlPart[1]/ns0:CurrentInspection[1]/ns0:DirectorNameLabel[1]" w:storeItemID="{F00BF611-06BA-436C-902A-C0D5E8DF929B}"/>
             <w15:color w:val="808080"/>
             <w:text/>
           </w:sdtPr>
@@ -1182,7 +1052,6 @@
                   <w:rPr>
                     <w:rFonts w:asciiTheme="majorHAnsi" w:hAnsiTheme="majorHAnsi"/>
                     <w:szCs w:val="18"/>
-                    <w:lang w:val="en-US"/>
                   </w:rPr>
                   <w:t>DirectorNameLabel</w:t>
                 </w:r>
@@ -1285,7 +1154,6 @@
             <w:rPr>
               <w:rFonts w:asciiTheme="majorHAnsi" w:hAnsiTheme="majorHAnsi"/>
               <w:szCs w:val="18"/>
-              <w:lang w:val="en-US"/>
             </w:rPr>
             <w:alias w:val="FinishedBySignatureLabel"/>
             <w:tag w:val="#BC:InsertDataItem,DataItems/CurrentInspection/FinishedBySignatureLabel"/>
@@ -1293,7 +1161,7 @@
             <w:placeholder>
               <w:docPart w:val="F789E18365664799913CEE2C937A3551"/>
             </w:placeholder>
-            <w:dataBinding w:prefixMappings="xmlns:ns0='urn:microsoft-dynamics-nav/reports/Qlty_Certificate_of_Analysis/20401/'" w:xpath="/ns0:NavWordReportXmlPart[1]/ns0:CurrentInspection[1]/ns0:FinishedBySignatureLabel[1]" w:storeItemID="{AA8D32AF-8755-47F9-BAB6-F5046DC2F84D}"/>
+            <w:dataBinding w:prefixMappings="xmlns:ns0='urn:microsoft-dynamics-nav/reports/Qlty_Certificate_of_Analysis/20401/'" w:xpath="/ns0:NavWordReportXmlPart[1]/ns0:CurrentInspection[1]/ns0:FinishedBySignatureLabel[1]" w:storeItemID="{F00BF611-06BA-436C-902A-C0D5E8DF929B}"/>
             <w15:color w:val="808080"/>
             <w:text/>
           </w:sdtPr>
@@ -1317,7 +1185,6 @@
                   <w:rPr>
                     <w:rFonts w:asciiTheme="majorHAnsi" w:hAnsiTheme="majorHAnsi"/>
                     <w:szCs w:val="18"/>
-                    <w:lang w:val="en-US"/>
                   </w:rPr>
                   <w:t>FinishedBySignatureLabel</w:t>
                 </w:r>
@@ -1344,7 +1211,6 @@
             <w:rPr>
               <w:rFonts w:asciiTheme="majorHAnsi" w:hAnsiTheme="majorHAnsi"/>
               <w:szCs w:val="18"/>
-              <w:lang w:val="en-US"/>
             </w:rPr>
             <w:alias w:val="DirectorSignatureLabel"/>
             <w:tag w:val="#BC:InsertDataItem,DataItems/CurrentInspection/DirectorSignatureLabel"/>
@@ -1352,7 +1218,7 @@
             <w:placeholder>
               <w:docPart w:val="B59AB9A392F24C3BAE48065EC5108280"/>
             </w:placeholder>
-            <w:dataBinding w:prefixMappings="xmlns:ns0='urn:microsoft-dynamics-nav/reports/Qlty_Certificate_of_Analysis/20401/'" w:xpath="/ns0:NavWordReportXmlPart[1]/ns0:CurrentInspection[1]/ns0:DirectorSignatureLabel[1]" w:storeItemID="{AA8D32AF-8755-47F9-BAB6-F5046DC2F84D}"/>
+            <w:dataBinding w:prefixMappings="xmlns:ns0='urn:microsoft-dynamics-nav/reports/Qlty_Certificate_of_Analysis/20401/'" w:xpath="/ns0:NavWordReportXmlPart[1]/ns0:CurrentInspection[1]/ns0:DirectorSignatureLabel[1]" w:storeItemID="{F00BF611-06BA-436C-902A-C0D5E8DF929B}"/>
             <w15:color w:val="808080"/>
             <w:text/>
           </w:sdtPr>
@@ -1376,7 +1242,6 @@
                   <w:rPr>
                     <w:rFonts w:asciiTheme="majorHAnsi" w:hAnsiTheme="majorHAnsi"/>
                     <w:szCs w:val="18"/>
-                    <w:lang w:val="en-US"/>
                   </w:rPr>
                   <w:t>DirectorSignatureLabel</w:t>
                 </w:r>
@@ -1423,7 +1288,6 @@
               <w:rPr>
                 <w:rFonts w:asciiTheme="majorHAnsi" w:hAnsiTheme="majorHAnsi"/>
                 <w:szCs w:val="18"/>
-                <w:lang w:val="en-US"/>
               </w:rPr>
               <w:alias w:val="FinishedDateOnly"/>
               <w:tag w:val="#BC:InsertDataItem,DataItems/CurrentInspection/FinishedDateOnly"/>
@@ -1431,7 +1295,7 @@
               <w:placeholder>
                 <w:docPart w:val="81836F7AC7314FE1A2534FB2ABED2375"/>
               </w:placeholder>
-              <w:dataBinding w:prefixMappings="xmlns:ns0='urn:microsoft-dynamics-nav/reports/Qlty_Certificate_of_Analysis/20401/'" w:xpath="/ns0:NavWordReportXmlPart[1]/ns0:CurrentInspection[1]/ns0:FinishedDateOnly[1]" w:storeItemID="{AA8D32AF-8755-47F9-BAB6-F5046DC2F84D}"/>
+              <w:dataBinding w:prefixMappings="xmlns:ns0='urn:microsoft-dynamics-nav/reports/Qlty_Certificate_of_Analysis/20401/'" w:xpath="/ns0:NavWordReportXmlPart[1]/ns0:CurrentInspection[1]/ns0:FinishedDateOnly[1]" w:storeItemID="{F00BF611-06BA-436C-902A-C0D5E8DF929B}"/>
               <w15:color w:val="808080"/>
               <w:text/>
             </w:sdtPr>
@@ -1448,7 +1312,6 @@
                   <w:rPr>
                     <w:rFonts w:asciiTheme="majorHAnsi" w:hAnsiTheme="majorHAnsi"/>
                     <w:szCs w:val="18"/>
-                    <w:lang w:val="en-US"/>
                   </w:rPr>
                   <w:t>FinishedDateOnly</w:t>
                 </w:r>
@@ -1506,7 +1369,6 @@
               <w:rPr>
                 <w:rFonts w:asciiTheme="majorHAnsi" w:hAnsiTheme="majorHAnsi"/>
                 <w:szCs w:val="18"/>
-                <w:lang w:val="en-US"/>
               </w:rPr>
               <w:alias w:val="FinishedDateOnly"/>
               <w:tag w:val="#BC:InsertDataItem,DataItems/CurrentInspection/FinishedDateOnly"/>
@@ -1514,7 +1376,7 @@
               <w:placeholder>
                 <w:docPart w:val="829CBC43443D400DB07E51128A724B44"/>
               </w:placeholder>
-              <w:dataBinding w:prefixMappings="xmlns:ns0='urn:microsoft-dynamics-nav/reports/Qlty_Certificate_of_Analysis/20401/'" w:xpath="/ns0:NavWordReportXmlPart[1]/ns0:CurrentInspection[1]/ns0:FinishedDateOnly[1]" w:storeItemID="{AA8D32AF-8755-47F9-BAB6-F5046DC2F84D}"/>
+              <w:dataBinding w:prefixMappings="xmlns:ns0='urn:microsoft-dynamics-nav/reports/Qlty_Certificate_of_Analysis/20401/'" w:xpath="/ns0:NavWordReportXmlPart[1]/ns0:CurrentInspection[1]/ns0:FinishedDateOnly[1]" w:storeItemID="{F00BF611-06BA-436C-902A-C0D5E8DF929B}"/>
               <w15:color w:val="808080"/>
               <w:text/>
             </w:sdtPr>
@@ -1531,7 +1393,6 @@
                   <w:rPr>
                     <w:rFonts w:asciiTheme="majorHAnsi" w:hAnsiTheme="majorHAnsi"/>
                     <w:szCs w:val="18"/>
-                    <w:lang w:val="en-US"/>
                   </w:rPr>
                   <w:t>FinishedDateOnly</w:t>
                 </w:r>
@@ -1557,7 +1418,6 @@
               <w:rPr>
                 <w:rFonts w:asciiTheme="majorHAnsi" w:hAnsiTheme="majorHAnsi"/>
                 <w:szCs w:val="18"/>
-                <w:lang w:val="en-US"/>
               </w:rPr>
               <w:alias w:val="DateLabel"/>
               <w:tag w:val="#BC:InsertDataItem,Labels/DateLabel"/>
@@ -1565,7 +1425,7 @@
               <w:placeholder>
                 <w:docPart w:val="A14797C87AA847D1A60A6D78AC699441"/>
               </w:placeholder>
-              <w:dataBinding w:prefixMappings="xmlns:ns0='urn:microsoft-dynamics-nav/reports/Qlty_Certificate_of_Analysis/20401/'" w:xpath="/ns0:NavWordReportXmlPart[1]/ns0:Labels[1]/ns0:DateLabel[1]" w:storeItemID="{AA8D32AF-8755-47F9-BAB6-F5046DC2F84D}"/>
+              <w:dataBinding w:prefixMappings="xmlns:ns0='urn:microsoft-dynamics-nav/reports/Qlty_Certificate_of_Analysis/20401/'" w:xpath="/ns0:NavWordReportXmlPart[1]/ns0:Labels[1]/ns0:DateLabel[1]" w:storeItemID="{F00BF611-06BA-436C-902A-C0D5E8DF929B}"/>
               <w15:color w:val="808080"/>
               <w:text/>
             </w:sdtPr>
@@ -1575,7 +1435,6 @@
                   <w:rPr>
                     <w:rFonts w:asciiTheme="majorHAnsi" w:hAnsiTheme="majorHAnsi"/>
                     <w:szCs w:val="18"/>
-                    <w:lang w:val="en-US"/>
                   </w:rPr>
                 </w:pPr>
                 <w:proofErr w:type="spellStart"/>
@@ -1583,7 +1442,6 @@
                   <w:rPr>
                     <w:rFonts w:asciiTheme="majorHAnsi" w:hAnsiTheme="majorHAnsi"/>
                     <w:szCs w:val="18"/>
-                    <w:lang w:val="en-US"/>
                   </w:rPr>
                   <w:t>DateLabel</w:t>
                 </w:r>
@@ -1625,7 +1483,6 @@
               <w:rPr>
                 <w:rFonts w:asciiTheme="majorHAnsi" w:hAnsiTheme="majorHAnsi"/>
                 <w:szCs w:val="18"/>
-                <w:lang w:val="en-US"/>
               </w:rPr>
               <w:alias w:val="DateLabel"/>
               <w:tag w:val="#BC:InsertDataItem,Labels/DateLabel"/>
@@ -1633,7 +1490,7 @@
               <w:placeholder>
                 <w:docPart w:val="02341F58F5014C828C10A3F481616E84"/>
               </w:placeholder>
-              <w:dataBinding w:prefixMappings="xmlns:ns0='urn:microsoft-dynamics-nav/reports/Qlty_Certificate_of_Analysis/20401/'" w:xpath="/ns0:NavWordReportXmlPart[1]/ns0:Labels[1]/ns0:DateLabel[1]" w:storeItemID="{AA8D32AF-8755-47F9-BAB6-F5046DC2F84D}"/>
+              <w:dataBinding w:prefixMappings="xmlns:ns0='urn:microsoft-dynamics-nav/reports/Qlty_Certificate_of_Analysis/20401/'" w:xpath="/ns0:NavWordReportXmlPart[1]/ns0:Labels[1]/ns0:DateLabel[1]" w:storeItemID="{F00BF611-06BA-436C-902A-C0D5E8DF929B}"/>
               <w15:color w:val="808080"/>
               <w:text/>
             </w:sdtPr>
@@ -1643,7 +1500,6 @@
                   <w:rPr>
                     <w:rFonts w:asciiTheme="majorHAnsi" w:hAnsiTheme="majorHAnsi"/>
                     <w:szCs w:val="18"/>
-                    <w:lang w:val="en-US"/>
                   </w:rPr>
                 </w:pPr>
                 <w:proofErr w:type="spellStart"/>
@@ -1651,7 +1507,6 @@
                   <w:rPr>
                     <w:rFonts w:asciiTheme="majorHAnsi" w:hAnsiTheme="majorHAnsi"/>
                     <w:szCs w:val="18"/>
-                    <w:lang w:val="en-US"/>
                   </w:rPr>
                   <w:t>DateLabel</w:t>
                 </w:r>
@@ -1677,46 +1532,13 @@
         </w:tabs>
       </w:pPr>
     </w:p>
-    <w:p>
-      <w:pPr>
-        <w:tabs>
-          <w:tab w:val="left" w:pos="1843"/>
-        </w:tabs>
-      </w:pPr>
-    </w:p>
-    <w:p>
-      <w:pPr>
-        <w:tabs>
-          <w:tab w:val="left" w:pos="1843"/>
-        </w:tabs>
-      </w:pPr>
-    </w:p>
-    <w:p>
-      <w:pPr>
-        <w:tabs>
-          <w:tab w:val="left" w:pos="1843"/>
-        </w:tabs>
-      </w:pPr>
-    </w:p>
-    <w:p>
-      <w:pPr>
-        <w:tabs>
-          <w:tab w:val="left" w:pos="1843"/>
-        </w:tabs>
-      </w:pPr>
-    </w:p>
-    <w:p>
-      <w:pPr>
-        <w:tabs>
-          <w:tab w:val="left" w:pos="1843"/>
-        </w:tabs>
-      </w:pPr>
-    </w:p>
     <w:sectPr>
-      <w:headerReference w:type="default" r:id="rId9"/>
-      <w:footerReference w:type="default" r:id="rId10"/>
-      <w:headerReference w:type="first" r:id="rId11"/>
-      <w:footerReference w:type="first" r:id="rId12"/>
+      <w:headerReference w:type="even" r:id="rId9"/>
+      <w:headerReference w:type="default" r:id="rId10"/>
+      <w:footerReference w:type="even" r:id="rId11"/>
+      <w:footerReference w:type="default" r:id="rId12"/>
+      <w:headerReference w:type="first" r:id="rId13"/>
+      <w:footerReference w:type="first" r:id="rId14"/>
       <w:pgSz w:w="11906" w:h="16838" w:code="9"/>
       <w:pgMar w:top="1890" w:right="720" w:bottom="1440" w:left="720" w:header="180" w:footer="0" w:gutter="0"/>
       <w:cols w:space="708"/>
@@ -1753,6 +1575,16 @@
 </file>
 
 <file path=word/footer1.xml><?xml version="1.0" encoding="utf-8"?>
+<w:ftr xmlns:wpc="http://schemas.microsoft.com/office/word/2010/wordprocessingCanvas" xmlns:cx="http://schemas.microsoft.com/office/drawing/2014/chartex" xmlns:cx1="http://schemas.microsoft.com/office/drawing/2015/9/8/chartex" xmlns:cx2="http://schemas.microsoft.com/office/drawing/2015/10/21/chartex" xmlns:cx3="http://schemas.microsoft.com/office/drawing/2016/5/9/chartex" xmlns:cx4="http://schemas.microsoft.com/office/drawing/2016/5/10/chartex" xmlns:cx5="http://schemas.microsoft.com/office/drawing/2016/5/11/chartex" xmlns:cx6="http://schemas.microsoft.com/office/drawing/2016/5/12/chartex" xmlns:cx7="http://schemas.microsoft.com/office/drawing/2016/5/13/chartex" xmlns:cx8="http://schemas.microsoft.com/office/drawing/2016/5/14/chartex" xmlns:mc="http://schemas.openxmlformats.org/markup-compatibility/2006" xmlns:aink="http://schemas.microsoft.com/office/drawing/2016/ink" xmlns:am3d="http://schemas.microsoft.com/office/drawing/2017/model3d" xmlns:o="urn:schemas-microsoft-com:office:office" xmlns:oel="http://schemas.microsoft.com/office/2019/extlst" xmlns:r="http://schemas.openxmlformats.org/officeDocument/2006/relationships" xmlns:m="http://schemas.openxmlformats.org/officeDocument/2006/math" xmlns:v="urn:schemas-microsoft-com:vml" xmlns:wp14="http://schemas.microsoft.com/office/word/2010/wordprocessingDrawing" xmlns:wp="http://schemas.openxmlformats.org/drawingml/2006/wordprocessingDrawing" xmlns:w10="urn:schemas-microsoft-com:office:word" xmlns:w="http://schemas.openxmlformats.org/wordprocessingml/2006/main" xmlns:w14="http://schemas.microsoft.com/office/word/2010/wordml" xmlns:w15="http://schemas.microsoft.com/office/word/2012/wordml" xmlns:w16cex="http://schemas.microsoft.com/office/word/2018/wordml/cex" xmlns:w16cid="http://schemas.microsoft.com/office/word/2016/wordml/cid" xmlns:w16="http://schemas.microsoft.com/office/word/2018/wordml" xmlns:w16du="http://schemas.microsoft.com/office/word/2023/wordml/word16du" xmlns:w16sdtdh="http://schemas.microsoft.com/office/word/2020/wordml/sdtdatahash" xmlns:w16sdtfl="http://schemas.microsoft.com/office/word/2024/wordml/sdtformatlock" xmlns:w16se="http://schemas.microsoft.com/office/word/2015/wordml/symex" xmlns:wpg="http://schemas.microsoft.com/office/word/2010/wordprocessingGroup" xmlns:wpi="http://schemas.microsoft.com/office/word/2010/wordprocessingInk" xmlns:wne="http://schemas.microsoft.com/office/word/2006/wordml" xmlns:wps="http://schemas.microsoft.com/office/word/2010/wordprocessingShape" mc:Ignorable="w14 w15 w16se w16cid w16 w16cex w16sdtdh w16sdtfl w16du wp14">
+  <w:p>
+    <w:pPr>
+      <w:pStyle w:val="Footer"/>
+    </w:pPr>
+  </w:p>
+</w:ftr>
+</file>
+
+<file path=word/footer2.xml><?xml version="1.0" encoding="utf-8"?>
 <w:ftr xmlns:wpc="http://schemas.microsoft.com/office/word/2010/wordprocessingCanvas" xmlns:cx="http://schemas.microsoft.com/office/drawing/2014/chartex" xmlns:cx1="http://schemas.microsoft.com/office/drawing/2015/9/8/chartex" xmlns:cx2="http://schemas.microsoft.com/office/drawing/2015/10/21/chartex" xmlns:cx3="http://schemas.microsoft.com/office/drawing/2016/5/9/chartex" xmlns:cx4="http://schemas.microsoft.com/office/drawing/2016/5/10/chartex" xmlns:cx5="http://schemas.microsoft.com/office/drawing/2016/5/11/chartex" xmlns:cx6="http://schemas.microsoft.com/office/drawing/2016/5/12/chartex" xmlns:cx7="http://schemas.microsoft.com/office/drawing/2016/5/13/chartex" xmlns:cx8="http://schemas.microsoft.com/office/drawing/2016/5/14/chartex" xmlns:mc="http://schemas.openxmlformats.org/markup-compatibility/2006" xmlns:aink="http://schemas.microsoft.com/office/drawing/2016/ink" xmlns:am3d="http://schemas.microsoft.com/office/drawing/2017/model3d" xmlns:o="urn:schemas-microsoft-com:office:office" xmlns:oel="http://schemas.microsoft.com/office/2019/extlst" xmlns:r="http://schemas.openxmlformats.org/officeDocument/2006/relationships" xmlns:m="http://schemas.openxmlformats.org/officeDocument/2006/math" xmlns:v="urn:schemas-microsoft-com:vml" xmlns:wp14="http://schemas.microsoft.com/office/word/2010/wordprocessingDrawing" xmlns:wp="http://schemas.openxmlformats.org/drawingml/2006/wordprocessingDrawing" xmlns:w10="urn:schemas-microsoft-com:office:word" xmlns:w="http://schemas.openxmlformats.org/wordprocessingml/2006/main" xmlns:w14="http://schemas.microsoft.com/office/word/2010/wordml" xmlns:w15="http://schemas.microsoft.com/office/word/2012/wordml" xmlns:w16cex="http://schemas.microsoft.com/office/word/2018/wordml/cex" xmlns:w16cid="http://schemas.microsoft.com/office/word/2016/wordml/cid" xmlns:w16="http://schemas.microsoft.com/office/word/2018/wordml" xmlns:w16du="http://schemas.microsoft.com/office/word/2023/wordml/word16du" xmlns:w16sdtdh="http://schemas.microsoft.com/office/word/2020/wordml/sdtdatahash" xmlns:w16sdtfl="http://schemas.microsoft.com/office/word/2024/wordml/sdtformatlock" xmlns:w16se="http://schemas.microsoft.com/office/word/2015/wordml/symex" xmlns:wpg="http://schemas.microsoft.com/office/word/2010/wordprocessingGroup" xmlns:wpi="http://schemas.microsoft.com/office/word/2010/wordprocessingInk" xmlns:wne="http://schemas.microsoft.com/office/word/2006/wordml" xmlns:wps="http://schemas.microsoft.com/office/word/2010/wordprocessingShape" mc:Ignorable="w14 w15 w16se w16cid w16 w16cex w16sdtdh w16sdtfl w16du wp14">
   <w:sdt>
     <w:sdtPr>
@@ -1866,7 +1698,7 @@
 </w:ftr>
 </file>
 
-<file path=word/footer2.xml><?xml version="1.0" encoding="utf-8"?>
+<file path=word/footer3.xml><?xml version="1.0" encoding="utf-8"?>
 <w:ftr xmlns:wpc="http://schemas.microsoft.com/office/word/2010/wordprocessingCanvas" xmlns:cx="http://schemas.microsoft.com/office/drawing/2014/chartex" xmlns:cx1="http://schemas.microsoft.com/office/drawing/2015/9/8/chartex" xmlns:cx2="http://schemas.microsoft.com/office/drawing/2015/10/21/chartex" xmlns:cx3="http://schemas.microsoft.com/office/drawing/2016/5/9/chartex" xmlns:cx4="http://schemas.microsoft.com/office/drawing/2016/5/10/chartex" xmlns:cx5="http://schemas.microsoft.com/office/drawing/2016/5/11/chartex" xmlns:cx6="http://schemas.microsoft.com/office/drawing/2016/5/12/chartex" xmlns:cx7="http://schemas.microsoft.com/office/drawing/2016/5/13/chartex" xmlns:cx8="http://schemas.microsoft.com/office/drawing/2016/5/14/chartex" xmlns:mc="http://schemas.openxmlformats.org/markup-compatibility/2006" xmlns:aink="http://schemas.microsoft.com/office/drawing/2016/ink" xmlns:am3d="http://schemas.microsoft.com/office/drawing/2017/model3d" xmlns:o="urn:schemas-microsoft-com:office:office" xmlns:oel="http://schemas.microsoft.com/office/2019/extlst" xmlns:r="http://schemas.openxmlformats.org/officeDocument/2006/relationships" xmlns:m="http://schemas.openxmlformats.org/officeDocument/2006/math" xmlns:v="urn:schemas-microsoft-com:vml" xmlns:wp14="http://schemas.microsoft.com/office/word/2010/wordprocessingDrawing" xmlns:wp="http://schemas.openxmlformats.org/drawingml/2006/wordprocessingDrawing" xmlns:w10="urn:schemas-microsoft-com:office:word" xmlns:w="http://schemas.openxmlformats.org/wordprocessingml/2006/main" xmlns:w14="http://schemas.microsoft.com/office/word/2010/wordml" xmlns:w15="http://schemas.microsoft.com/office/word/2012/wordml" xmlns:w16cex="http://schemas.microsoft.com/office/word/2018/wordml/cex" xmlns:w16cid="http://schemas.microsoft.com/office/word/2016/wordml/cid" xmlns:w16="http://schemas.microsoft.com/office/word/2018/wordml" xmlns:w16du="http://schemas.microsoft.com/office/word/2023/wordml/word16du" xmlns:w16sdtdh="http://schemas.microsoft.com/office/word/2020/wordml/sdtdatahash" xmlns:w16sdtfl="http://schemas.microsoft.com/office/word/2024/wordml/sdtformatlock" xmlns:w16se="http://schemas.microsoft.com/office/word/2015/wordml/symex" xmlns:wpg="http://schemas.microsoft.com/office/word/2010/wordprocessingGroup" xmlns:wpi="http://schemas.microsoft.com/office/word/2010/wordprocessingInk" xmlns:wne="http://schemas.microsoft.com/office/word/2006/wordml" xmlns:wps="http://schemas.microsoft.com/office/word/2010/wordprocessingShape" mc:Ignorable="w14 w15 w16se w16cid w16 w16cex w16sdtdh w16sdtfl w16du wp14">
   <w:tbl>
     <w:tblPr>
@@ -1885,39 +1717,106 @@
         <w:cnfStyle w:val="100000000000" w:firstRow="1" w:lastRow="0" w:firstColumn="0" w:lastColumn="0" w:oddVBand="0" w:evenVBand="0" w:oddHBand="0" w:evenHBand="0" w:firstRowFirstColumn="0" w:firstRowLastColumn="0" w:lastRowFirstColumn="0" w:lastRowLastColumn="0"/>
         <w:trHeight w:val="253"/>
       </w:trPr>
-      <w:tc>
-        <w:tcPr>
-          <w:tcW w:w="3530" w:type="dxa"/>
-          <w:vAlign w:val="center"/>
-        </w:tcPr>
-        <w:p>
-          <w:r>
-            <w:t>Homepage</w:t>
-          </w:r>
-        </w:p>
-      </w:tc>
-      <w:tc>
-        <w:tcPr>
-          <w:tcW w:w="3449" w:type="dxa"/>
-          <w:vAlign w:val="center"/>
-        </w:tcPr>
-        <w:p>
-          <w:r>
-            <w:t>Phone No</w:t>
-          </w:r>
-        </w:p>
-      </w:tc>
-      <w:tc>
-        <w:tcPr>
-          <w:tcW w:w="930" w:type="dxa"/>
-          <w:vAlign w:val="center"/>
-        </w:tcPr>
-        <w:p>
-          <w:r>
-            <w:t>Email</w:t>
-          </w:r>
-        </w:p>
-      </w:tc>
+      <w:sdt>
+        <w:sdtPr>
+          <w:alias w:val="HomePageLabel"/>
+          <w:tag w:val="#BC:InsertDataItem,DataItems/CurrentInspection/HomePageLabel"/>
+          <w:id w:val="-859202947"/>
+          <w:placeholder>
+            <w:docPart w:val="DefaultPlaceholder_-1854013440"/>
+          </w:placeholder>
+          <w:dataBinding w:prefixMappings="xmlns:ns0='urn:microsoft-dynamics-nav/reports/Qlty_Certificate_of_Analysis/20401/'" w:xpath="/ns0:NavWordReportXmlPart[1]/ns0:CurrentInspection[1]/ns0:HomePageLabel[1]" w:storeItemID="{00000000-0000-0000-0000-000000000000}"/>
+          <w15:color w:val="808080"/>
+          <w:text/>
+        </w:sdtPr>
+        <w:sdtContent>
+          <w:tc>
+            <w:tcPr>
+              <w:tcW w:w="3530" w:type="dxa"/>
+              <w:vAlign w:val="center"/>
+            </w:tcPr>
+            <w:p>
+              <w:r>
+                <w:t>HomePageLabel</w:t>
+              </w:r>
+            </w:p>
+          </w:tc>
+        </w:sdtContent>
+      </w:sdt>
+      <w:sdt>
+        <w:sdtPr>
+          <w:rPr>
+            <w:lang w:val="da-DK"/>
+          </w:rPr>
+          <w:alias w:val="PhoneNoLabel"/>
+          <w:tag w:val="#BC:InsertDataItem,DataItems/CurrentInspection/PhoneNoLabel"/>
+          <w:id w:val="-1941904247"/>
+          <w:placeholder>
+            <w:docPart w:val="DefaultPlaceholder_-1854013440"/>
+          </w:placeholder>
+          <w:dataBinding w:prefixMappings="xmlns:ns0='urn:microsoft-dynamics-nav/reports/Qlty_Certificate_of_Analysis/20401/'" w:xpath="/ns0:NavWordReportXmlPart[1]/ns0:CurrentInspection[1]/ns0:PhoneNoLabel[1]" w:storeItemID="{00000000-0000-0000-0000-000000000000}"/>
+          <w15:color w:val="808080"/>
+          <w:text/>
+        </w:sdtPr>
+        <w:sdtContent>
+          <w:tc>
+            <w:tcPr>
+              <w:tcW w:w="3449" w:type="dxa"/>
+              <w:vAlign w:val="center"/>
+            </w:tcPr>
+            <w:p>
+              <w:pPr>
+                <w:rPr>
+                  <w:lang w:val="da-DK"/>
+                </w:rPr>
+              </w:pPr>
+              <w:r>
+                <w:rPr>
+                  <w:lang w:val="da-DK"/>
+                </w:rPr>
+                <w:t>PhoneNoLabel</w:t>
+              </w:r>
+            </w:p>
+          </w:tc>
+        </w:sdtContent>
+      </w:sdt>
+      <w:sdt>
+        <w:sdtPr>
+          <w:rPr>
+            <w:lang w:val="da-DK"/>
+          </w:rPr>
+          <w:alias w:val="EmailLabel"/>
+          <w:tag w:val="#BC:InsertDataItem,DataItems/CurrentInspection/EmailLabel"/>
+          <w:id w:val="116422885"/>
+          <w:placeholder>
+            <w:docPart w:val="DefaultPlaceholder_-1854013440"/>
+          </w:placeholder>
+          <w:dataBinding w:prefixMappings="xmlns:ns0='urn:microsoft-dynamics-nav/reports/Qlty_Certificate_of_Analysis/20401/'" w:xpath="/ns0:NavWordReportXmlPart[1]/ns0:CurrentInspection[1]/ns0:EmailLabel[1]" w:storeItemID="{00000000-0000-0000-0000-000000000000}"/>
+          <w15:color w:val="808080"/>
+          <w:text/>
+        </w:sdtPr>
+        <w:sdtContent>
+          <w:tc>
+            <w:tcPr>
+              <w:tcW w:w="930" w:type="dxa"/>
+              <w:vAlign w:val="center"/>
+            </w:tcPr>
+            <w:p>
+              <w:pPr>
+                <w:rPr>
+                  <w:lang w:val="da-DK"/>
+                </w:rPr>
+              </w:pPr>
+              <w:r>
+                <w:rPr>
+                  <w:lang w:val="da-DK"/>
+                </w:rPr>
+                <w:t>EmailLabel</w:t>
+              </w:r>
+            </w:p>
+          </w:tc>
+        </w:sdtContent>
+      </w:sdt>
       <w:tc>
         <w:tcPr>
           <w:tcW w:w="2557" w:type="dxa"/>
@@ -1935,41 +1834,100 @@
           <w:vAlign w:val="center"/>
         </w:tcPr>
         <w:p>
-          <w:r>
-            <w:t>Web/UR</w:t>
-          </w:r>
-          <w:r>
-            <w:t>L</w:t>
-          </w:r>
+          <w:sdt>
+            <w:sdtPr>
+              <w:alias w:val="HomePageValue"/>
+              <w:tag w:val="#BC:InsertDataItem,DataItems/CurrentInspection/HomePageValue"/>
+              <w:id w:val="-823122945"/>
+              <w:placeholder>
+                <w:docPart w:val="DefaultPlaceholder_-1854013440"/>
+              </w:placeholder>
+              <w:dataBinding w:prefixMappings="xmlns:ns0='urn:microsoft-dynamics-nav/reports/Qlty_Certificate_of_Analysis/20401/'" w:xpath="/ns0:NavWordReportXmlPart[1]/ns0:CurrentInspection[1]/ns0:HomePageValue[1]" w:storeItemID="{00000000-0000-0000-0000-000000000000}"/>
+              <w15:color w:val="808080"/>
+              <w:text/>
+            </w:sdtPr>
+            <w:sdtContent>
+              <w:r>
+                <w:t>HomePageValue</w:t>
+              </w:r>
+            </w:sdtContent>
+          </w:sdt>
         </w:p>
       </w:tc>
-      <w:tc>
-        <w:tcPr>
-          <w:tcW w:w="3449" w:type="dxa"/>
-          <w:vAlign w:val="center"/>
-        </w:tcPr>
-        <w:p>
-          <w:proofErr w:type="spellStart"/>
-          <w:r>
-            <w:t>PhoneNo</w:t>
-          </w:r>
-          <w:proofErr w:type="spellEnd"/>
-          <w:r>
-            <w:t>(label)</w:t>
-          </w:r>
-        </w:p>
-      </w:tc>
-      <w:tc>
-        <w:tcPr>
-          <w:tcW w:w="930" w:type="dxa"/>
-          <w:vAlign w:val="center"/>
-        </w:tcPr>
-        <w:p>
-          <w:r>
-            <w:t>Email(label)</w:t>
-          </w:r>
-        </w:p>
-      </w:tc>
+      <w:sdt>
+        <w:sdtPr>
+          <w:rPr>
+            <w:lang w:val="da-DK"/>
+          </w:rPr>
+          <w:alias w:val="PhoneNoValue"/>
+          <w:tag w:val="#BC:InsertDataItem,DataItems/CurrentInspection/PhoneNoValue"/>
+          <w:id w:val="625746486"/>
+          <w:placeholder>
+            <w:docPart w:val="DefaultPlaceholder_-1854013440"/>
+          </w:placeholder>
+          <w:dataBinding w:prefixMappings="xmlns:ns0='urn:microsoft-dynamics-nav/reports/Qlty_Certificate_of_Analysis/20401/'" w:xpath="/ns0:NavWordReportXmlPart[1]/ns0:CurrentInspection[1]/ns0:PhoneNoValue[1]" w:storeItemID="{00000000-0000-0000-0000-000000000000}"/>
+          <w15:color w:val="808080"/>
+          <w:text/>
+        </w:sdtPr>
+        <w:sdtContent>
+          <w:tc>
+            <w:tcPr>
+              <w:tcW w:w="3449" w:type="dxa"/>
+              <w:vAlign w:val="center"/>
+            </w:tcPr>
+            <w:p>
+              <w:pPr>
+                <w:rPr>
+                  <w:lang w:val="da-DK"/>
+                </w:rPr>
+              </w:pPr>
+              <w:r>
+                <w:rPr>
+                  <w:lang w:val="da-DK"/>
+                </w:rPr>
+                <w:t>PhoneNoValue</w:t>
+              </w:r>
+            </w:p>
+          </w:tc>
+        </w:sdtContent>
+      </w:sdt>
+      <w:sdt>
+        <w:sdtPr>
+          <w:rPr>
+            <w:lang w:val="da-DK"/>
+          </w:rPr>
+          <w:alias w:val="EmailValue"/>
+          <w:tag w:val="#BC:InsertDataItem,DataItems/CurrentInspection/EmailValue"/>
+          <w:id w:val="-605810453"/>
+          <w:placeholder>
+            <w:docPart w:val="DefaultPlaceholder_-1854013440"/>
+          </w:placeholder>
+          <w:dataBinding w:prefixMappings="xmlns:ns0='urn:microsoft-dynamics-nav/reports/Qlty_Certificate_of_Analysis/20401/'" w:xpath="/ns0:NavWordReportXmlPart[1]/ns0:CurrentInspection[1]/ns0:EmailValue[1]" w:storeItemID="{00000000-0000-0000-0000-000000000000}"/>
+          <w15:color w:val="808080"/>
+          <w:text/>
+        </w:sdtPr>
+        <w:sdtContent>
+          <w:tc>
+            <w:tcPr>
+              <w:tcW w:w="930" w:type="dxa"/>
+              <w:vAlign w:val="center"/>
+            </w:tcPr>
+            <w:p>
+              <w:pPr>
+                <w:rPr>
+                  <w:lang w:val="da-DK"/>
+                </w:rPr>
+              </w:pPr>
+              <w:r>
+                <w:rPr>
+                  <w:lang w:val="da-DK"/>
+                </w:rPr>
+                <w:t>EmailValue</w:t>
+              </w:r>
+            </w:p>
+          </w:tc>
+        </w:sdtContent>
+      </w:sdt>
       <w:tc>
         <w:tcPr>
           <w:tcW w:w="2557" w:type="dxa"/>
@@ -2110,6 +2068,16 @@
 
 <file path=word/header1.xml><?xml version="1.0" encoding="utf-8"?>
 <w:hdr xmlns:wpc="http://schemas.microsoft.com/office/word/2010/wordprocessingCanvas" xmlns:cx="http://schemas.microsoft.com/office/drawing/2014/chartex" xmlns:cx1="http://schemas.microsoft.com/office/drawing/2015/9/8/chartex" xmlns:cx2="http://schemas.microsoft.com/office/drawing/2015/10/21/chartex" xmlns:cx3="http://schemas.microsoft.com/office/drawing/2016/5/9/chartex" xmlns:cx4="http://schemas.microsoft.com/office/drawing/2016/5/10/chartex" xmlns:cx5="http://schemas.microsoft.com/office/drawing/2016/5/11/chartex" xmlns:cx6="http://schemas.microsoft.com/office/drawing/2016/5/12/chartex" xmlns:cx7="http://schemas.microsoft.com/office/drawing/2016/5/13/chartex" xmlns:cx8="http://schemas.microsoft.com/office/drawing/2016/5/14/chartex" xmlns:mc="http://schemas.openxmlformats.org/markup-compatibility/2006" xmlns:aink="http://schemas.microsoft.com/office/drawing/2016/ink" xmlns:am3d="http://schemas.microsoft.com/office/drawing/2017/model3d" xmlns:o="urn:schemas-microsoft-com:office:office" xmlns:oel="http://schemas.microsoft.com/office/2019/extlst" xmlns:r="http://schemas.openxmlformats.org/officeDocument/2006/relationships" xmlns:m="http://schemas.openxmlformats.org/officeDocument/2006/math" xmlns:v="urn:schemas-microsoft-com:vml" xmlns:wp14="http://schemas.microsoft.com/office/word/2010/wordprocessingDrawing" xmlns:wp="http://schemas.openxmlformats.org/drawingml/2006/wordprocessingDrawing" xmlns:w10="urn:schemas-microsoft-com:office:word" xmlns:w="http://schemas.openxmlformats.org/wordprocessingml/2006/main" xmlns:w14="http://schemas.microsoft.com/office/word/2010/wordml" xmlns:w15="http://schemas.microsoft.com/office/word/2012/wordml" xmlns:w16cex="http://schemas.microsoft.com/office/word/2018/wordml/cex" xmlns:w16cid="http://schemas.microsoft.com/office/word/2016/wordml/cid" xmlns:w16="http://schemas.microsoft.com/office/word/2018/wordml" xmlns:w16du="http://schemas.microsoft.com/office/word/2023/wordml/word16du" xmlns:w16sdtdh="http://schemas.microsoft.com/office/word/2020/wordml/sdtdatahash" xmlns:w16sdtfl="http://schemas.microsoft.com/office/word/2024/wordml/sdtformatlock" xmlns:w16se="http://schemas.microsoft.com/office/word/2015/wordml/symex" xmlns:wpg="http://schemas.microsoft.com/office/word/2010/wordprocessingGroup" xmlns:wpi="http://schemas.microsoft.com/office/word/2010/wordprocessingInk" xmlns:wne="http://schemas.microsoft.com/office/word/2006/wordml" xmlns:wps="http://schemas.microsoft.com/office/word/2010/wordprocessingShape" mc:Ignorable="w14 w15 w16se w16cid w16 w16cex w16sdtdh w16sdtfl w16du wp14">
+  <w:p>
+    <w:pPr>
+      <w:pStyle w:val="Header"/>
+    </w:pPr>
+  </w:p>
+</w:hdr>
+</file>
+
+<file path=word/header2.xml><?xml version="1.0" encoding="utf-8"?>
+<w:hdr xmlns:wpc="http://schemas.microsoft.com/office/word/2010/wordprocessingCanvas" xmlns:cx="http://schemas.microsoft.com/office/drawing/2014/chartex" xmlns:cx1="http://schemas.microsoft.com/office/drawing/2015/9/8/chartex" xmlns:cx2="http://schemas.microsoft.com/office/drawing/2015/10/21/chartex" xmlns:cx3="http://schemas.microsoft.com/office/drawing/2016/5/9/chartex" xmlns:cx4="http://schemas.microsoft.com/office/drawing/2016/5/10/chartex" xmlns:cx5="http://schemas.microsoft.com/office/drawing/2016/5/11/chartex" xmlns:cx6="http://schemas.microsoft.com/office/drawing/2016/5/12/chartex" xmlns:cx7="http://schemas.microsoft.com/office/drawing/2016/5/13/chartex" xmlns:cx8="http://schemas.microsoft.com/office/drawing/2016/5/14/chartex" xmlns:mc="http://schemas.openxmlformats.org/markup-compatibility/2006" xmlns:aink="http://schemas.microsoft.com/office/drawing/2016/ink" xmlns:am3d="http://schemas.microsoft.com/office/drawing/2017/model3d" xmlns:o="urn:schemas-microsoft-com:office:office" xmlns:oel="http://schemas.microsoft.com/office/2019/extlst" xmlns:r="http://schemas.openxmlformats.org/officeDocument/2006/relationships" xmlns:m="http://schemas.openxmlformats.org/officeDocument/2006/math" xmlns:v="urn:schemas-microsoft-com:vml" xmlns:wp14="http://schemas.microsoft.com/office/word/2010/wordprocessingDrawing" xmlns:wp="http://schemas.openxmlformats.org/drawingml/2006/wordprocessingDrawing" xmlns:w10="urn:schemas-microsoft-com:office:word" xmlns:w="http://schemas.openxmlformats.org/wordprocessingml/2006/main" xmlns:w14="http://schemas.microsoft.com/office/word/2010/wordml" xmlns:w15="http://schemas.microsoft.com/office/word/2012/wordml" xmlns:w16cex="http://schemas.microsoft.com/office/word/2018/wordml/cex" xmlns:w16cid="http://schemas.microsoft.com/office/word/2016/wordml/cid" xmlns:w16="http://schemas.microsoft.com/office/word/2018/wordml" xmlns:w16du="http://schemas.microsoft.com/office/word/2023/wordml/word16du" xmlns:w16sdtdh="http://schemas.microsoft.com/office/word/2020/wordml/sdtdatahash" xmlns:w16sdtfl="http://schemas.microsoft.com/office/word/2024/wordml/sdtformatlock" xmlns:w16se="http://schemas.microsoft.com/office/word/2015/wordml/symex" xmlns:wpg="http://schemas.microsoft.com/office/word/2010/wordprocessingGroup" xmlns:wpi="http://schemas.microsoft.com/office/word/2010/wordprocessingInk" xmlns:wne="http://schemas.microsoft.com/office/word/2006/wordml" xmlns:wps="http://schemas.microsoft.com/office/word/2010/wordprocessingShape" mc:Ignorable="w14 w15 w16se w16cid w16 w16cex w16sdtdh w16sdtfl w16du wp14">
   <w:p/>
   <w:tbl>
     <w:tblPr>
@@ -2126,48 +2094,48 @@
       <w:trPr>
         <w:cnfStyle w:val="100000000000" w:firstRow="1" w:lastRow="0" w:firstColumn="0" w:lastColumn="0" w:oddVBand="0" w:evenVBand="0" w:oddHBand="0" w:evenHBand="0" w:firstRowFirstColumn="0" w:firstRowLastColumn="0" w:lastRowFirstColumn="0" w:lastRowLastColumn="0"/>
       </w:trPr>
-      <w:tc>
-        <w:tcPr>
-          <w:tcW w:w="5228" w:type="dxa"/>
-        </w:tcPr>
-        <w:p>
-          <w:pPr>
-            <w:pStyle w:val="Headerfooterheadings"/>
-            <w:rPr>
-              <w:rStyle w:val="Strong"/>
-              <w:bCs w:val="0"/>
-            </w:rPr>
-          </w:pPr>
-          <w:sdt>
-            <w:sdtPr>
-              <w:rPr>
-                <w:bCs/>
-                <w:lang w:val="en-US"/>
-              </w:rPr>
-              <w:alias w:val="ReportTitleLabel"/>
-              <w:tag w:val="#BC:InsertDataItem,Labels/ReportTitleLabel"/>
-              <w:id w:val="-51696749"/>
-              <w:placeholder>
-                <w:docPart w:val="F9575718CD2E4AA0AD76C5165037B8EC"/>
-              </w:placeholder>
-              <w:dataBinding w:prefixMappings="xmlns:ns0='urn:microsoft-dynamics-nav/reports/Qlty_Certificate_of_Analysis/20401/'" w:xpath="/ns0:NavWordReportXmlPart[1]/ns0:Labels[1]/ns0:ReportTitleLabel[1]" w:storeItemID="{AA8D32AF-8755-47F9-BAB6-F5046DC2F84D}"/>
-              <w15:color w:val="808080"/>
-              <w:text/>
-            </w:sdtPr>
-            <w:sdtContent>
+      <w:sdt>
+        <w:sdtPr>
+          <w:rPr>
+            <w:rStyle w:val="Strong"/>
+            <w:bCs w:val="0"/>
+          </w:rPr>
+          <w:alias w:val="ReportTitleLabel"/>
+          <w:tag w:val="#BC:InsertDataItem,Labels/ReportTitleLabel"/>
+          <w:id w:val="1430776941"/>
+          <w:placeholder>
+            <w:docPart w:val="DefaultPlaceholder_-1854013440"/>
+          </w:placeholder>
+          <w:dataBinding w:prefixMappings="xmlns:ns0='urn:microsoft-dynamics-nav/reports/Qlty_Certificate_of_Analysis/20401/'" w:xpath="/ns0:NavWordReportXmlPart[1]/ns0:Labels[1]/ns0:ReportTitleLabel[1]" w:storeItemID="{00000000-0000-0000-0000-000000000000}"/>
+          <w15:color w:val="808080"/>
+          <w:text/>
+        </w:sdtPr>
+        <w:sdtContent>
+          <w:tc>
+            <w:tcPr>
+              <w:tcW w:w="5228" w:type="dxa"/>
+            </w:tcPr>
+            <w:p>
+              <w:pPr>
+                <w:pStyle w:val="Headerfooterheadings"/>
+                <w:rPr>
+                  <w:rStyle w:val="Strong"/>
+                  <w:bCs w:val="0"/>
+                </w:rPr>
+              </w:pPr>
               <w:proofErr w:type="spellStart"/>
               <w:r>
                 <w:rPr>
-                  <w:b/>
-                  <w:lang w:val="en-US"/>
+                  <w:rStyle w:val="Strong"/>
+                  <w:bCs w:val="0"/>
                 </w:rPr>
                 <w:t>ReportTitleLabel</w:t>
               </w:r>
               <w:proofErr w:type="spellEnd"/>
-            </w:sdtContent>
-          </w:sdt>
-        </w:p>
-      </w:tc>
+            </w:p>
+          </w:tc>
+        </w:sdtContent>
+      </w:sdt>
       <w:tc>
         <w:tcPr>
           <w:tcW w:w="5228" w:type="dxa"/>
@@ -2182,31 +2150,33 @@
               <w:bCs w:val="0"/>
             </w:rPr>
           </w:pPr>
-          <w:proofErr w:type="spellStart"/>
-          <w:r>
-            <w:rPr>
-              <w:rStyle w:val="HeaderfooterheadingsChar"/>
-              <w:b/>
-              <w:bCs/>
-            </w:rPr>
-            <w:t>CompanyName</w:t>
-          </w:r>
-          <w:proofErr w:type="spellEnd"/>
-          <w:r>
-            <w:rPr>
-              <w:rStyle w:val="HeaderfooterheadingsChar"/>
-              <w:b/>
-              <w:bCs/>
-            </w:rPr>
-            <w:t xml:space="preserve"> (label</w:t>
-          </w:r>
-          <w:r>
-            <w:rPr>
-              <w:rStyle w:val="Strong"/>
-              <w:b/>
-            </w:rPr>
-            <w:t>)</w:t>
-          </w:r>
+          <w:sdt>
+            <w:sdtPr>
+              <w:rPr>
+                <w:rStyle w:val="Strong"/>
+                <w:bCs w:val="0"/>
+              </w:rPr>
+              <w:alias w:val="CompanyInformation_Row1"/>
+              <w:tag w:val="#BC:InsertDataItem,DataItems/CurrentInspection/CompanyInformation_Row1"/>
+              <w:id w:val="-643049620"/>
+              <w:placeholder>
+                <w:docPart w:val="DefaultPlaceholder_-1854013440"/>
+              </w:placeholder>
+              <w:dataBinding w:prefixMappings="xmlns:ns0='urn:microsoft-dynamics-nav/reports/Qlty_Certificate_of_Analysis/20401/'" w:xpath="/ns0:NavWordReportXmlPart[1]/ns0:CurrentInspection[1]/ns0:CompanyInformation_Row1[1]" w:storeItemID="{00000000-0000-0000-0000-000000000000}"/>
+              <w15:color w:val="808080"/>
+              <w:text/>
+            </w:sdtPr>
+            <w:sdtContent>
+              <w:r>
+                <w:rPr>
+                  <w:rStyle w:val="Strong"/>
+                  <w:b/>
+                  <w:bCs w:val="0"/>
+                </w:rPr>
+                <w:t>CompanyInformation_Row1</w:t>
+              </w:r>
+            </w:sdtContent>
+          </w:sdt>
         </w:p>
       </w:tc>
     </w:tr>
@@ -2224,7 +2194,7 @@
 </w:hdr>
 </file>
 
-<file path=word/header2.xml><?xml version="1.0" encoding="utf-8"?>
+<file path=word/header3.xml><?xml version="1.0" encoding="utf-8"?>
 <w:hdr xmlns:a="http://schemas.openxmlformats.org/drawingml/2006/main" xmlns:pic="http://schemas.openxmlformats.org/drawingml/2006/picture" xmlns:a14="http://schemas.microsoft.com/office/drawing/2010/main" xmlns:wpc="http://schemas.microsoft.com/office/word/2010/wordprocessingCanvas" xmlns:cx="http://schemas.microsoft.com/office/drawing/2014/chartex" xmlns:cx1="http://schemas.microsoft.com/office/drawing/2015/9/8/chartex" xmlns:cx2="http://schemas.microsoft.com/office/drawing/2015/10/21/chartex" xmlns:cx3="http://schemas.microsoft.com/office/drawing/2016/5/9/chartex" xmlns:cx4="http://schemas.microsoft.com/office/drawing/2016/5/10/chartex" xmlns:cx5="http://schemas.microsoft.com/office/drawing/2016/5/11/chartex" xmlns:cx6="http://schemas.microsoft.com/office/drawing/2016/5/12/chartex" xmlns:cx7="http://schemas.microsoft.com/office/drawing/2016/5/13/chartex" xmlns:cx8="http://schemas.microsoft.com/office/drawing/2016/5/14/chartex" xmlns:mc="http://schemas.openxmlformats.org/markup-compatibility/2006" xmlns:aink="http://schemas.microsoft.com/office/drawing/2016/ink" xmlns:am3d="http://schemas.microsoft.com/office/drawing/2017/model3d" xmlns:o="urn:schemas-microsoft-com:office:office" xmlns:oel="http://schemas.microsoft.com/office/2019/extlst" xmlns:r="http://schemas.openxmlformats.org/officeDocument/2006/relationships" xmlns:m="http://schemas.openxmlformats.org/officeDocument/2006/math" xmlns:v="urn:schemas-microsoft-com:vml" xmlns:wp14="http://schemas.microsoft.com/office/word/2010/wordprocessingDrawing" xmlns:wp="http://schemas.openxmlformats.org/drawingml/2006/wordprocessingDrawing" xmlns:w10="urn:schemas-microsoft-com:office:word" xmlns:w="http://schemas.openxmlformats.org/wordprocessingml/2006/main" xmlns:w14="http://schemas.microsoft.com/office/word/2010/wordml" xmlns:w15="http://schemas.microsoft.com/office/word/2012/wordml" xmlns:w16cex="http://schemas.microsoft.com/office/word/2018/wordml/cex" xmlns:w16cid="http://schemas.microsoft.com/office/word/2016/wordml/cid" xmlns:w16="http://schemas.microsoft.com/office/word/2018/wordml" xmlns:w16du="http://schemas.microsoft.com/office/word/2023/wordml/word16du" xmlns:w16sdtdh="http://schemas.microsoft.com/office/word/2020/wordml/sdtdatahash" xmlns:w16sdtfl="http://schemas.microsoft.com/office/word/2024/wordml/sdtformatlock" xmlns:w16se="http://schemas.microsoft.com/office/word/2015/wordml/symex" xmlns:wpg="http://schemas.microsoft.com/office/word/2010/wordprocessingGroup" xmlns:wpi="http://schemas.microsoft.com/office/word/2010/wordprocessingInk" xmlns:wne="http://schemas.microsoft.com/office/word/2006/wordml" xmlns:wps="http://schemas.microsoft.com/office/word/2010/wordprocessingShape" mc:Ignorable="w14 w15 w16se w16cid w16 w16cex w16sdtdh w16sdtfl w16du wp14">
   <w:tbl>
     <w:tblPr>
@@ -2259,26 +2229,26 @@
           </w:pPr>
           <w:sdt>
             <w:sdtPr>
-              <w:rPr>
-                <w:b/>
-                <w:lang w:val="en-US"/>
-              </w:rPr>
               <w:alias w:val="ReportTitleLabel"/>
               <w:tag w:val="#BC:InsertDataItem,Labels/ReportTitleLabel"/>
               <w:id w:val="-190926094"/>
               <w:placeholder>
                 <w:docPart w:val="05CE9ED1BF864C9CBFC38D149BAECF67"/>
               </w:placeholder>
-              <w:dataBinding w:prefixMappings="xmlns:ns0='urn:microsoft-dynamics-nav/reports/Qlty_Certificate_of_Analysis/20401/'" w:xpath="/ns0:NavWordReportXmlPart[1]/ns0:Labels[1]/ns0:ReportTitleLabel[1]" w:storeItemID="{AA8D32AF-8755-47F9-BAB6-F5046DC2F84D}"/>
+              <w:dataBinding w:prefixMappings="xmlns:ns0='urn:microsoft-dynamics-nav/reports/Qlty_Certificate_of_Analysis/20401/'" w:xpath="/ns0:NavWordReportXmlPart[1]/ns0:Labels[1]/ns0:ReportTitleLabel[1]" w:storeItemID="{F00BF611-06BA-436C-902A-C0D5E8DF929B}"/>
               <w15:color w:val="808080"/>
               <w:text/>
             </w:sdtPr>
+            <w:sdtEndPr>
+              <w:rPr>
+                <w:b/>
+              </w:rPr>
+            </w:sdtEndPr>
             <w:sdtContent>
               <w:proofErr w:type="spellStart"/>
               <w:r>
                 <w:rPr>
                   <w:b/>
-                  <w:lang w:val="en-US"/>
                 </w:rPr>
                 <w:t>ReportTitleLabel</w:t>
               </w:r>
@@ -2428,7 +2398,7 @@
               <w:placeholder>
                 <w:docPart w:val="F14F35E5DE5F4DE38617B9C7CCD1FCEF"/>
               </w:placeholder>
-              <w:dataBinding w:prefixMappings="xmlns:ns0='urn:microsoft-dynamics-nav/reports/Qlty_Certificate_of_Analysis/20401/'" w:xpath="/ns0:NavWordReportXmlPart[1]/ns0:CurrentInspection[1]/ns0:CompanyInformation_All[1]" w:storeItemID="{AA8D32AF-8755-47F9-BAB6-F5046DC2F84D}"/>
+              <w:dataBinding w:prefixMappings="xmlns:ns0='urn:microsoft-dynamics-nav/reports/Qlty_Certificate_of_Analysis/20401/'" w:xpath="/ns0:NavWordReportXmlPart[1]/ns0:CurrentInspection[1]/ns0:CompanyInformation_All[1]" w:storeItemID="{F00BF611-06BA-436C-902A-C0D5E8DF929B}"/>
               <w15:color w:val="808080"/>
               <w:text/>
             </w:sdtPr>
@@ -2443,11 +2413,9 @@
               </w:rPr>
             </w:sdtEndPr>
             <w:sdtContent>
-              <w:proofErr w:type="spellStart"/>
               <w:r>
                 <w:t>CompanyInformation_All</w:t>
               </w:r>
-              <w:proofErr w:type="spellEnd"/>
             </w:sdtContent>
           </w:sdt>
         </w:p>
@@ -2458,9 +2426,12 @@
     <w:pPr>
       <w:pStyle w:val="BodytekstinHeaderFooter"/>
       <w:tabs>
-        <w:tab w:val="right" w:pos="10350"/>
+        <w:tab w:val="left" w:pos="8380"/>
       </w:tabs>
       <w:spacing w:line="240" w:lineRule="auto"/>
+      <w:rPr>
+        <w:lang w:val="da-DK"/>
+      </w:rPr>
     </w:pPr>
   </w:p>
 </w:hdr>
@@ -2475,7 +2446,7 @@
         <w:kern w:val="2"/>
         <w:sz w:val="24"/>
         <w:szCs w:val="24"/>
-        <w:lang w:val="en-DK" w:eastAsia="en-US" w:bidi="ar-SA"/>
+        <w:lang w:val="en-US" w:eastAsia="en-US" w:bidi="ar-SA"/>
         <w14:ligatures w14:val="standardContextual"/>
       </w:rPr>
     </w:rPrDefault>
@@ -3629,7 +3600,6 @@
       <w:kern w:val="0"/>
       <w:sz w:val="22"/>
       <w:szCs w:val="22"/>
-      <w:lang w:val="en-US" w:eastAsia="en-DK"/>
       <w14:ligatures w14:val="none"/>
     </w:rPr>
     <w:tblPr/>
@@ -3911,35 +3881,6 @@
         <w:p>
           <w:pPr>
             <w:pStyle w:val="F14F35E5DE5F4DE38617B9C7CCD1FCEF"/>
-          </w:pPr>
-          <w:r>
-            <w:rPr>
-              <w:rStyle w:val="PlaceholderText"/>
-            </w:rPr>
-            <w:t>Klik eller tryk her for at skrive tekst.</w:t>
-          </w:r>
-        </w:p>
-      </w:docPartBody>
-    </w:docPart>
-    <w:docPart>
-      <w:docPartPr>
-        <w:name w:val="49D87BC433EE47D08932D472D21E72C4"/>
-        <w:category>
-          <w:name w:val="General"/>
-          <w:gallery w:val="placeholder"/>
-        </w:category>
-        <w:types>
-          <w:type w:val="bbPlcHdr"/>
-        </w:types>
-        <w:behaviors>
-          <w:behavior w:val="content"/>
-        </w:behaviors>
-        <w:guid w:val="{89F41699-652F-4C90-BDD6-8A3956776B76}"/>
-      </w:docPartPr>
-      <w:docPartBody>
-        <w:p>
-          <w:pPr>
-            <w:pStyle w:val="49D87BC433EE47D08932D472D21E72C4"/>
           </w:pPr>
           <w:r>
             <w:rPr>
@@ -4532,35 +4473,6 @@
     </w:docPart>
     <w:docPart>
       <w:docPartPr>
-        <w:name w:val="F9575718CD2E4AA0AD76C5165037B8EC"/>
-        <w:category>
-          <w:name w:val="General"/>
-          <w:gallery w:val="placeholder"/>
-        </w:category>
-        <w:types>
-          <w:type w:val="bbPlcHdr"/>
-        </w:types>
-        <w:behaviors>
-          <w:behavior w:val="content"/>
-        </w:behaviors>
-        <w:guid w:val="{286A93D0-6557-4A79-978B-58C0C3390447}"/>
-      </w:docPartPr>
-      <w:docPartBody>
-        <w:p>
-          <w:pPr>
-            <w:pStyle w:val="F9575718CD2E4AA0AD76C5165037B8EC"/>
-          </w:pPr>
-          <w:r>
-            <w:rPr>
-              <w:rStyle w:val="PlaceholderText"/>
-            </w:rPr>
-            <w:t>Klik eller tryk her for at skrive tekst.</w:t>
-          </w:r>
-        </w:p>
-      </w:docPartBody>
-    </w:docPart>
-    <w:docPart>
-      <w:docPartPr>
         <w:name w:val="A0BC394551BB4CEDA4FEC5D9E369BD87"/>
         <w:category>
           <w:name w:val="General"/>
@@ -4671,64 +4583,6 @@
               <w:rStyle w:val="PlaceholderText"/>
             </w:rPr>
             <w:t>Click or tap here to enter text.</w:t>
-          </w:r>
-        </w:p>
-      </w:docPartBody>
-    </w:docPart>
-    <w:docPart>
-      <w:docPartPr>
-        <w:name w:val="68C4C7E8B3FB4B2EB466FA7D4147BC3F"/>
-        <w:category>
-          <w:name w:val="General"/>
-          <w:gallery w:val="placeholder"/>
-        </w:category>
-        <w:types>
-          <w:type w:val="bbPlcHdr"/>
-        </w:types>
-        <w:behaviors>
-          <w:behavior w:val="content"/>
-        </w:behaviors>
-        <w:guid w:val="{B5E7447F-A6DE-4474-98DB-40E88B6B3D92}"/>
-      </w:docPartPr>
-      <w:docPartBody>
-        <w:p>
-          <w:pPr>
-            <w:pStyle w:val="68C4C7E8B3FB4B2EB466FA7D4147BC3F"/>
-          </w:pPr>
-          <w:r>
-            <w:rPr>
-              <w:rStyle w:val="PlaceholderText"/>
-            </w:rPr>
-            <w:t>Click or tap here to enter text.</w:t>
-          </w:r>
-        </w:p>
-      </w:docPartBody>
-    </w:docPart>
-    <w:docPart>
-      <w:docPartPr>
-        <w:name w:val="4E19F37137BE423383CADFBAE2C4F5C2"/>
-        <w:category>
-          <w:name w:val="General"/>
-          <w:gallery w:val="placeholder"/>
-        </w:category>
-        <w:types>
-          <w:type w:val="bbPlcHdr"/>
-        </w:types>
-        <w:behaviors>
-          <w:behavior w:val="content"/>
-        </w:behaviors>
-        <w:guid w:val="{6A26FAE7-96A3-457C-90FA-483191588A64}"/>
-      </w:docPartPr>
-      <w:docPartBody>
-        <w:p>
-          <w:pPr>
-            <w:pStyle w:val="4E19F37137BE423383CADFBAE2C4F5C2"/>
-          </w:pPr>
-          <w:r>
-            <w:rPr>
-              <w:rStyle w:val="PlaceholderText"/>
-            </w:rPr>
-            <w:t>Klik eller tryk her for at skrive tekst.</w:t>
           </w:r>
         </w:p>
       </w:docPartBody>
@@ -4907,6 +4761,87 @@
         </w:p>
       </w:docPartBody>
     </w:docPart>
+    <w:docPart>
+      <w:docPartPr>
+        <w:name w:val="11BF90FB25054A439A2BFF5F8DE15B83"/>
+        <w:category>
+          <w:name w:val="General"/>
+          <w:gallery w:val="placeholder"/>
+        </w:category>
+        <w:types>
+          <w:type w:val="bbPlcHdr"/>
+        </w:types>
+        <w:behaviors>
+          <w:behavior w:val="content"/>
+        </w:behaviors>
+        <w:guid w:val="{04E44EDD-407D-4EB5-A2DB-5D702DF5C66E}"/>
+      </w:docPartPr>
+      <w:docPartBody>
+        <w:p>
+          <w:pPr>
+            <w:pStyle w:val="11BF90FB25054A439A2BFF5F8DE15B83"/>
+          </w:pPr>
+          <w:r>
+            <w:rPr>
+              <w:rStyle w:val="PlaceholderText"/>
+            </w:rPr>
+            <w:t>Click or tap here to enter text.</w:t>
+          </w:r>
+        </w:p>
+      </w:docPartBody>
+    </w:docPart>
+    <w:docPart>
+      <w:docPartPr>
+        <w:name w:val="DefaultPlaceholder_-1854013440"/>
+        <w:category>
+          <w:name w:val="General"/>
+          <w:gallery w:val="placeholder"/>
+        </w:category>
+        <w:types>
+          <w:type w:val="bbPlcHdr"/>
+        </w:types>
+        <w:behaviors>
+          <w:behavior w:val="content"/>
+        </w:behaviors>
+        <w:guid w:val="{BAAF8A94-7C64-490E-9933-787F190B7236}"/>
+      </w:docPartPr>
+      <w:docPartBody>
+        <w:p>
+          <w:r>
+            <w:rPr>
+              <w:rStyle w:val="PlaceholderText"/>
+            </w:rPr>
+            <w:t>Click or tap here to enter text.</w:t>
+          </w:r>
+        </w:p>
+      </w:docPartBody>
+    </w:docPart>
+    <w:docPart>
+      <w:docPartPr>
+        <w:name w:val="133094D7CAEC43C4819264043F3B7AF1"/>
+        <w:category>
+          <w:name w:val="General"/>
+          <w:gallery w:val="placeholder"/>
+        </w:category>
+        <w:types>
+          <w:type w:val="bbPlcHdr"/>
+        </w:types>
+        <w:behaviors>
+          <w:behavior w:val="content"/>
+        </w:behaviors>
+        <w:guid w:val="{B36E9F85-7F82-499F-BB59-11283C679F76}"/>
+      </w:docPartPr>
+      <w:docPartBody>
+        <w:p>
+          <w:r>
+            <w:rPr>
+              <w:rStyle w:val="PlaceholderText"/>
+            </w:rPr>
+            <w:t>CurrentInspectionLine: insert any data item you want to repeat.</w:t>
+          </w:r>
+        </w:p>
+      </w:docPartBody>
+    </w:docPart>
   </w:docParts>
 </w:glossaryDocument>
 </file>
@@ -4914,7 +4849,6 @@
 <file path=word/glossary/fontTable.xml><?xml version="1.0" encoding="utf-8"?>
 <w:fonts xmlns:mc="http://schemas.openxmlformats.org/markup-compatibility/2006" xmlns:r="http://schemas.openxmlformats.org/officeDocument/2006/relationships" xmlns:w="http://schemas.openxmlformats.org/wordprocessingml/2006/main" xmlns:w14="http://schemas.microsoft.com/office/word/2010/wordml" xmlns:w15="http://schemas.microsoft.com/office/word/2012/wordml" xmlns:w16cex="http://schemas.microsoft.com/office/word/2018/wordml/cex" xmlns:w16cid="http://schemas.microsoft.com/office/word/2016/wordml/cid" xmlns:w16="http://schemas.microsoft.com/office/word/2018/wordml" xmlns:w16du="http://schemas.microsoft.com/office/word/2023/wordml/word16du" xmlns:w16sdtdh="http://schemas.microsoft.com/office/word/2020/wordml/sdtdatahash" xmlns:w16sdtfl="http://schemas.microsoft.com/office/word/2024/wordml/sdtformatlock" xmlns:w16se="http://schemas.microsoft.com/office/word/2015/wordml/symex" mc:Ignorable="w14 w15 w16se w16cid w16 w16cex w16sdtdh w16sdtfl w16du">
   <w:font w:name="Aptos">
-    <w:panose1 w:val="020B0004020202020204"/>
     <w:charset w:val="00"/>
     <w:family w:val="swiss"/>
     <w:pitch w:val="variable"/>
@@ -4935,7 +4869,6 @@
     <w:sig w:usb0="E4002EFF" w:usb1="C000E47F" w:usb2="00000009" w:usb3="00000000" w:csb0="000001FF" w:csb1="00000000"/>
   </w:font>
   <w:font w:name="Aptos Display">
-    <w:panose1 w:val="020B0004020202020204"/>
     <w:charset w:val="00"/>
     <w:family w:val="swiss"/>
     <w:pitch w:val="variable"/>
@@ -4961,29 +4894,43 @@
   <w:rsids>
     <w:rsidRoot w:val="00026C03"/>
     <w:rsid w:val="00026C03"/>
+    <w:rsid w:val="000522FC"/>
     <w:rsid w:val="00102FEE"/>
+    <w:rsid w:val="00111389"/>
     <w:rsid w:val="00113F8A"/>
     <w:rsid w:val="001C1EF7"/>
+    <w:rsid w:val="001D1B62"/>
     <w:rsid w:val="002B3DF6"/>
     <w:rsid w:val="00311401"/>
     <w:rsid w:val="00317E31"/>
+    <w:rsid w:val="003636BB"/>
     <w:rsid w:val="0039081A"/>
+    <w:rsid w:val="003B13C1"/>
+    <w:rsid w:val="004271BE"/>
+    <w:rsid w:val="004E0C36"/>
     <w:rsid w:val="00521E26"/>
     <w:rsid w:val="005F0F84"/>
+    <w:rsid w:val="00676D3F"/>
+    <w:rsid w:val="006E63E7"/>
     <w:rsid w:val="007956A8"/>
     <w:rsid w:val="00890CEF"/>
     <w:rsid w:val="008E6AF9"/>
     <w:rsid w:val="009F310E"/>
+    <w:rsid w:val="00A06F7B"/>
     <w:rsid w:val="00A70A2D"/>
     <w:rsid w:val="00A74A58"/>
+    <w:rsid w:val="00AB35DC"/>
     <w:rsid w:val="00B205B5"/>
     <w:rsid w:val="00B26145"/>
     <w:rsid w:val="00B33746"/>
+    <w:rsid w:val="00B83A35"/>
     <w:rsid w:val="00C3763E"/>
+    <w:rsid w:val="00CA76BB"/>
     <w:rsid w:val="00D855FC"/>
     <w:rsid w:val="00DC6E86"/>
     <w:rsid w:val="00E67FA6"/>
     <w:rsid w:val="00F1246A"/>
+    <w:rsid w:val="00F42D0E"/>
     <w:rsid w:val="00FC34CE"/>
     <w:rsid w:val="00FD0CC1"/>
     <w:rsid w:val="00FF51FE"/>
@@ -5001,7 +4948,7 @@
     <m:intLim m:val="subSup"/>
     <m:naryLim m:val="undOvr"/>
   </m:mathPr>
-  <w:themeFontLang w:val="en-DK"/>
+  <w:themeFontLang w:val="en-US"/>
   <w:clrSchemeMapping w:bg1="light1" w:t1="dark1" w:bg2="light2" w:t2="dark2" w:accent1="accent1" w:accent2="accent2" w:accent3="accent3" w:accent4="accent4" w:accent5="accent5" w:accent6="accent6" w:hyperlink="hyperlink" w:followedHyperlink="followedHyperlink"/>
   <w:decimalSymbol w:val="."/>
   <w:listSeparator w:val=","/>
@@ -5018,7 +4965,7 @@
         <w:kern w:val="2"/>
         <w:sz w:val="24"/>
         <w:szCs w:val="24"/>
-        <w:lang w:val="en-DK" w:eastAsia="en-DK" w:bidi="ar-SA"/>
+        <w:lang w:val="en-US" w:eastAsia="en-US" w:bidi="ar-SA"/>
         <w14:ligatures w14:val="standardContextual"/>
       </w:rPr>
     </w:rPrDefault>
@@ -5442,7 +5389,7 @@
     <w:basedOn w:val="DefaultParagraphFont"/>
     <w:uiPriority w:val="99"/>
     <w:semiHidden/>
-    <w:rsid w:val="007956A8"/>
+    <w:rsid w:val="001D1B62"/>
     <w:rPr>
       <w:color w:val="666666"/>
     </w:rPr>
@@ -5658,6 +5605,22 @@
   <w:style w:type="paragraph" w:customStyle="1" w:styleId="D8FE75D581064268B3BCB1BDB5C8E6CE">
     <w:name w:val="D8FE75D581064268B3BCB1BDB5C8E6CE"/>
     <w:rsid w:val="007956A8"/>
+  </w:style>
+  <w:style w:type="paragraph" w:customStyle="1" w:styleId="11BF90FB25054A439A2BFF5F8DE15B83">
+    <w:name w:val="11BF90FB25054A439A2BFF5F8DE15B83"/>
+    <w:rsid w:val="003636BB"/>
+  </w:style>
+  <w:style w:type="paragraph" w:customStyle="1" w:styleId="45989E0E72AB4588842F74EDCD460C7F">
+    <w:name w:val="45989E0E72AB4588842F74EDCD460C7F"/>
+    <w:rsid w:val="003636BB"/>
+  </w:style>
+  <w:style w:type="paragraph" w:customStyle="1" w:styleId="D7CB4AA16C8943A28CA44508F678399E">
+    <w:name w:val="D7CB4AA16C8943A28CA44508F678399E"/>
+    <w:rsid w:val="006E63E7"/>
+  </w:style>
+  <w:style w:type="paragraph" w:customStyle="1" w:styleId="5F394160E8EA44A8BA7725A69F2ACE0C">
+    <w:name w:val="5F394160E8EA44A8BA7725A69F2ACE0C"/>
+    <w:rsid w:val="001D1B62"/>
   </w:style>
 </w:styles>
 </file>
@@ -5986,7 +5949,7 @@
 
 <file path=word/webextensions/taskpanes.xml><?xml version="1.0" encoding="utf-8"?>
 <wetp:taskpanes xmlns:wetp="http://schemas.microsoft.com/office/webextensions/taskpanes/2010/11">
-  <wetp:taskpane dockstate="right" visibility="0" width="350" row="6">
+  <wetp:taskpane dockstate="right" visibility="0" width="525" row="2">
     <wetp:webextensionref xmlns:r="http://schemas.openxmlformats.org/officeDocument/2006/relationships" r:id="rId1"/>
   </wetp:taskpane>
 </wetp:taskpanes>
@@ -6004,9 +5967,13 @@
 </we:webextension>
 </file>
 
-<file path=customXml/item1.xml>��< ? x m l   v e r s i o n = " 1 . 0 "   e n c o d i n g = " u t f - 1 6 " ? > - 
- < N a v W o r d R e p o r t X m l P a r t   x m l n s = " u r n : m i c r o s o f t - d y n a m i c s - b u s i n e s s c e n t r a l / i n t e r n a l / e x t e n d e d / r e p o r t s / Q l t y _ C e r t i f i c a t e _ o f _ A n a l y s i s / 2 0 4 0 1 / " > +<file path=customXml/item1.xml><?xml version="1.0" encoding="utf-8"?>
+<b:Sources xmlns:b="http://schemas.openxmlformats.org/officeDocument/2006/bibliography" xmlns="http://schemas.openxmlformats.org/officeDocument/2006/bibliography" SelectedStyle="\APASixthEditionOfficeOnline.xsl" StyleName="APA" Version="6"/>
+</file>
+
+<file path=customXml/item2.xml>��< ? x m l   v e r s i o n = " 1 . 0 "   e n c o d i n g = " u t f - 1 6 " ? > + 
+ < N a v W o r d R e p o r t X m l P a r t   x m l n s = " u r n : m i c r o s o f t - d y n a m i c s - n a v / r e p o r t s / Q l t y _ C e r t i f i c a t e _ o f _ A n a l y s i s / 2 0 4 0 1 / " >   
      < B C R e p o r t I n f o r m a t i o n >   
@@ -6074,479 +6041,277 @@
  
      < L a b e l s >   
-         < C o m p l e t e d B y L a b e l   E l e m e n t T y p e = " P a r a m e t e r "   E l e m e n t I d = " 9 2 6 8 6 1 7 7 3 "   D a t a T y p e = " S t r i n g " > C o m p l e t e d B y L a b e l < / C o m p l e t e d B y L a b e l > - 
-         < C o m p l e t e d D a t e L a b e l   E l e m e n t T y p e = " P a r a m e t e r "   E l e m e n t I d = " 1 4 6 7 6 7 4 5 7 8 "   D a t a T y p e = " S t r i n g " > C o m p l e t e d D a t e L a b e l < / C o m p l e t e d D a t e L a b e l > - 
-         < C o n d i t i o n L a b e l   E l e m e n t T y p e = " P a r a m e t e r "   E l e m e n t I d = " 1 4 2 4 6 4 8 2 8 8 "   D a t a T y p e = " S t r i n g " > C o n d i t i o n L a b e l < / C o n d i t i o n L a b e l > - 
-         < D a t e L a b e l   E l e m e n t T y p e = " P a r a m e t e r "   E l e m e n t I d = " 7 9 3 8 1 7 7 7 7 "   D a t a T y p e = " S t r i n g " > D a t e L a b e l < / D a t e L a b e l > - 
-         < I t e m T r a c k i n g L a b e l   E l e m e n t T y p e = " P a r a m e t e r "   E l e m e n t I d = " 9 3 5 5 3 4 6 7 1 "   D a t a T y p e = " S t r i n g " > I t e m T r a c k i n g L a b e l < / I t e m T r a c k i n g L a b e l > - 
-         < M e a s u r e m e n t L a b e l   E l e m e n t T y p e = " P a r a m e t e r "   E l e m e n t I d = " 1 7 6 1 7 7 1 9 3 5 "   D a t a T y p e = " S t r i n g " > M e a s u r e m e n t L a b e l < / M e a s u r e m e n t L a b e l > - 
-         < M e t r i c L a b e l   E l e m e n t T y p e = " P a r a m e t e r "   E l e m e n t I d = " 2 7 1 2 2 7 7 7 5 "   D a t a T y p e = " S t r i n g " > M e t r i c L a b e l < / M e t r i c L a b e l > - 
-         < P r o d u c t L a b e l   E l e m e n t T y p e = " P a r a m e t e r "   E l e m e n t I d = " 5 3 6 5 2 5 3 1 2 "   D a t a T y p e = " S t r i n g " > P r o d u c t L a b e l < / P r o d u c t L a b e l > - 
-         < R e i n s p e c t i o n L a b e l   E l e m e n t T y p e = " P a r a m e t e r "   E l e m e n t I d = " 8 9 4 4 0 3 1 8 2 "   D a t a T y p e = " S t r i n g " > R e i n s p e c t i o n L a b e l < / R e i n s p e c t i o n L a b e l > - 
-         < R e p o r t T i t l e L a b e l   E l e m e n t T y p e = " P a r a m e t e r "   E l e m e n t I d = " 1 2 9 7 0 8 9 6 2 7 "   D a t a T y p e = " S t r i n g " > R e p o r t T i t l e L a b e l < / R e p o r t T i t l e L a b e l > - 
-         < R e s u l t L a b e l   E l e m e n t T y p e = " P a r a m e t e r "   E l e m e n t I d = " 4 0 7 6 0 6 8 8 6 "   D a t a T y p e = " S t r i n g " > R e s u l t L a b e l < / R e s u l t L a b e l > - 
-         < T e s t D o c u m e n t N o L a b e l   E l e m e n t T y p e = " P a r a m e t e r "   E l e m e n t I d = " 1 6 2 2 1 4 2 9 2 3 "   D a t a T y p e = " S t r i n g " > T e s t D o c u m e n t N o L a b e l < / T e s t D o c u m e n t N o L a b e l > +         < C o m p l e t e d B y L a b e l > C o m p l e t e d B y L a b e l < / C o m p l e t e d B y L a b e l > + 
+         < C o m p l e t e d D a t e L a b e l > C o m p l e t e d D a t e L a b e l < / C o m p l e t e d D a t e L a b e l > + 
+         < C o n d i t i o n L a b e l > C o n d i t i o n L a b e l < / C o n d i t i o n L a b e l > + 
+         < D a t e L a b e l > D a t e L a b e l < / D a t e L a b e l > + 
+         < I t e m T r a c k i n g L a b e l > I t e m T r a c k i n g L a b e l < / I t e m T r a c k i n g L a b e l > + 
+         < M e a s u r e m e n t L a b e l > M e a s u r e m e n t L a b e l < / M e a s u r e m e n t L a b e l > + 
+         < M e t r i c L a b e l > M e t r i c L a b e l < / M e t r i c L a b e l > + 
+         < P r o d u c t L a b e l > P r o d u c t L a b e l < / P r o d u c t L a b e l > + 
+         < R e i n s p e c t i o n L a b e l > R e i n s p e c t i o n L a b e l < / R e i n s p e c t i o n L a b e l > + 
+         < R e p o r t T i t l e L a b e l > R e p o r t T i t l e L a b e l < / R e p o r t T i t l e L a b e l > + 
+         < R e s u l t L a b e l > R e s u l t L a b e l < / R e s u l t L a b e l > + 
+         < T e s t D o c u m e n t N o L a b e l > T e s t D o c u m e n t N o L a b e l < / T e s t D o c u m e n t N o L a b e l >   
      < / L a b e l s >   
-     < T o o l t i p s > - 
-         < T o o l t i p   c o l u m n = " Q l t y I n s p e c t i o n T e m p l a t e _ D e s c r i p t i o n "   E l e m e n t I d = " 1 6 5 2 0 6 9 5 9 8 " > - 
-             < T o o l t i p T e x t   l a n g = " e n - U S " > S p e c i f i e s   a n   e x p l a n a t i o n   o f   t h e   Q u a l i t y   I n s p e c t i o n   T e m p l a t e .   Y o u   c a n   e n t e r   a   m a x i m u m   o f   1 0 0   c h a r a c t e r s ,   b o t h   n u m b e r s   a n d   l e t t e r s . < / T o o l t i p T e x t > - 
-         < / T o o l t i p > - 
-         < T o o l t i p   c o l u m n = " Q l t y I n s p e c t i o n _ D e s c r i p t i o n "   E l e m e n t I d = " 7 3 9 0 1 9 9 1 0 " > - 
-             < T o o l t i p T e x t   l a n g = " e n - U S " > S p e c i f i e s   a   d e s c r i p t i o n   o f   t h e   Q u a l i t y   I n s p e c t i o n   i t s e l f . < / T o o l t i p T e x t > - 
-         < / T o o l t i p > - 
-         < T o o l t i p   c o l u m n = " Q l t y I n s p e c t i o n _ S t a t u s "   E l e m e n t I d = " 8 5 1 7 5 2 7 6 8 " > - 
-             < T o o l t i p T e x t   l a n g = " e n - U S " > S p e c i f i e s   t h e   s t a t u s   o f   t h e   i n s p e c t i o n .   N o   a d d i t i o n a l   c h a n g e s   c a n   b e   m a d e   t o   a   f i n i s h e d   Q u a l i t y   I n s p e c t i o n . < / T o o l t i p T e x t > - 
-         < / T o o l t i p > - 
-         < T o o l t i p   c o l u m n = " Q l t y I n s p e c t i o n _ R e s u l t _ C o d e "   E l e m e n t I d = " 1 8 0 7 0 7 7 0 6 5 " > - 
-             < T o o l t i p T e x t   l a n g = " e n - U S " > S p e c i f i e s   t h e   r e s u l t   i s   a u t o m a t i c a l l y   d e t e r m i n e d   b a s e d   o n   t h e   t e s t   v a l u e   a n d   r e s u l t   c o n f i g u r a t i o n . < / T o o l t i p T e x t > - 
-         < / T o o l t i p > - 
-         < T o o l t i p   c o l u m n = " Q l t y I n s p e c t i o n _ R e s u l t _ D e s c r i p t i o n "   E l e m e n t I d = " 8 1 0 5 3 8 1 8 8 " > - 
-             < T o o l t i p T e x t   l a n g = " e n - U S " > S p e c i f i e s   t h e   r e s u l t   d e s c r i p t i o n   f o r   t h i s   t e s t   r e s u l t .   T h e   r e s u l t   i s   a u t o m a t i c a l l y   d e t e r m i n e d   b a s e d   o n   t h e   t e s t   v a l u e   a n d   r e s u l t   c o n f i g u r a t i o n . < / T o o l t i p T e x t > - 
-         < / T o o l t i p > - 
-         < T o o l t i p   c o l u m n = " Q l t y I n s p e c t i o n _ N o "   E l e m e n t I d = " 2 1 2 0 6 1 5 7 4 9 " > - 
-             < T o o l t i p T e x t   l a n g = " e n - U S " > S p e c i f i e s   t h e   q u a l i t y   i n s p e c t i o n   d o c u m e n t   n u m b e r . < / T o o l t i p T e x t > - 
-         < / T o o l t i p > - 
-         < T o o l t i p   c o l u m n = " Q l t y I n s p e c t i o n _ R e i n s p e c t i o n N o "   E l e m e n t I d = " 7 5 1 7 3 5 6 " > - 
-             < T o o l t i p T e x t   l a n g = " e n - U S " > S p e c i f i e s   t h e   r e - i n s p e c t i o n   c o u n t e r . < / T o o l t i p T e x t > - 
-         < / T o o l t i p > - 
-         < T o o l t i p   c o l u m n = " Q l t y I n s p e c t i o n _ F i n i s h e d _ B y _ U s e r _ I D "   E l e m e n t I d = " 1 7 5 0 5 1 6 3 3 8 " > - 
-             < T o o l t i p T e x t   l a n g = " e n - U S " > S p e c i f i e s   t h e   u s e r   t h a t   f i n i s h e d   t h e   i n s p e c t i o n . < / T o o l t i p T e x t > - 
-         < / T o o l t i p > - 
-         < T o o l t i p   c o l u m n = " Q l t y I n s p e c t i o n _ F i n i s h e d _ D a t e "   E l e m e n t I d = " 1 8 3 4 1 2 2 7 6 5 " > - 
-             < T o o l t i p T e x t   l a n g = " e n - U S " > S p e c i f i e s   t h e   d a t e   t h a t   t h e   i n s p e c t i o n   w a s   f i n i s h e d . < / T o o l t i p T e x t > - 
-         < / T o o l t i p > - 
-         < T o o l t i p   c o l u m n = " Q l t y I n s p e c t i o n _ S o u r c e _ I t e m _ N o _ "   E l e m e n t I d = " 1 2 6 8 0 5 0 5 1 8 " > - 
-             < T o o l t i p T e x t   l a n g = " e n - U S " > S p e c i f i e s   t h e   i t e m   t h a t   t h e   Q u a l i t y   I n s p e c t i o n   i s   f o r .   W h e n   u s e d   w i t h   p r o d u c t i o n   o r d e r s   t h i s   t y p i c a l l y   r e f e r s   t o   t h e   i t e m   b e i n g   p r o d u c e d . < / T o o l t i p T e x t > - 
-         < / T o o l t i p > - 
-         < T o o l t i p   c o l u m n = " Q l t y I n s p e c t i o n _ S o u r c e _ I t e m _ D e s c r i p t i o n "   E l e m e n t I d = " 6 4 6 8 9 0 6 3 0 " > - 
-             < T o o l t i p T e x t   l a n g = " e n - U S " > S p e c i f i e s   a   d e s c r i p t i o n   o f   t h e   i t e m . < / T o o l t i p T e x t > - 
-         < / T o o l t i p > - 
-         < T o o l t i p   c o l u m n = " Q l t y I n s p e c t i o n _ S o u r c e _ I t e m _ D e s c r i p t i o n 2 "   E l e m e n t I d = " 1 2 7 9 3 6 9 3 5 2 " > - 
-             < T o o l t i p T e x t   l a n g = " e n - U S " > S p e c i f i e s   i n f o r m a t i o n   i n   a d d i t i o n   t o   t h e   d e s c r i p t i o n . < / T o o l t i p T e x t > - 
-         < / T o o l t i p > - 
-         < T o o l t i p   c o l u m n = " Q l t y I n s p e c t i o n _ S o u r c e _ V a r i a n t _ C o d e "   E l e m e n t I d = " 1 6 0 8 4 0 3 8 2 1 " > - 
-             < T o o l t i p T e x t   l a n g = " e n - U S " > S p e c i f i e s   t h e   i t e m   v a r i a n t   t h a t   t h e   Q u a l i t y   I n s p e c t i o n   i s   f o r .   W h e n   u s e d   w i t h   p r o d u c t i o n   o r d e r s   t h i s   t y p i c a l l y   r e f e r s   t o   t h e   i t e m   b e i n g   p r o d u c e d . < / T o o l t i p T e x t > - 
-         < / T o o l t i p > - 
-         < T o o l t i p   c o l u m n = " Q l t y I n s p e c t i o n _ S o u r c e _ L o t _ N o _ "   E l e m e n t I d = " 1 1 2 3 5 5 1 3 1 2 " > - 
-             < T o o l t i p T e x t   l a n g = " e n - U S " > S p e c i f i e s   t h e   l o t   n u m b e r   t h a t   t h e   q u a l i t y   i n s p e c t i o n   i s   f o r .   T h i s   i s   o n l y   u s e d   f o r   l o t   t r a c k e d   i t e m s . < / T o o l t i p T e x t > - 
-         < / T o o l t i p > - 
-         < T o o l t i p   c o l u m n = " Q l t y I n s p e c t i o n _ S o u r c e _ S e r i a l _ N o _ "   E l e m e n t I d = " 1 5 2 0 5 9 1 4 4 7 " > - 
-             < T o o l t i p T e x t   l a n g = " e n - U S " > S p e c i f i e s   t h e   s e r i a l   n u m b e r   t h a t   t h e   q u a l i t y   i n s p e c t i o n   i s   f o r .   T h i s   i s   o n l y   u s e d   f o r   s e r i a l   t r a c k e d   i t e m s . < / T o o l t i p T e x t > - 
-         < / T o o l t i p > - 
-         < T o o l t i p   c o l u m n = " Q l t y I n s p e c t i o n _ S o u r c e _ P a c k a g e _ N o _ "   E l e m e n t I d = " 1 9 6 1 1 2 9 9 7 " > - 
-             < T o o l t i p T e x t   l a n g = " e n - U S " > S p e c i f i e s   t h e   p a c k a g e   n u m b e r   t h a t   t h e   q u a l i t y   i n s p e c t i o n   i s   f o r .   T h i s   i s   o n l y   u s e d   f o r   p a c k a g e   t r a c k e d   i t e m s . < / T o o l t i p T e x t > - 
-         < / T o o l t i p > - 
-         < T o o l t i p   c o l u m n = " Q l t y I n s p e c t i o n _ S o u r c e _ D o c u m e n t _ N o _ "   E l e m e n t I d = " 1 6 7 5 9 1 6 2 8 8 " > - 
-             < T o o l t i p T e x t   l a n g = " e n - U S " > S p e c i f i e s   a   r e f e r e n c e   t o   t h e   d o c u m e n t   t h a t   t h i s   Q u a l i t y   I n s p e c t i o n   i s   r e f e r r i n g   t o .   T h i s   t y p i c a l l y   r e f e r s   t o   a   p r o d u c t i o n   o r d e r   d o c u m e n t   n u m b e r . < / T o o l t i p T e x t > - 
-         < / T o o l t i p > - 
-         < T o o l t i p   c o l u m n = " Q l t y I n s p e c t i o n _ S o u r c e _ T a s k _ N o _ "   E l e m e n t I d = " 3 8 4 6 4 4 1 8 2 " > - 
-             < T o o l t i p T e x t   l a n g = " e n - U S " > S p e c i f i e s   a   r e f e r e n c e   t o   t h e   s o u r c e   t a s k   n o .   t h a t   t h i s   Q u a l i t y   I n s p e c t i o n   i s   r e f e r r i n g   t o .   T h i s   t y p i c a l l y   r e f e r s   t o   a n   o p e r a t i o n . < / T o o l t i p T e x t > - 
-         < / T o o l t i p > - 
-         < T o o l t i p   c o l u m n = " Q l t y I n s p e c t i o n _ S o u r c e _ C u s t o m _ 1 "   E l e m e n t I d = " 5 4 6 4 5 3 7 6 5 " > - 
-             < T o o l t i p T e x t   l a n g = " e n - U S " > S p e c i f i e s   a d d i t i o n a l   i n f o r m a t i o n   f r o m   a   s o u r c e   r e c o r d . < / T o o l t i p T e x t > - 
-         < / T o o l t i p > - 
-         < T o o l t i p   c o l u m n = " Q l t y I n s p e c t i o n _ S o u r c e _ C u s t o m _ 2 "   E l e m e n t I d = " 1 8 3 5 4 2 3 6 8 0 " > - 
-             < T o o l t i p T e x t   l a n g = " e n - U S " > S p e c i f i e s   a d d i t i o n a l   i n f o r m a t i o n   f r o m   a   s o u r c e   r e c o r d . < / T o o l t i p T e x t > - 
-         < / T o o l t i p > - 
-         < T o o l t i p   c o l u m n = " Q l t y I n s p e c t i o n _ S o u r c e _ C u s t o m _ 3 "   E l e m e n t I d = " 1 8 2 1 8 4 6 9 9 9 " > - 
-             < T o o l t i p T e x t   l a n g = " e n - U S " > S p e c i f i e s   a d d i t i o n a l   i n f o r m a t i o n   f r o m   a   s o u r c e   r e c o r d . < / T o o l t i p T e x t > - 
-         < / T o o l t i p > - 
-         < T o o l t i p   c o l u m n = " Q l t y I n s p e c t i o n _ S o u r c e _ C u s t o m _ 4 "   E l e m e n t I d = " 1 3 6 6 6 3 6 0 8 6 " > - 
-             < T o o l t i p T e x t   l a n g = " e n - U S " > S p e c i f i e s   a d d i t i o n a l   i n f o r m a t i o n   f r o m   a   s o u r c e   r e c o r d . < / T o o l t i p T e x t > - 
-         < / T o o l t i p > - 
-         < T o o l t i p   c o l u m n = " Q l t y I n s p e c t i o n _ S o u r c e _ C u s t o m _ 5 "   E l e m e n t I d = " 2 0 0 4 3 3 2 7 0 3 " > - 
-             < T o o l t i p T e x t   l a n g = " e n - U S " > S p e c i f i e s   a d d i t i o n a l   i n f o r m a t i o n   f r o m   a   s o u r c e   r e c o r d . < / T o o l t i p T e x t > - 
-         < / T o o l t i p > - 
-         < T o o l t i p   c o l u m n = " Q l t y I n s p e c t i o n _ S o u r c e _ C u s t o m _ 6 "   E l e m e n t I d = " 9 1 2 4 2 8 5 2 " > - 
-             < T o o l t i p T e x t   l a n g = " e n - U S " > S p e c i f i e s   a d d i t i o n a l   i n f o r m a t i o n   f r o m   a   s o u r c e   r e c o r d . < / T o o l t i p T e x t > - 
-         < / T o o l t i p > - 
-         < T o o l t i p   c o l u m n = " Q l t y I n s p e c t i o n _ S o u r c e _ C u s t o m _ 7 "   E l e m e n t I d = " 7 2 8 9 3 9 4 6 9 " > - 
-             < T o o l t i p T e x t   l a n g = " e n - U S " > S p e c i f i e s   a d d i t i o n a l   i n f o r m a t i o n   f r o m   a   s o u r c e   r e c o r d . < / T o o l t i p T e x t > - 
-         < / T o o l t i p > - 
-         < T o o l t i p   c o l u m n = " Q l t y I n s p e c t i o n _ S o u r c e _ C u s t o m _ 8 "   E l e m e n t I d = " 3 7 7 5 4 4 7 4 2 " > - 
-             < T o o l t i p T e x t   l a n g = " e n - U S " > S p e c i f i e s   a d d i t i o n a l   i n f o r m a t i o n   f r o m   a   s o u r c e   r e c o r d . < / T o o l t i p T e x t > - 
-         < / T o o l t i p > - 
-         < T o o l t i p   c o l u m n = " Q l t y I n s p e c t i o n _ S o u r c e _ C u s t o m _ 9 "   E l e m e n t I d = " 2 6 0 1 5 1 8 7 5 " > - 
-             < T o o l t i p T e x t   l a n g = " e n - U S " > S p e c i f i e s   a d d i t i o n a l   i n f o r m a t i o n   f r o m   a   s o u r c e   r e c o r d . < / T o o l t i p T e x t > - 
-         < / T o o l t i p > - 
-         < T o o l t i p   c o l u m n = " Q l t y I n s p e c t i o n _ S o u r c e _ C u s t o m _ 1 0 "   E l e m e n t I d = " 1 5 3 7 6 5 2 9 2 5 " > - 
-             < T o o l t i p T e x t   l a n g = " e n - U S " > S p e c i f i e s   a d d i t i o n a l   i n f o r m a t i o n   f r o m   a   s o u r c e   r e c o r d . < / T o o l t i p T e x t > - 
-         < / T o o l t i p > - 
-         < T o o l t i p   c o l u m n = " F i e l d _ C o d e "   E l e m e n t I d = " 1 3 2 7 2 5 5 7 3 " > - 
-             < T o o l t i p T e x t   l a n g = " e n - U S " > S p e c i f i e s   t h e   f i e l d / q u e s t i o n / m e t r i c   i n   t h i s   t e s t . < / T o o l t i p T e x t > - 
-         < / T o o l t i p > - 
-         < T o o l t i p   c o l u m n = " F i e l d _ D e s c r i p t i o n "   E l e m e n t I d = " 1 4 6 8 6 2 1 2 9 8 " > - 
-             < T o o l t i p T e x t   l a n g = " e n - U S " > S p e c i f i e s   a   d e s c r i p t i o n   o f   t h e   f i e l d   a s   i t   i s   u s e d   o n   t h e   t e s t . < / T o o l t i p T e x t > - 
-         < / T o o l t i p > - 
-         < T o o l t i p   c o l u m n = " N u m e r i c _ V a l u e "   E l e m e n t I d = " 4 6 0 4 1 2 6 4 6 " > - 
-             < T o o l t i p T e x t   l a n g = " e n - U S " > S p e c i f i e s   a n   e v a l u a t e d   n u m e r i c   v a l u e   o f   T e s t   V a l u e   f o r   u s e   i n   c a l c u l a t i o n s   a n d   a n a l y s i s .   T h i s   v a l u e   i s   a u t o m a t i c a l l y   c a l c u l a t e d   w h e n   t h e   T e s t   V a l u e   i s   e n t e r e d   o r   m o d i f i e d   b a s e d   o n   t h e   c o n f i g u r a t i o n   o f   t h e   T e s t   V a l u e   a n d   i s   n o t   d i r e c t l y   e d i t a b l e . < / T o o l t i p T e x t > - 
-         < / T o o l t i p > - 
-         < T o o l t i p   c o l u m n = " F i e l d _ T y p e "   E l e m e n t I d = " 1 3 2 8 1 6 4 0 1 6 " > - 
-             < T o o l t i p T e x t   l a n g = " e n - U S " > S p e c i f i e s   t h e   d a t a   t y p e   o f   t h e   v a l u e s   y o u   c a n   e n t e r   o r   s e l e c t   f o r   t h i s   t e s t .   U s e   D e c i m a l   f o r   n u m e r i c a l   m e a s u r e m e n t s .   U s e   C h o i c e   t o   g i v e   a   l i s t   o f   o p t i o n s   t o   c h o o s e   f r o m .   I f   y o u   w a n t   t o   c h o o s e   o p t i o n s   f r o m   a n   e x i s t i n g   t a b l e ,   u s e   T a b l e   L o o k u p . < / T o o l t i p T e x t > - 
-         < / T o o l t i p > - 
-         < T o o l t i p   c o l u m n = " T e s t _ R e s u l t "   E l e m e n t I d = " 1 2 7 1 0 6 2 1 4 1 " > - 
-             < T o o l t i p T e x t   l a n g = " e n - U S " > S p e c i f i e s   t h e   r e s u l t   i s   a u t o m a t i c a l l y   d e t e r m i n e d   b a s e d   o n   t h e   t e s t   v a l u e   a n d   r e s u l t   c o n f i g u r a t i o n . < / T o o l t i p T e x t > - 
-         < / T o o l t i p > - 
-     < / T o o l t i p s > - 
-     < C u r r e n t I n s p e c t i o n   E l e m e n t T y p e = " D a t a I t e m "   E l e m e n t I d = " 1 7 4 7 8 9 7 9 7 8 " > - 
-         < C O A C o n t a c t _ A l l   E l e m e n t T y p e = " C o l u m n "   E l e m e n t I d = " 1 5 9 3 9 3 0 3 4 6 "   D a t a T y p e = " T e x t " > C O A C o n t a c t _ A l l < / C O A C o n t a c t _ A l l > - 
-         < C O A C o n t a c t _ R o w 1   E l e m e n t T y p e = " C o l u m n "   E l e m e n t I d = " 1 2 7 0 2 3 9 7 3 2 "   D a t a T y p e = " T e x t " > C O A C o n t a c t _ R o w 1 < / C O A C o n t a c t _ R o w 1 > - 
-         < C O A C o n t a c t _ R o w 2   E l e m e n t T y p e = " C o l u m n "   E l e m e n t I d = " 6 4 2 8 5 0 1 1 9 "   D a t a T y p e = " T e x t " > C O A C o n t a c t _ R o w 2 < / C O A C o n t a c t _ R o w 2 > - 
-         < C O A C o n t a c t _ R o w 3   E l e m e n t T y p e = " C o l u m n "   E l e m e n t I d = " 5 1 5 3 5 0 2 "   D a t a T y p e = " T e x t " > C O A C o n t a c t _ R o w 3 < / C O A C o n t a c t _ R o w 3 > - 
-         < C O A C o n t a c t _ R o w 4   E l e m e n t T y p e = " C o l u m n "   E l e m e n t I d = " 1 1 1 1 6 3 7 7 1 3 "   D a t a T y p e = " T e x t " > C O A C o n t a c t _ R o w 4 < / C O A C o n t a c t _ R o w 4 > - 
-         < C O A C o n t a c t _ R o w 5   E l e m e n t T y p e = " C o l u m n "   E l e m e n t I d = " 4 7 3 9 4 1 0 9 6 "   D a t a T y p e = " T e x t " > C O A C o n t a c t _ R o w 5 < / C O A C o n t a c t _ R o w 5 > - 
-         < C O A C o n t a c t _ R o w 6   E l e m e n t T y p e = " C o l u m n "   E l e m e n t I d = " 1 9 0 7 9 3 6 3 4 9 "   D a t a T y p e = " T e x t " > C O A C o n t a c t _ R o w 6 < / C O A C o n t a c t _ R o w 6 > - 
-         < C O A C o n t a c t _ R o w 7   E l e m e n t T y p e = " C o l u m n "   E l e m e n t I d = " 1 7 4 9 3 3 4 3 3 0 "   D a t a T y p e = " T e x t " > C O A C o n t a c t _ R o w 7 < / C O A C o n t a c t _ R o w 7 > - 
-         < C O A C o n t a c t _ R o w 8   E l e m e n t T y p e = " C o l u m n "   E l e m e n t I d = " 1 4 3 9 1 4 8 7 5 5 "   D a t a T y p e = " T e x t " > C O A C o n t a c t _ R o w 8 < / C O A C o n t a c t _ R o w 8 > - 
-         < C o m p a n y I n f o r m a t i o n _ A l l   E l e m e n t T y p e = " C o l u m n "   E l e m e n t I d = " 7 6 1 9 7 4 8 2 4 "   D a t a T y p e = " T e x t " > C o m p a n y I n f o r m a t i o n _ A l l < / C o m p a n y I n f o r m a t i o n _ A l l > - 
-         < C o m p a n y I n f o r m a t i o n _ R o w 1   E l e m e n t T y p e = " C o l u m n "   E l e m e n t I d = " 1 8 4 3 2 1 2 8 9 4 "   D a t a T y p e = " T e x t " > C o m p a n y I n f o r m a t i o n _ R o w 1 < / C o m p a n y I n f o r m a t i o n _ R o w 1 > - 
-         < C o m p a n y I n f o r m a t i o n _ R o w 2   E l e m e n t T y p e = " C o l u m n "   E l e m e n t I d = " 1 8 1 4 0 5 7 7 8 5 "   D a t a T y p e = " T e x t " > C o m p a n y I n f o r m a t i o n _ R o w 2 < / C o m p a n y I n f o r m a t i o n _ R o w 2 > - 
-         < C o m p a n y I n f o r m a t i o n _ R o w 3   E l e m e n t T y p e = " C o l u m n "   E l e m e n t I d = " 1 1 7 6 3 6 1 1 6 8 "   D a t a T y p e = " T e x t " > C o m p a n y I n f o r m a t i o n _ R o w 3 < / C o m p a n y I n f o r m a t i o n _ R o w 3 > - 
-         < C o m p a n y I n f o r m a t i o n _ R o w 4   E l e m e n t T y p e = " C o l u m n "   E l e m e n t I d = " 1 3 4 5 2 7 0 1 9 1 "   D a t a T y p e = " T e x t " > C o m p a n y I n f o r m a t i o n _ R o w 4 < / C o m p a n y I n f o r m a t i o n _ R o w 4 > - 
-         < C o m p a n y I n f o r m a t i o n _ R o w 5   E l e m e n t T y p e = " C o l u m n "   E l e m e n t I d = " 7 0 7 5 7 3 5 7 4 "   D a t a T y p e = " T e x t " > C o m p a n y I n f o r m a t i o n _ R o w 5 < / C o m p a n y I n f o r m a t i o n _ R o w 5 > - 
-         < C o m p a n y I n f o r m a t i o n _ R o w 6   E l e m e n t T y p e = " C o l u m n "   E l e m e n t I d = " 6 9 8 7 6 9 5 7 "   D a t a T y p e = " T e x t " > C o m p a n y I n f o r m a t i o n _ R o w 6 < / C o m p a n y I n f o r m a t i o n _ R o w 6 > - 
-         < C o m p a n y I n f o r m a t i o n _ R o w 7   E l e m e n t T y p e = " C o l u m n "   E l e m e n t I d = " 5 6 7 8 1 9 6 6 0 "   D a t a T y p e = " T e x t " > C o m p a n y I n f o r m a t i o n _ R o w 7 < / C o m p a n y I n f o r m a t i o n _ R o w 7 > - 
-         < C o m p a n y I n f o r m a t i o n _ R o w 8   E l e m e n t T y p e = " C o l u m n "   E l e m e n t I d = " 3 9 8 9 1 0 6 3 7 "   D a t a T y p e = " T e x t " > C o m p a n y I n f o r m a t i o n _ R o w 8 < / C o m p a n y I n f o r m a t i o n _ R o w 8 > - 
-         < D i r e c t o r N a m e L a b e l   E l e m e n t T y p e = " C o l u m n "   E l e m e n t I d = " 2 1 0 0 3 4 5 2 4 "   D a t a T y p e = " T e x t " > D i r e c t o r N a m e L a b e l < / D i r e c t o r N a m e L a b e l > - 
-         < D i r e c t o r S i g n a t u r e L a b e l   E l e m e n t T y p e = " C o l u m n "   E l e m e n t I d = " 1 4 6 5 1 0 5 7 1 1 "   D a t a T y p e = " T e x t " > D i r e c t o r S i g n a t u r e L a b e l < / D i r e c t o r S i g n a t u r e L a b e l > - 
-         < E m a i l L a b e l   E l e m e n t T y p e = " C o l u m n "   E l e m e n t I d = " 7 7 1 8 8 7 1 3 5 "   D a t a T y p e = " T e x t " > E m a i l L a b e l < / E m a i l L a b e l > - 
-         < E m a i l V a l u e   E l e m e n t T y p e = " C o l u m n "   E l e m e n t I d = " 3 8 8 1 2 2 7 6 2 "   D a t a T y p e = " T e x t " > E m a i l V a l u e < / E m a i l V a l u e > - 
-         < F i n i s h e d B y N a m e L a b e l   E l e m e n t T y p e = " C o l u m n "   E l e m e n t I d = " 2 1 0 1 0 0 9 6 5 1 "   D a t a T y p e = " T e x t " > F i n i s h e d B y N a m e L a b e l < / F i n i s h e d B y N a m e L a b e l > - 
-         < F i n i s h e d B y S i g n a t u r e L a b e l   E l e m e n t T y p e = " C o l u m n "   E l e m e n t I d = " 2 0 7 1 3 1 2 7 2 2 "   D a t a T y p e = " T e x t " > F i n i s h e d B y S i g n a t u r e L a b e l < / F i n i s h e d B y S i g n a t u r e L a b e l > - 
-         < F i n i s h e d D a t e O n l y   E l e m e n t T y p e = " C o l u m n "   E l e m e n t I d = " 2 0 0 8 0 4 4 9 4 3 "   D a t a T y p e = " D a t e " > F i n i s h e d D a t e O n l y < / F i n i s h e d D a t e O n l y > - 
-         < H o m e P a g e L a b e l   E l e m e n t T y p e = " C o l u m n "   E l e m e n t I d = " 4 6 2 3 7 4 2 3 1 "   D a t a T y p e = " T e x t " > H o m e P a g e L a b e l < / H o m e P a g e L a b e l > - 
-         < H o m e P a g e V a l u e   E l e m e n t T y p e = " C o l u m n "   E l e m e n t I d = " 5 3 3 5 1 4 0 3 4 "   D a t a T y p e = " T e x t " > H o m e P a g e V a l u e < / H o m e P a g e V a l u e > - 
-         < I t e m T r a c k i n g D e s c r i p t i o n   E l e m e n t T y p e = " C o l u m n "   E l e m e n t I d = " 1 1 1 7 1 0 3 3 4 5 "   D a t a T y p e = " T e x t " > I t e m T r a c k i n g D e s c r i p t i o n < / I t e m T r a c k i n g D e s c r i p t i o n > - 
-         < P h o n e N o L a b e l   E l e m e n t T y p e = " C o l u m n "   E l e m e n t I d = " 1 6 1 4 5 2 6 0 7 8 "   D a t a T y p e = " T e x t " > P h o n e N o L a b e l < / P h o n e N o L a b e l > - 
-         < P h o n e N o V a l u e   E l e m e n t T y p e = " C o l u m n "   E l e m e n t I d = " 1 2 8 6 6 4 9 7 8 1 "   D a t a T y p e = " T e x t " > P h o n e N o V a l u e < / P h o n e N o V a l u e > - 
-         < P r o d u c t D e s c r i p t i o n   E l e m e n t T y p e = " C o l u m n "   E l e m e n t I d = " 4 3 2 5 7 0 0 0 0 "   D a t a T y p e = " T e x t " > P r o d u c t D e s c r i p t i o n < / P r o d u c t D e s c r i p t i o n > - 
-         < Q l t y I n s p e c t i o n T e m p l a t e _ D e s c r i p t i o n   E l e m e n t T y p e = " C o l u m n "   E l e m e n t I d = " 1 6 5 2 0 6 9 5 9 8 "   D a t a T y p e = " T e x t " > Q l t y I n s p e c t i o n T e m p l a t e _ D e s c r i p t i o n < / Q l t y I n s p e c t i o n T e m p l a t e _ D e s c r i p t i o n > - 
-         < Q l t y I n s p e c t i o n _ D e s c r i p t i o n   E l e m e n t T y p e = " C o l u m n "   E l e m e n t I d = " 7 3 9 0 1 9 9 1 0 "   D a t a T y p e = " T e x t " > Q l t y I n s p e c t i o n _ D e s c r i p t i o n < / Q l t y I n s p e c t i o n _ D e s c r i p t i o n > - 
-         < Q l t y I n s p e c t i o n _ D i r e c t o r _ N a m e   E l e m e n t T y p e = " C o l u m n "   E l e m e n t I d = " 1 2 5 9 7 6 1 4 6 0 "   D a t a T y p e = " T e x t " > Q l t y I n s p e c t i o n _ D i r e c t o r _ N a m e < / Q l t y I n s p e c t i o n _ D i r e c t o r _ N a m e > - 
-         < Q l t y I n s p e c t i o n _ D i r e c t o r _ T i t l e   E l e m e n t T y p e = " C o l u m n "   E l e m e n t I d = " 2 6 7 7 1 7 5 2 5 "   D a t a T y p e = " T e x t " > Q l t y I n s p e c t i o n _ D i r e c t o r _ T i t l e < / Q l t y I n s p e c t i o n _ D i r e c t o r _ T i t l e > - 
-         < Q l t y I n s p e c t i o n _ F i n i s h e d _ B y _ E m a i l   E l e m e n t T y p e = " C o l u m n "   E l e m e n t I d = " 1 5 2 1 1 3 4 6 3 1 "   D a t a T y p e = " T e x t " > Q l t y I n s p e c t i o n _ F i n i s h e d _ B y _ E m a i l < / Q l t y I n s p e c t i o n _ F i n i s h e d _ B y _ E m a i l > - 
-         < Q l t y I n s p e c t i o n _ F i n i s h e d _ B y _ P h o n e   E l e m e n t T y p e = " C o l u m n "   E l e m e n t I d = " 3 4 7 5 5 7 6 2 5 "   D a t a T y p e = " T e x t " > Q l t y I n s p e c t i o n _ F i n i s h e d _ B y _ P h o n e < / Q l t y I n s p e c t i o n _ F i n i s h e d _ B y _ P h o n e > - 
-         < Q l t y I n s p e c t i o n _ F i n i s h e d _ B y _ T i t l e   E l e m e n t T y p e = " C o l u m n "   E l e m e n t I d = " 4 6 0 0 4 5 6 8 3 "   D a t a T y p e = " T e x t " > Q l t y I n s p e c t i o n _ F i n i s h e d _ B y _ T i t l e < / Q l t y I n s p e c t i o n _ F i n i s h e d _ B y _ T i t l e > - 
-         < Q l t y I n s p e c t i o n _ F i n i s h e d _ B y _ U s e r N a m e   E l e m e n t T y p e = " C o l u m n "   E l e m e n t I d = " 1 9 5 3 6 1 2 5 3 1 "   D a t a T y p e = " T e x t " > Q l t y I n s p e c t i o n _ F i n i s h e d _ B y _ U s e r N a m e < / Q l t y I n s p e c t i o n _ F i n i s h e d _ B y _ U s e r N a m e > - 
-         < Q l t y I n s p e c t i o n _ F i n i s h e d _ B y _ U s e r _ I D   E l e m e n t T y p e = " C o l u m n "   E l e m e n t I d = " 1 7 5 0 5 1 6 3 3 8 "   D a t a T y p e = " C o d e " > Q l t y I n s p e c t i o n _ F i n i s h e d _ B y _ U s e r _ I D < / Q l t y I n s p e c t i o n _ F i n i s h e d _ B y _ U s e r _ I D > - 
-         < Q l t y I n s p e c t i o n _ F i n i s h e d _ D a t e   E l e m e n t T y p e = " C o l u m n "   E l e m e n t I d = " 1 8 3 4 1 2 2 7 6 5 "   D a t a T y p e = " D a t e T i m e " > Q l t y I n s p e c t i o n _ F i n i s h e d _ D a t e < / Q l t y I n s p e c t i o n _ F i n i s h e d _ D a t e > - 
-         < Q l t y I n s p e c t i o n _ N o   E l e m e n t T y p e = " C o l u m n "   E l e m e n t I d = " 2 1 2 0 6 1 5 7 4 9 "   D a t a T y p e = " C o d e " > Q l t y I n s p e c t i o n _ N o < / Q l t y I n s p e c t i o n _ N o > - 
-         < Q l t y I n s p e c t i o n _ R e i n s p e c t i o n N o   E l e m e n t T y p e = " C o l u m n "   E l e m e n t I d = " 7 5 1 7 3 5 6 "   D a t a T y p e = " I n t e g e r " > Q l t y I n s p e c t i o n _ R e i n s p e c t i o n N o < / Q l t y I n s p e c t i o n _ R e i n s p e c t i o n N o > - 
-         < Q l t y I n s p e c t i o n _ R e s u l t _ C o d e   E l e m e n t T y p e = " C o l u m n "   E l e m e n t I d = " 1 8 0 7 0 7 7 0 6 5 "   D a t a T y p e = " C o d e " > Q l t y I n s p e c t i o n _ R e s u l t _ C o d e < / Q l t y I n s p e c t i o n _ R e s u l t _ C o d e > - 
-         < Q l t y I n s p e c t i o n _ R e s u l t _ D e s c r i p t i o n   E l e m e n t T y p e = " C o l u m n "   E l e m e n t I d = " 8 1 0 5 3 8 1 8 8 "   D a t a T y p e = " T e x t " > Q l t y I n s p e c t i o n _ R e s u l t _ D e s c r i p t i o n < / Q l t y I n s p e c t i o n _ R e s u l t _ D e s c r i p t i o n > - 
-         < Q l t y I n s p e c t i o n _ S o u r c e _ C u s t o m _ 1   E l e m e n t T y p e = " C o l u m n "   E l e m e n t I d = " 5 4 6 4 5 3 7 6 5 "   D a t a T y p e = " T e x t " > Q l t y I n s p e c t i o n _ S o u r c e _ C u s t o m _ 1 < / Q l t y I n s p e c t i o n _ S o u r c e _ C u s t o m _ 1 > - 
-         < Q l t y I n s p e c t i o n _ S o u r c e _ C u s t o m _ 1 0   E l e m e n t T y p e = " C o l u m n "   E l e m e n t I d = " 1 5 3 7 6 5 2 9 2 5 "   D a t a T y p e = " D e c i m a l " > Q l t y I n s p e c t i o n _ S o u r c e _ C u s t o m _ 1 0 < / Q l t y I n s p e c t i o n _ S o u r c e _ C u s t o m _ 1 0 > - 
-         < Q l t y I n s p e c t i o n _ S o u r c e _ C u s t o m _ 2   E l e m e n t T y p e = " C o l u m n "   E l e m e n t I d = " 1 8 3 5 4 2 3 6 8 0 "   D a t a T y p e = " T e x t " > Q l t y I n s p e c t i o n _ S o u r c e _ C u s t o m _ 2 < / Q l t y I n s p e c t i o n _ S o u r c e _ C u s t o m _ 2 > - 
-         < Q l t y I n s p e c t i o n _ S o u r c e _ C u s t o m _ 3   E l e m e n t T y p e = " C o l u m n "   E l e m e n t I d = " 1 8 2 1 8 4 6 9 9 9 "   D a t a T y p e = " T e x t " > Q l t y I n s p e c t i o n _ S o u r c e _ C u s t o m _ 3 < / Q l t y I n s p e c t i o n _ S o u r c e _ C u s t o m _ 3 > - 
-         < Q l t y I n s p e c t i o n _ S o u r c e _ C u s t o m _ 4   E l e m e n t T y p e = " C o l u m n "   E l e m e n t I d = " 1 3 6 6 6 3 6 0 8 6 "   D a t a T y p e = " T e x t " > Q l t y I n s p e c t i o n _ S o u r c e _ C u s t o m _ 4 < / Q l t y I n s p e c t i o n _ S o u r c e _ C u s t o m _ 4 > - 
-         < Q l t y I n s p e c t i o n _ S o u r c e _ C u s t o m _ 5   E l e m e n t T y p e = " C o l u m n "   E l e m e n t I d = " 2 0 0 4 3 3 2 7 0 3 "   D a t a T y p e = " T e x t " > Q l t y I n s p e c t i o n _ S o u r c e _ C u s t o m _ 5 < / Q l t y I n s p e c t i o n _ S o u r c e _ C u s t o m _ 5 > - 
-         < Q l t y I n s p e c t i o n _ S o u r c e _ C u s t o m _ 6   E l e m e n t T y p e = " C o l u m n "   E l e m e n t I d = " 9 1 2 4 2 8 5 2 "   D a t a T y p e = " T e x t " > Q l t y I n s p e c t i o n _ S o u r c e _ C u s t o m _ 6 < / Q l t y I n s p e c t i o n _ S o u r c e _ C u s t o m _ 6 > - 
-         < Q l t y I n s p e c t i o n _ S o u r c e _ C u s t o m _ 7   E l e m e n t T y p e = " C o l u m n "   E l e m e n t I d = " 7 2 8 9 3 9 4 6 9 "   D a t a T y p e = " I n t e g e r " > Q l t y I n s p e c t i o n _ S o u r c e _ C u s t o m _ 7 < / Q l t y I n s p e c t i o n _ S o u r c e _ C u s t o m _ 7 > - 
-         < Q l t y I n s p e c t i o n _ S o u r c e _ C u s t o m _ 8   E l e m e n t T y p e = " C o l u m n "   E l e m e n t I d = " 3 7 7 5 4 4 7 4 2 "   D a t a T y p e = " I n t e g e r " > Q l t y I n s p e c t i o n _ S o u r c e _ C u s t o m _ 8 < / Q l t y I n s p e c t i o n _ S o u r c e _ C u s t o m _ 8 > - 
-         < Q l t y I n s p e c t i o n _ S o u r c e _ C u s t o m _ 9   E l e m e n t T y p e = " C o l u m n "   E l e m e n t I d = " 2 6 0 1 5 1 8 7 5 "   D a t a T y p e = " D e c i m a l " > Q l t y I n s p e c t i o n _ S o u r c e _ C u s t o m _ 9 < / Q l t y I n s p e c t i o n _ S o u r c e _ C u s t o m _ 9 > - 
-         < Q l t y I n s p e c t i o n _ S o u r c e _ D o c u m e n t _ N o _   E l e m e n t T y p e = " C o l u m n "   E l e m e n t I d = " 1 6 7 5 9 1 6 2 8 8 "   D a t a T y p e = " C o d e " > Q l t y I n s p e c t i o n _ S o u r c e _ D o c u m e n t _ N o _ < / Q l t y I n s p e c t i o n _ S o u r c e _ D o c u m e n t _ N o _ > - 
-         < Q l t y I n s p e c t i o n _ S o u r c e _ I t e m _ D e s c r i p t i o n   E l e m e n t T y p e = " C o l u m n "   E l e m e n t I d = " 6 4 6 8 9 0 6 3 0 "   D a t a T y p e = " T e x t " > Q l t y I n s p e c t i o n _ S o u r c e _ I t e m _ D e s c r i p t i o n < / Q l t y I n s p e c t i o n _ S o u r c e _ I t e m _ D e s c r i p t i o n > - 
-         < Q l t y I n s p e c t i o n _ S o u r c e _ I t e m _ D e s c r i p t i o n 2   E l e m e n t T y p e = " C o l u m n "   E l e m e n t I d = " 1 2 7 9 3 6 9 3 5 2 "   D a t a T y p e = " T e x t " > Q l t y I n s p e c t i o n _ S o u r c e _ I t e m _ D e s c r i p t i o n 2 < / Q l t y I n s p e c t i o n _ S o u r c e _ I t e m _ D e s c r i p t i o n 2 > - 
-         < Q l t y I n s p e c t i o n _ S o u r c e _ I t e m _ N o _   E l e m e n t T y p e = " C o l u m n "   E l e m e n t I d = " 1 2 6 8 0 5 0 5 1 8 "   D a t a T y p e = " C o d e " > Q l t y I n s p e c t i o n _ S o u r c e _ I t e m _ N o _ < / Q l t y I n s p e c t i o n _ S o u r c e _ I t e m _ N o _ > - 
-         < Q l t y I n s p e c t i o n _ S o u r c e _ L o t _ N o _   E l e m e n t T y p e = " C o l u m n "   E l e m e n t I d = " 1 1 2 3 5 5 1 3 1 2 "   D a t a T y p e = " C o d e " > Q l t y I n s p e c t i o n _ S o u r c e _ L o t _ N o _ < / Q l t y I n s p e c t i o n _ S o u r c e _ L o t _ N o _ > - 
-         < Q l t y I n s p e c t i o n _ S o u r c e _ P a c k a g e _ N o _   E l e m e n t T y p e = " C o l u m n "   E l e m e n t I d = " 1 9 6 1 1 2 9 9 7 "   D a t a T y p e = " C o d e " > Q l t y I n s p e c t i o n _ S o u r c e _ P a c k a g e _ N o _ < / Q l t y I n s p e c t i o n _ S o u r c e _ P a c k a g e _ N o _ > - 
-         < Q l t y I n s p e c t i o n _ S o u r c e _ S e r i a l _ N o _   E l e m e n t T y p e = " C o l u m n "   E l e m e n t I d = " 1 5 2 0 5 9 1 4 4 7 "   D a t a T y p e = " C o d e " > Q l t y I n s p e c t i o n _ S o u r c e _ S e r i a l _ N o _ < / Q l t y I n s p e c t i o n _ S o u r c e _ S e r i a l _ N o _ > - 
-         < Q l t y I n s p e c t i o n _ S o u r c e _ T a s k _ N o _   E l e m e n t T y p e = " C o l u m n "   E l e m e n t I d = " 3 8 4 6 4 4 1 8 2 "   D a t a T y p e = " C o d e " > Q l t y I n s p e c t i o n _ S o u r c e _ T a s k _ N o _ < / Q l t y I n s p e c t i o n _ S o u r c e _ T a s k _ N o _ > - 
-         < Q l t y I n s p e c t i o n _ S o u r c e _ V a r i a n t _ C o d e   E l e m e n t T y p e = " C o l u m n "   E l e m e n t I d = " 1 6 0 8 4 0 3 8 2 1 "   D a t a T y p e = " C o d e " > Q l t y I n s p e c t i o n _ S o u r c e _ V a r i a n t _ C o d e < / Q l t y I n s p e c t i o n _ S o u r c e _ V a r i a n t _ C o d e > - 
-         < Q l t y I n s p e c t i o n _ S t a t u s   E l e m e n t T y p e = " C o l u m n "   E l e m e n t I d = " 8 5 1 7 5 2 7 6 8 "   D a t a T y p e = " E n u m " > Q l t y I n s p e c t i o n _ S t a t u s < / Q l t y I n s p e c t i o n _ S t a t u s > - 
-         < R e i n s p e c t i o n D e s c r i p t i o n   E l e m e n t T y p e = " C o l u m n "   E l e m e n t I d = " 1 1 9 2 0 3 1 5 5 0 "   D a t a T y p e = " T e x t " > R e i n s p e c t i o n D e s c r i p t i o n < / R e i n s p e c t i o n D e s c r i p t i o n > - 
-         < C u r r e n t I n s p e c t i o n L i n e   E l e m e n t T y p e = " D a t a I t e m "   E l e m e n t I d = " 1 1 9 3 2 1 9 5 9 6 " > - 
-             < C o n d i t i o n L a b e l _ 1   E l e m e n t T y p e = " C o l u m n "   E l e m e n t I d = " 1 2 2 7 8 8 1 1 9 4 "   D a t a T y p e = " T e x t " > C o n d i t i o n L a b e l _ 1 < / C o n d i t i o n L a b e l _ 1 > - 
-             < C o n d i t i o n L a b e l _ 2   E l e m e n t T y p e = " C o l u m n "   E l e m e n t I d = " 1 8 6 5 5 7 7 8 1 1 "   D a t a T y p e = " T e x t " > C o n d i t i o n L a b e l _ 2 < / C o n d i t i o n L a b e l _ 2 > - 
-             < F i e l d _ C o d e   E l e m e n t T y p e = " C o l u m n "   E l e m e n t I d = " 1 3 2 7 2 5 5 7 3 "   D a t a T y p e = " C o d e " > F i e l d _ C o d e < / F i e l d _ C o d e > - 
-             < F i e l d _ D e s c r i p t i o n   E l e m e n t T y p e = " C o l u m n "   E l e m e n t I d = " 1 4 6 8 6 2 1 2 9 8 "   D a t a T y p e = " T e x t " > F i e l d _ D e s c r i p t i o n < / F i e l d _ D e s c r i p t i o n > - 
-             < F i e l d _ H a s E n t e r e d V a l u e   E l e m e n t T y p e = " C o l u m n "   E l e m e n t I d = " 1 7 1 6 2 6 5 8 2 4 "   D a t a T y p e = " B o o l e a n " > F i e l d _ H a s E n t e r e d V a l u e < / F i e l d _ H a s E n t e r e d V a l u e > - 
-             < F i e l d _ I f P e r s o n E m a i l   E l e m e n t T y p e = " C o l u m n "   E l e m e n t I d = " 1 3 4 6 0 5 7 6 5 0 "   D a t a T y p e = " T e x t " > F i e l d _ I f P e r s o n E m a i l < / F i e l d _ I f P e r s o n E m a i l > - 
-             < F i e l d _ I f P e r s o n N a m e   E l e m e n t T y p e = " C o l u m n "   E l e m e n t I d = " 4 1 4 7 0 2 4 4 3 "   D a t a T y p e = " T e x t " > F i e l d _ I f P e r s o n N a m e < / F i e l d _ I f P e r s o n N a m e > - 
-             < F i e l d _ I f P e r s o n P h o n e   E l e m e n t T y p e = " C o l u m n "   E l e m e n t I d = " 1 9 7 4 1 8 8 4 6 2 "   D a t a T y p e = " T e x t " > F i e l d _ I f P e r s o n P h o n e < / F i e l d _ I f P e r s o n P h o n e > - 
-             < F i e l d _ I f P e r s o n T i t l e   E l e m e n t T y p e = " C o l u m n "   E l e m e n t I d = " 1 0 0 4 6 0 9 5 4 2 "   D a t a T y p e = " T e x t " > F i e l d _ I f P e r s o n T i t l e < / F i e l d _ I f P e r s o n T i t l e > - 
-             < F i e l d _ I s L a b e l   E l e m e n t T y p e = " C o l u m n "   E l e m e n t I d = " 2 0 4 3 1 9 3 9 4 0 "   D a t a T y p e = " B o o l e a n " > F i e l d _ I s L a b e l < / F i e l d _ I s L a b e l > - 
-             < F i e l d _ I s P e r s o n F i e l d   E l e m e n t T y p e = " C o l u m n "   E l e m e n t I d = " 4 3 4 5 4 6 6 1 1 "   D a t a T y p e = " B o o l e a n " > F i e l d _ I s P e r s o n F i e l d < / F i e l d _ I s P e r s o n F i e l d > - 
-             < F i e l d _ I s T e x t   E l e m e n t T y p e = " C o l u m n "   E l e m e n t I d = " 5 9 3 6 9 2 0 1 "   D a t a T y p e = " B o o l e a n " > F i e l d _ I s T e x t < / F i e l d _ I s T e x t > - 
-             < F i e l d _ L i n e C o m m e n t a r y   E l e m e n t T y p e = " C o l u m n "   E l e m e n t I d = " 1 8 5 3 8 0 0 2 5 7 "   D a t a T y p e = " T e x t " > F i e l d _ L i n e C o m m e n t a r y < / F i e l d _ L i n e C o m m e n t a r y > - 
-             < F i e l d _ M o d i f i e d B y U s e r E m a i l   E l e m e n t T y p e = " C o l u m n "   E l e m e n t I d = " 2 0 5 3 4 9 0 5 4 5 "   D a t a T y p e = " T e x t " > F i e l d _ M o d i f i e d B y U s e r E m a i l < / F i e l d _ M o d i f i e d B y U s e r E m a i l > - 
-             < F i e l d _ M o d i f i e d B y U s e r I D   E l e m e n t T y p e = " C o l u m n "   E l e m e n t I d = " 1 3 6 3 9 8 7 2 2 2 "   D a t a T y p e = " C o d e " > F i e l d _ M o d i f i e d B y U s e r I D < / F i e l d _ M o d i f i e d B y U s e r I D > - 
-             < F i e l d _ M o d i f i e d B y U s e r J o b T i t l e   E l e m e n t T y p e = " C o l u m n "   E l e m e n t I d = " 7 1 3 3 5 4 3 4 0 "   D a t a T y p e = " T e x t " > F i e l d _ M o d i f i e d B y U s e r J o b T i t l e < / F i e l d _ M o d i f i e d B y U s e r J o b T i t l e > - 
-             < F i e l d _ M o d i f i e d B y U s e r N a m e   E l e m e n t T y p e = " C o l u m n "   E l e m e n t I d = " 7 9 8 2 2 1 9 1 6 "   D a t a T y p e = " T e x t " > F i e l d _ M o d i f i e d B y U s e r N a m e < / F i e l d _ M o d i f i e d B y U s e r N a m e > - 
-             < F i e l d _ M o d i f i e d B y U s e r P h o n e   E l e m e n t T y p e = " C o l u m n "   E l e m e n t I d = " 1 2 9 4 9 7 8 5 4 5 "   D a t a T y p e = " T e x t " > F i e l d _ M o d i f i e d B y U s e r P h o n e < / F i e l d _ M o d i f i e d B y U s e r P h o n e > - 
-             < F i e l d _ M o d i f i e d D a t e T i m e   E l e m e n t T y p e = " C o l u m n "   E l e m e n t I d = " 1 6 5 4 4 9 3 6 9 6 "   D a t a T y p e = " D a t e T i m e " > F i e l d _ M o d i f i e d D a t e T i m e < / F i e l d _ M o d i f i e d D a t e T i m e > - 
-             < F i e l d _ T y p e   E l e m e n t T y p e = " C o l u m n "   E l e m e n t I d = " 1 3 2 8 1 6 4 0 1 6 "   D a t a T y p e = " E n u m " > F i e l d _ T y p e < / F i e l d _ T y p e > - 
-             < L a b e l F i e l d _ D e s c r i p t i o n   E l e m e n t T y p e = " C o l u m n "   E l e m e n t I d = " 3 2 9 5 4 9 8 4 0 "   D a t a T y p e = " T e x t " > L a b e l F i e l d _ D e s c r i p t i o n < / L a b e l F i e l d _ D e s c r i p t i o n > - 
-             < N u m e r i c _ V a l u e   E l e m e n t T y p e = " C o l u m n "   E l e m e n t I d = " 4 6 0 4 1 2 6 4 6 "   D a t a T y p e = " D e c i m a l " > N u m e r i c _ V a l u e < / N u m e r i c _ V a l u e > - 
-             < P r o m p t e d R e s u l t C a p t i o n _ 1   E l e m e n t T y p e = " C o l u m n "   E l e m e n t I d = " 1 5 4 8 2 0 5 1 6 9 "   D a t a T y p e = " T e x t " > P r o m p t e d R e s u l t C a p t i o n _ 1 < / P r o m p t e d R e s u l t C a p t i o n _ 1 > - 
-             < P r o m p t e d R e s u l t C a p t i o n _ 1 0   E l e m e n t T y p e = " C o l u m n "   E l e m e n t I d = " 6 6 5 1 3 7 3 2 1 "   D a t a T y p e = " T e x t " > P r o m p t e d R e s u l t C a p t i o n _ 1 0 < / P r o m p t e d R e s u l t C a p t i o n _ 1 0 > - 
-             < P r o m p t e d R e s u l t C a p t i o n _ 2   E l e m e n t T y p e = " C o l u m n "   E l e m e n t I d = " 2 1 0 9 0 6 5 5 1 0 "   D a t a T y p e = " T e x t " > P r o m p t e d R e s u l t C a p t i o n _ 2 < / P r o m p t e d R e s u l t C a p t i o n _ 2 > - 
-             < P r o m p t e d R e s u l t C a p t i o n _ 3   E l e m e n t T y p e = " C o l u m n "   E l e m e n t I d = " 1 4 7 1 3 6 8 8 9 3 "   D a t a T y p e = " T e x t " > P r o m p t e d R e s u l t C a p t i o n _ 3 < / P r o m p t e d R e s u l t C a p t i o n _ 3 > - 
-             < P r o m p t e d R e s u l t C a p t i o n _ 4   E l e m e n t T y p e = " C o l u m n "   E l e m e n t I d = " 8 3 3 6 7 2 2 7 6 "   D a t a T y p e = " T e x t " > P r o m p t e d R e s u l t C a p t i o n _ 4 < / P r o m p t e d R e s u l t C a p t i o n _ 4 > - 
-             < P r o m p t e d R e s u l t C a p t i o n _ 5   E l e m e n t T y p e = " C o l u m n "   E l e m e n t I d = " 1 9 5 9 7 5 6 5 9 "   D a t a T y p e = " T e x t " > P r o m p t e d R e s u l t C a p t i o n _ 5 < / P r o m p t e d R e s u l t C a p t i o n _ 5 > - 
-             < P r o m p t e d R e s u l t C a p t i o n _ 6   E l e m e n t T y p e = " C o l u m n "   E l e m e n t I d = " 4 4 1 7 2 0 9 5 8 "   D a t a T y p e = " T e x t " > P r o m p t e d R e s u l t C a p t i o n _ 6 < / P r o m p t e d R e s u l t C a p t i o n _ 6 > - 
-             < P r o m p t e d R e s u l t C a p t i o n _ 7   E l e m e n t T y p e = " C o l u m n "   E l e m e n t I d = " 1 0 7 9 4 1 7 5 7 5 "   D a t a T y p e = " T e x t " > P r o m p t e d R e s u l t C a p t i o n _ 7 < / P r o m p t e d R e s u l t C a p t i o n _ 7 > - 
-             < P r o m p t e d R e s u l t C a p t i o n _ 8   E l e m e n t T y p e = " C o l u m n "   E l e m e n t I d = " 1 0 3 9 0 2 9 1 2 "   D a t a T y p e = " T e x t " > P r o m p t e d R e s u l t C a p t i o n _ 8 < / P r o m p t e d R e s u l t C a p t i o n _ 8 > - 
-             < P r o m p t e d R e s u l t C a p t i o n _ 9   E l e m e n t T y p e = " C o l u m n "   E l e m e n t I d = " 7 4 1 5 9 9 5 2 9 "   D a t a T y p e = " T e x t " > P r o m p t e d R e s u l t C a p t i o n _ 9 < / P r o m p t e d R e s u l t C a p t i o n _ 9 > - 
-             < P r o m p t e d R e s u l t C o n d i t i o n D e s c r i p t i o n _ 1   E l e m e n t T y p e = " C o l u m n "   E l e m e n t I d = " 1 7 7 6 7 4 4 4 3 4 "   D a t a T y p e = " T e x t " > P r o m p t e d R e s u l t C o n d i t i o n D e s c r i p t i o n _ 1 < / P r o m p t e d R e s u l t C o n d i t i o n D e s c r i p t i o n _ 1 > - 
-             < P r o m p t e d R e s u l t C o n d i t i o n D e s c r i p t i o n _ 1 0   E l e m e n t T y p e = " C o l u m n "   E l e m e n t I d = " 1 0 2 8 7 8 8 8 8 2 "   D a t a T y p e = " T e x t " > P r o m p t e d R e s u l t C o n d i t i o n D e s c r i p t i o n _ 1 0 < / P r o m p t e d R e s u l t C o n d i t i o n D e s c r i p t i o n _ 1 0 > - 
-             < P r o m p t e d R e s u l t C o n d i t i o n D e s c r i p t i o n _ 2   E l e m e n t T y p e = " C o l u m n "   E l e m e n t I d = " 1 1 3 9 0 4 7 8 1 7 "   D a t a T y p e = " T e x t " > P r o m p t e d R e s u l t C o n d i t i o n D e s c r i p t i o n _ 2 < / P r o m p t e d R e s u l t C o n d i t i o n D e s c r i p t i o n _ 2 > - 
-             < P r o m p t e d R e s u l t C o n d i t i o n D e s c r i p t i o n _ 3   E l e m e n t T y p e = " C o l u m n "   E l e m e n t I d = " 5 0 1 3 5 1 2 0 0 "   D a t a T y p e = " T e x t " > P r o m p t e d R e s u l t C o n d i t i o n D e s c r i p t i o n _ 3 < / P r o m p t e d R e s u l t C o n d i t i o n D e s c r i p t i o n _ 3 > - 
-             < P r o m p t e d R e s u l t C o n d i t i o n D e s c r i p t i o n _ 4   E l e m e n t T y p e = " C o l u m n "   E l e m e n t I d = " 6 7 0 2 6 0 2 2 3 "   D a t a T y p e = " T e x t " > P r o m p t e d R e s u l t C o n d i t i o n D e s c r i p t i o n _ 4 < / P r o m p t e d R e s u l t C o n d i t i o n D e s c r i p t i o n _ 4 > - 
-             < P r o m p t e d R e s u l t C o n d i t i o n D e s c r i p t i o n _ 5   E l e m e n t T y p e = " C o l u m n "   E l e m e n t I d = " 3 2 5 6 3 6 0 6 "   D a t a T y p e = " T e x t " > P r o m p t e d R e s u l t C o n d i t i o n D e s c r i p t i o n _ 5 < / P r o m p t e d R e s u l t C o n d i t i o n D e s c r i p t i o n _ 5 > - 
-             < P r o m p t e d R e s u l t C o n d i t i o n D e s c r i p t i o n _ 6   E l e m e n t T y p e = " C o l u m n "   E l e m e n t I d = " 6 0 5 1 3 3 0 1 1 "   D a t a T y p e = " T e x t " > P r o m p t e d R e s u l t C o n d i t i o n D e s c r i p t i o n _ 6 < / P r o m p t e d R e s u l t C o n d i t i o n D e s c r i p t i o n _ 6 > - 
-             < P r o m p t e d R e s u l t C o n d i t i o n D e s c r i p t i o n _ 7   E l e m e n t T y p e = " C o l u m n "   E l e m e n t I d = " 1 2 4 2 8 2 9 6 2 8 "   D a t a T y p e = " T e x t " > P r o m p t e d R e s u l t C o n d i t i o n D e s c r i p t i o n _ 7 < / P r o m p t e d R e s u l t C o n d i t i o n D e s c r i p t i o n _ 7 > - 
-             < P r o m p t e d R e s u l t C o n d i t i o n D e s c r i p t i o n _ 8   E l e m e n t T y p e = " C o l u m n "   E l e m e n t I d = " 1 0 7 3 9 2 0 6 0 5 "   D a t a T y p e = " T e x t " > P r o m p t e d R e s u l t C o n d i t i o n D e s c r i p t i o n _ 8 < / P r o m p t e d R e s u l t C o n d i t i o n D e s c r i p t i o n _ 8 > - 
-             < P r o m p t e d R e s u l t C o n d i t i o n D e s c r i p t i o n _ 9   E l e m e n t T y p e = " C o l u m n "   E l e m e n t I d = " 1 7 1 1 6 1 7 2 2 2 "   D a t a T y p e = " T e x t " > P r o m p t e d R e s u l t C o n d i t i o n D e s c r i p t i o n _ 9 < / P r o m p t e d R e s u l t C o n d i t i o n D e s c r i p t i o n _ 9 > - 
-             < P r o m p t e d R e s u l t V i s i b l e _ 1   E l e m e n t T y p e = " C o l u m n "   E l e m e n t I d = " 1 3 9 9 7 0 4 4 1 7 "   D a t a T y p e = " B o o l e a n " > P r o m p t e d R e s u l t V i s i b l e _ 1 < / P r o m p t e d R e s u l t V i s i b l e _ 1 > - 
-             < P r o m p t e d R e s u l t V i s i b l e _ 1 0   E l e m e n t T y p e = " C o l u m n "   E l e m e n t I d = " 6 6 3 6 8 2 6 1 7 "   D a t a T y p e = " B o o l e a n " > P r o m p t e d R e s u l t V i s i b l e _ 1 0 < / P r o m p t e d R e s u l t V i s i b l e _ 1 0 > - 
-             < P r o m p t e d R e s u l t V i s i b l e _ 2   E l e m e n t T y p e = " C o l u m n "   E l e m e n t I d = " 2 0 3 7 4 0 1 0 3 4 "   D a t a T y p e = " B o o l e a n " > P r o m p t e d R e s u l t V i s i b l e _ 2 < / P r o m p t e d R e s u l t V i s i b l e _ 2 > - 
-             < P r o m p t e d R e s u l t V i s i b l e _ 3   E l e m e n t T y p e = " C o l u m n "   E l e m e n t I d = " 1 6 1 9 8 6 9 6 4 5 "   D a t a T y p e = " B o o l e a n " > P r o m p t e d R e s u l t V i s i b l e _ 3 < / P r o m p t e d R e s u l t V i s i b l e _ 3 > - 
-             < P r o m p t e d R e s u l t V i s i b l e _ 4   E l e m e n t T y p e = " C o l u m n "   E l e m e n t I d = " 9 8 2 1 7 3 0 2 8 "   D a t a T y p e = " B o o l e a n " > P r o m p t e d R e s u l t V i s i b l e _ 4 < / P r o m p t e d R e s u l t V i s i b l e _ 4 > - 
-             < P r o m p t e d R e s u l t V i s i b l e _ 5   E l e m e n t T y p e = " C o l u m n "   E l e m e n t I d = " 3 4 4 4 7 6 4 1 1 "   D a t a T y p e = " B o o l e a n " > P r o m p t e d R e s u l t V i s i b l e _ 5 < / P r o m p t e d R e s u l t V i s i b l e _ 5 > - 
-             < P r o m p t e d R e s u l t V i s i b l e _ 6   E l e m e n t T y p e = " C o l u m n "   E l e m e n t I d = " 2 9 3 2 2 0 2 0 6 "   D a t a T y p e = " B o o l e a n " > P r o m p t e d R e s u l t V i s i b l e _ 6 < / P r o m p t e d R e s u l t V i s i b l e _ 6 > - 
-             < P r o m p t e d R e s u l t V i s i b l e _ 7   E l e m e n t T y p e = " C o l u m n "   E l e m e n t I d = " 9 3 0 9 1 6 8 2 3 "   D a t a T y p e = " B o o l e a n " > P r o m p t e d R e s u l t V i s i b l e _ 7 < / P r o m p t e d R e s u l t V i s i b l e _ 7 > - 
-             < P r o m p t e d R e s u l t V i s i b l e _ 8   E l e m e n t T y p e = " C o l u m n "   E l e m e n t I d = " 4 4 5 9 7 8 4 0 "   D a t a T y p e = " B o o l e a n " > P r o m p t e d R e s u l t V i s i b l e _ 8 < / P r o m p t e d R e s u l t V i s i b l e _ 8 > - 
-             < P r o m p t e d R e s u l t V i s i b l e _ 9   E l e m e n t T y p e = " C o l u m n "   E l e m e n t I d = " 5 9 3 0 9 8 7 7 7 "   D a t a T y p e = " B o o l e a n " > P r o m p t e d R e s u l t V i s i b l e _ 9 < / P r o m p t e d R e s u l t V i s i b l e _ 9 > - 
-             < T e s t _ R e s u l t   E l e m e n t T y p e = " C o l u m n "   E l e m e n t I d = " 1 2 7 1 0 6 2 1 4 1 "   D a t a T y p e = " C o d e " > T e s t _ R e s u l t < / T e s t _ R e s u l t > - 
-             < T e s t _ R e s u l t D e s c r i p t i o n   E l e m e n t T y p e = " C o l u m n "   E l e m e n t I d = " 1 9 4 3 4 5 8 6 8 5 "   D a t a T y p e = " T e x t " > T e s t _ R e s u l t D e s c r i p t i o n < / T e s t _ R e s u l t D e s c r i p t i o n > - 
-             < T e s t _ V a l u e   E l e m e n t T y p e = " C o l u m n "   E l e m e n t I d = " 8 1 3 5 6 4 5 2 1 "   D a t a T y p e = " T e x t " > T e s t _ V a l u e < / T e s t _ V a l u e > +     < C u r r e n t I n s p e c t i o n > + 
+         < C O A C o n t a c t _ A l l > C O A C o n t a c t _ A l l < / C O A C o n t a c t _ A l l > + 
+         < C O A C o n t a c t _ R o w 1 > C O A C o n t a c t _ R o w 1 < / C O A C o n t a c t _ R o w 1 > + 
+         < C O A C o n t a c t _ R o w 2 > C O A C o n t a c t _ R o w 2 < / C O A C o n t a c t _ R o w 2 > + 
+         < C O A C o n t a c t _ R o w 3 > C O A C o n t a c t _ R o w 3 < / C O A C o n t a c t _ R o w 3 > + 
+         < C O A C o n t a c t _ R o w 4 > C O A C o n t a c t _ R o w 4 < / C O A C o n t a c t _ R o w 4 > + 
+         < C O A C o n t a c t _ R o w 5 > C O A C o n t a c t _ R o w 5 < / C O A C o n t a c t _ R o w 5 > + 
+         < C O A C o n t a c t _ R o w 6 > C O A C o n t a c t _ R o w 6 < / C O A C o n t a c t _ R o w 6 > + 
+         < C O A C o n t a c t _ R o w 7 > C O A C o n t a c t _ R o w 7 < / C O A C o n t a c t _ R o w 7 > + 
+         < C O A C o n t a c t _ R o w 8 > C O A C o n t a c t _ R o w 8 < / C O A C o n t a c t _ R o w 8 > + 
+         < C o m p a n y I n f o r m a t i o n _ A l l > C o m p a n y I n f o r m a t i o n _ A l l < / C o m p a n y I n f o r m a t i o n _ A l l > + 
+         < C o m p a n y I n f o r m a t i o n _ R o w 1 > C o m p a n y I n f o r m a t i o n _ R o w 1 < / C o m p a n y I n f o r m a t i o n _ R o w 1 > + 
+         < C o m p a n y I n f o r m a t i o n _ R o w 2 > C o m p a n y I n f o r m a t i o n _ R o w 2 < / C o m p a n y I n f o r m a t i o n _ R o w 2 > + 
+         < C o m p a n y I n f o r m a t i o n _ R o w 3 > C o m p a n y I n f o r m a t i o n _ R o w 3 < / C o m p a n y I n f o r m a t i o n _ R o w 3 > + 
+         < C o m p a n y I n f o r m a t i o n _ R o w 4 > C o m p a n y I n f o r m a t i o n _ R o w 4 < / C o m p a n y I n f o r m a t i o n _ R o w 4 > + 
+         < C o m p a n y I n f o r m a t i o n _ R o w 5 > C o m p a n y I n f o r m a t i o n _ R o w 5 < / C o m p a n y I n f o r m a t i o n _ R o w 5 > + 
+         < C o m p a n y I n f o r m a t i o n _ R o w 6 > C o m p a n y I n f o r m a t i o n _ R o w 6 < / C o m p a n y I n f o r m a t i o n _ R o w 6 > + 
+         < C o m p a n y I n f o r m a t i o n _ R o w 7 > C o m p a n y I n f o r m a t i o n _ R o w 7 < / C o m p a n y I n f o r m a t i o n _ R o w 7 > + 
+         < C o m p a n y I n f o r m a t i o n _ R o w 8 > C o m p a n y I n f o r m a t i o n _ R o w 8 < / C o m p a n y I n f o r m a t i o n _ R o w 8 > + 
+         < D i r e c t o r N a m e L a b e l > D i r e c t o r N a m e L a b e l < / D i r e c t o r N a m e L a b e l > + 
+         < D i r e c t o r S i g n a t u r e L a b e l > D i r e c t o r S i g n a t u r e L a b e l < / D i r e c t o r S i g n a t u r e L a b e l > + 
+         < E m a i l L a b e l > E m a i l L a b e l < / E m a i l L a b e l > + 
+         < E m a i l V a l u e > E m a i l V a l u e < / E m a i l V a l u e > + 
+         < F i n i s h e d B y N a m e L a b e l > F i n i s h e d B y N a m e L a b e l < / F i n i s h e d B y N a m e L a b e l > + 
+         < F i n i s h e d B y S i g n a t u r e L a b e l > F i n i s h e d B y S i g n a t u r e L a b e l < / F i n i s h e d B y S i g n a t u r e L a b e l > + 
+         < F i n i s h e d D a t e O n l y > F i n i s h e d D a t e O n l y < / F i n i s h e d D a t e O n l y > + 
+         < H o m e P a g e L a b e l > H o m e P a g e L a b e l < / H o m e P a g e L a b e l > + 
+         < H o m e P a g e V a l u e > H o m e P a g e V a l u e < / H o m e P a g e V a l u e > + 
+         < I t e m T r a c k i n g D e s c r i p t i o n > I t e m T r a c k i n g D e s c r i p t i o n < / I t e m T r a c k i n g D e s c r i p t i o n > + 
+         < P h o n e N o L a b e l > P h o n e N o L a b e l < / P h o n e N o L a b e l > + 
+         < P h o n e N o V a l u e > P h o n e N o V a l u e < / P h o n e N o V a l u e > + 
+         < P r o d u c t D e s c r i p t i o n > P r o d u c t D e s c r i p t i o n < / P r o d u c t D e s c r i p t i o n > + 
+         < Q l t y I n s p e c t i o n T e m p l a t e _ D e s c r i p t i o n > Q l t y I n s p e c t i o n T e m p l a t e _ D e s c r i p t i o n < / Q l t y I n s p e c t i o n T e m p l a t e _ D e s c r i p t i o n > + 
+         < Q l t y I n s p e c t i o n _ D e s c r i p t i o n > Q l t y I n s p e c t i o n _ D e s c r i p t i o n < / Q l t y I n s p e c t i o n _ D e s c r i p t i o n > + 
+         < Q l t y I n s p e c t i o n _ D i r e c t o r _ N a m e > Q l t y I n s p e c t i o n _ D i r e c t o r _ N a m e < / Q l t y I n s p e c t i o n _ D i r e c t o r _ N a m e > + 
+         < Q l t y I n s p e c t i o n _ D i r e c t o r _ T i t l e > Q l t y I n s p e c t i o n _ D i r e c t o r _ T i t l e < / Q l t y I n s p e c t i o n _ D i r e c t o r _ T i t l e > + 
+         < Q l t y I n s p e c t i o n _ F i n i s h e d _ B y _ E m a i l > Q l t y I n s p e c t i o n _ F i n i s h e d _ B y _ E m a i l < / Q l t y I n s p e c t i o n _ F i n i s h e d _ B y _ E m a i l > + 
+         < Q l t y I n s p e c t i o n _ F i n i s h e d _ B y _ P h o n e > Q l t y I n s p e c t i o n _ F i n i s h e d _ B y _ P h o n e < / Q l t y I n s p e c t i o n _ F i n i s h e d _ B y _ P h o n e > + 
+         < Q l t y I n s p e c t i o n _ F i n i s h e d _ B y _ T i t l e > Q l t y I n s p e c t i o n _ F i n i s h e d _ B y _ T i t l e < / Q l t y I n s p e c t i o n _ F i n i s h e d _ B y _ T i t l e > + 
+         < Q l t y I n s p e c t i o n _ F i n i s h e d _ B y _ U s e r N a m e > Q l t y I n s p e c t i o n _ F i n i s h e d _ B y _ U s e r N a m e < / Q l t y I n s p e c t i o n _ F i n i s h e d _ B y _ U s e r N a m e > + 
+         < Q l t y I n s p e c t i o n _ F i n i s h e d _ B y _ U s e r _ I D > Q l t y I n s p e c t i o n _ F i n i s h e d _ B y _ U s e r _ I D < / Q l t y I n s p e c t i o n _ F i n i s h e d _ B y _ U s e r _ I D > + 
+         < Q l t y I n s p e c t i o n _ F i n i s h e d _ D a t e > Q l t y I n s p e c t i o n _ F i n i s h e d _ D a t e < / Q l t y I n s p e c t i o n _ F i n i s h e d _ D a t e > + 
+         < Q l t y I n s p e c t i o n _ N o > Q l t y I n s p e c t i o n _ N o < / Q l t y I n s p e c t i o n _ N o > + 
+         < Q l t y I n s p e c t i o n _ R e i n s p e c t i o n N o > Q l t y I n s p e c t i o n _ R e i n s p e c t i o n N o < / Q l t y I n s p e c t i o n _ R e i n s p e c t i o n N o > + 
+         < Q l t y I n s p e c t i o n _ R e s u l t _ C o d e > Q l t y I n s p e c t i o n _ R e s u l t _ C o d e < / Q l t y I n s p e c t i o n _ R e s u l t _ C o d e > + 
+         < Q l t y I n s p e c t i o n _ R e s u l t _ D e s c r i p t i o n > Q l t y I n s p e c t i o n _ R e s u l t _ D e s c r i p t i o n < / Q l t y I n s p e c t i o n _ R e s u l t _ D e s c r i p t i o n > + 
+         < Q l t y I n s p e c t i o n _ S o u r c e _ C u s t o m _ 1 > Q l t y I n s p e c t i o n _ S o u r c e _ C u s t o m _ 1 < / Q l t y I n s p e c t i o n _ S o u r c e _ C u s t o m _ 1 > + 
+         < Q l t y I n s p e c t i o n _ S o u r c e _ C u s t o m _ 1 0 > Q l t y I n s p e c t i o n _ S o u r c e _ C u s t o m _ 1 0 < / Q l t y I n s p e c t i o n _ S o u r c e _ C u s t o m _ 1 0 > + 
+         < Q l t y I n s p e c t i o n _ S o u r c e _ C u s t o m _ 2 > Q l t y I n s p e c t i o n _ S o u r c e _ C u s t o m _ 2 < / Q l t y I n s p e c t i o n _ S o u r c e _ C u s t o m _ 2 > + 
+         < Q l t y I n s p e c t i o n _ S o u r c e _ C u s t o m _ 3 > Q l t y I n s p e c t i o n _ S o u r c e _ C u s t o m _ 3 < / Q l t y I n s p e c t i o n _ S o u r c e _ C u s t o m _ 3 > + 
+         < Q l t y I n s p e c t i o n _ S o u r c e _ C u s t o m _ 4 > Q l t y I n s p e c t i o n _ S o u r c e _ C u s t o m _ 4 < / Q l t y I n s p e c t i o n _ S o u r c e _ C u s t o m _ 4 > + 
+         < Q l t y I n s p e c t i o n _ S o u r c e _ C u s t o m _ 5 > Q l t y I n s p e c t i o n _ S o u r c e _ C u s t o m _ 5 < / Q l t y I n s p e c t i o n _ S o u r c e _ C u s t o m _ 5 > + 
+         < Q l t y I n s p e c t i o n _ S o u r c e _ C u s t o m _ 6 > Q l t y I n s p e c t i o n _ S o u r c e _ C u s t o m _ 6 < / Q l t y I n s p e c t i o n _ S o u r c e _ C u s t o m _ 6 > + 
+         < Q l t y I n s p e c t i o n _ S o u r c e _ C u s t o m _ 7 > Q l t y I n s p e c t i o n _ S o u r c e _ C u s t o m _ 7 < / Q l t y I n s p e c t i o n _ S o u r c e _ C u s t o m _ 7 > + 
+         < Q l t y I n s p e c t i o n _ S o u r c e _ C u s t o m _ 8 > Q l t y I n s p e c t i o n _ S o u r c e _ C u s t o m _ 8 < / Q l t y I n s p e c t i o n _ S o u r c e _ C u s t o m _ 8 > + 
+         < Q l t y I n s p e c t i o n _ S o u r c e _ C u s t o m _ 9 > Q l t y I n s p e c t i o n _ S o u r c e _ C u s t o m _ 9 < / Q l t y I n s p e c t i o n _ S o u r c e _ C u s t o m _ 9 > + 
+         < Q l t y I n s p e c t i o n _ S o u r c e _ D o c u m e n t _ N o _ > Q l t y I n s p e c t i o n _ S o u r c e _ D o c u m e n t _ N o _ < / Q l t y I n s p e c t i o n _ S o u r c e _ D o c u m e n t _ N o _ > + 
+         < Q l t y I n s p e c t i o n _ S o u r c e _ I t e m _ D e s c r i p t i o n > Q l t y I n s p e c t i o n _ S o u r c e _ I t e m _ D e s c r i p t i o n < / Q l t y I n s p e c t i o n _ S o u r c e _ I t e m _ D e s c r i p t i o n > + 
+         < Q l t y I n s p e c t i o n _ S o u r c e _ I t e m _ D e s c r i p t i o n 2 > Q l t y I n s p e c t i o n _ S o u r c e _ I t e m _ D e s c r i p t i o n 2 < / Q l t y I n s p e c t i o n _ S o u r c e _ I t e m _ D e s c r i p t i o n 2 > + 
+         < Q l t y I n s p e c t i o n _ S o u r c e _ I t e m _ N o _ > Q l t y I n s p e c t i o n _ S o u r c e _ I t e m _ N o _ < / Q l t y I n s p e c t i o n _ S o u r c e _ I t e m _ N o _ > + 
+         < Q l t y I n s p e c t i o n _ S o u r c e _ L o t _ N o _ > Q l t y I n s p e c t i o n _ S o u r c e _ L o t _ N o _ < / Q l t y I n s p e c t i o n _ S o u r c e _ L o t _ N o _ > + 
+         < Q l t y I n s p e c t i o n _ S o u r c e _ P a c k a g e _ N o _ > Q l t y I n s p e c t i o n _ S o u r c e _ P a c k a g e _ N o _ < / Q l t y I n s p e c t i o n _ S o u r c e _ P a c k a g e _ N o _ > + 
+         < Q l t y I n s p e c t i o n _ S o u r c e _ S e r i a l _ N o _ > Q l t y I n s p e c t i o n _ S o u r c e _ S e r i a l _ N o _ < / Q l t y I n s p e c t i o n _ S o u r c e _ S e r i a l _ N o _ > + 
+         < Q l t y I n s p e c t i o n _ S o u r c e _ T a s k _ N o _ > Q l t y I n s p e c t i o n _ S o u r c e _ T a s k _ N o _ < / Q l t y I n s p e c t i o n _ S o u r c e _ T a s k _ N o _ > + 
+         < Q l t y I n s p e c t i o n _ S o u r c e _ V a r i a n t _ C o d e > Q l t y I n s p e c t i o n _ S o u r c e _ V a r i a n t _ C o d e < / Q l t y I n s p e c t i o n _ S o u r c e _ V a r i a n t _ C o d e > + 
+         < Q l t y I n s p e c t i o n _ S t a t u s > Q l t y I n s p e c t i o n _ S t a t u s < / Q l t y I n s p e c t i o n _ S t a t u s > + 
+         < R e i n s p e c t i o n D e s c r i p t i o n > R e i n s p e c t i o n D e s c r i p t i o n < / R e i n s p e c t i o n D e s c r i p t i o n > + 
+         < C u r r e n t I n s p e c t i o n L i n e > + 
+             < C o n d i t i o n L a b e l _ 1 > C o n d i t i o n L a b e l _ 1 < / C o n d i t i o n L a b e l _ 1 > + 
+             < C o n d i t i o n L a b e l _ 2 > C o n d i t i o n L a b e l _ 2 < / C o n d i t i o n L a b e l _ 2 > + 
+             < F i e l d _ C o d e > F i e l d _ C o d e < / F i e l d _ C o d e > + 
+             < F i e l d _ D e s c r i p t i o n > F i e l d _ D e s c r i p t i o n < / F i e l d _ D e s c r i p t i o n > + 
+             < F i e l d _ H a s E n t e r e d V a l u e > F i e l d _ H a s E n t e r e d V a l u e < / F i e l d _ H a s E n t e r e d V a l u e > + 
+             < F i e l d _ I f P e r s o n E m a i l > F i e l d _ I f P e r s o n E m a i l < / F i e l d _ I f P e r s o n E m a i l > + 
+             < F i e l d _ I f P e r s o n N a m e > F i e l d _ I f P e r s o n N a m e < / F i e l d _ I f P e r s o n N a m e > + 
+             < F i e l d _ I f P e r s o n P h o n e > F i e l d _ I f P e r s o n P h o n e < / F i e l d _ I f P e r s o n P h o n e > + 
+             < F i e l d _ I f P e r s o n T i t l e > F i e l d _ I f P e r s o n T i t l e < / F i e l d _ I f P e r s o n T i t l e > + 
+             < F i e l d _ I s L a b e l > F i e l d _ I s L a b e l < / F i e l d _ I s L a b e l > + 
+             < F i e l d _ I s P e r s o n F i e l d > F i e l d _ I s P e r s o n F i e l d < / F i e l d _ I s P e r s o n F i e l d > + 
+             < F i e l d _ I s T e x t > F i e l d _ I s T e x t < / F i e l d _ I s T e x t > + 
+             < F i e l d _ L i n e C o m m e n t a r y > F i e l d _ L i n e C o m m e n t a r y < / F i e l d _ L i n e C o m m e n t a r y > + 
+             < F i e l d _ M o d i f i e d B y U s e r E m a i l > F i e l d _ M o d i f i e d B y U s e r E m a i l < / F i e l d _ M o d i f i e d B y U s e r E m a i l > + 
+             < F i e l d _ M o d i f i e d B y U s e r I D > F i e l d _ M o d i f i e d B y U s e r I D < / F i e l d _ M o d i f i e d B y U s e r I D > + 
+             < F i e l d _ M o d i f i e d B y U s e r J o b T i t l e > F i e l d _ M o d i f i e d B y U s e r J o b T i t l e < / F i e l d _ M o d i f i e d B y U s e r J o b T i t l e > + 
+             < F i e l d _ M o d i f i e d B y U s e r N a m e > F i e l d _ M o d i f i e d B y U s e r N a m e < / F i e l d _ M o d i f i e d B y U s e r N a m e > + 
+             < F i e l d _ M o d i f i e d B y U s e r P h o n e > F i e l d _ M o d i f i e d B y U s e r P h o n e < / F i e l d _ M o d i f i e d B y U s e r P h o n e > + 
+             < F i e l d _ M o d i f i e d D a t e T i m e > F i e l d _ M o d i f i e d D a t e T i m e < / F i e l d _ M o d i f i e d D a t e T i m e > + 
+             < F i e l d _ T y p e > F i e l d _ T y p e < / F i e l d _ T y p e > + 
+             < L a b e l F i e l d _ D e s c r i p t i o n > L a b e l F i e l d _ D e s c r i p t i o n < / L a b e l F i e l d _ D e s c r i p t i o n > + 
+             < N u m e r i c _ V a l u e > N u m e r i c _ V a l u e < / N u m e r i c _ V a l u e > + 
+             < P r o m p t e d R e s u l t C a p t i o n _ 1 > P r o m p t e d R e s u l t C a p t i o n _ 1 < / P r o m p t e d R e s u l t C a p t i o n _ 1 > + 
+             < P r o m p t e d R e s u l t C a p t i o n _ 1 0 > P r o m p t e d R e s u l t C a p t i o n _ 1 0 < / P r o m p t e d R e s u l t C a p t i o n _ 1 0 > + 
+             < P r o m p t e d R e s u l t C a p t i o n _ 2 > P r o m p t e d R e s u l t C a p t i o n _ 2 < / P r o m p t e d R e s u l t C a p t i o n _ 2 > + 
+             < P r o m p t e d R e s u l t C a p t i o n _ 3 > P r o m p t e d R e s u l t C a p t i o n _ 3 < / P r o m p t e d R e s u l t C a p t i o n _ 3 > + 
+             < P r o m p t e d R e s u l t C a p t i o n _ 4 > P r o m p t e d R e s u l t C a p t i o n _ 4 < / P r o m p t e d R e s u l t C a p t i o n _ 4 > + 
+             < P r o m p t e d R e s u l t C a p t i o n _ 5 > P r o m p t e d R e s u l t C a p t i o n _ 5 < / P r o m p t e d R e s u l t C a p t i o n _ 5 > + 
+             < P r o m p t e d R e s u l t C a p t i o n _ 6 > P r o m p t e d R e s u l t C a p t i o n _ 6 < / P r o m p t e d R e s u l t C a p t i o n _ 6 > + 
+             < P r o m p t e d R e s u l t C a p t i o n _ 7 > P r o m p t e d R e s u l t C a p t i o n _ 7 < / P r o m p t e d R e s u l t C a p t i o n _ 7 > + 
+             < P r o m p t e d R e s u l t C a p t i o n _ 8 > P r o m p t e d R e s u l t C a p t i o n _ 8 < / P r o m p t e d R e s u l t C a p t i o n _ 8 > + 
+             < P r o m p t e d R e s u l t C a p t i o n _ 9 > P r o m p t e d R e s u l t C a p t i o n _ 9 < / P r o m p t e d R e s u l t C a p t i o n _ 9 > + 
+             < P r o m p t e d R e s u l t C o n d i t i o n D e s c r i p t i o n _ 1 > P r o m p t e d R e s u l t C o n d i t i o n D e s c r i p t i o n _ 1 < / P r o m p t e d R e s u l t C o n d i t i o n D e s c r i p t i o n _ 1 > + 
+             < P r o m p t e d R e s u l t C o n d i t i o n D e s c r i p t i o n _ 1 0 > P r o m p t e d R e s u l t C o n d i t i o n D e s c r i p t i o n _ 1 0 < / P r o m p t e d R e s u l t C o n d i t i o n D e s c r i p t i o n _ 1 0 > + 
+             < P r o m p t e d R e s u l t C o n d i t i o n D e s c r i p t i o n _ 2 > P r o m p t e d R e s u l t C o n d i t i o n D e s c r i p t i o n _ 2 < / P r o m p t e d R e s u l t C o n d i t i o n D e s c r i p t i o n _ 2 > + 
+             < P r o m p t e d R e s u l t C o n d i t i o n D e s c r i p t i o n _ 3 > P r o m p t e d R e s u l t C o n d i t i o n D e s c r i p t i o n _ 3 < / P r o m p t e d R e s u l t C o n d i t i o n D e s c r i p t i o n _ 3 > + 
+             < P r o m p t e d R e s u l t C o n d i t i o n D e s c r i p t i o n _ 4 > P r o m p t e d R e s u l t C o n d i t i o n D e s c r i p t i o n _ 4 < / P r o m p t e d R e s u l t C o n d i t i o n D e s c r i p t i o n _ 4 > + 
+             < P r o m p t e d R e s u l t C o n d i t i o n D e s c r i p t i o n _ 5 > P r o m p t e d R e s u l t C o n d i t i o n D e s c r i p t i o n _ 5 < / P r o m p t e d R e s u l t C o n d i t i o n D e s c r i p t i o n _ 5 > + 
+             < P r o m p t e d R e s u l t C o n d i t i o n D e s c r i p t i o n _ 6 > P r o m p t e d R e s u l t C o n d i t i o n D e s c r i p t i o n _ 6 < / P r o m p t e d R e s u l t C o n d i t i o n D e s c r i p t i o n _ 6 > + 
+             < P r o m p t e d R e s u l t C o n d i t i o n D e s c r i p t i o n _ 7 > P r o m p t e d R e s u l t C o n d i t i o n D e s c r i p t i o n _ 7 < / P r o m p t e d R e s u l t C o n d i t i o n D e s c r i p t i o n _ 7 > + 
+             < P r o m p t e d R e s u l t C o n d i t i o n D e s c r i p t i o n _ 8 > P r o m p t e d R e s u l t C o n d i t i o n D e s c r i p t i o n _ 8 < / P r o m p t e d R e s u l t C o n d i t i o n D e s c r i p t i o n _ 8 > + 
+             < P r o m p t e d R e s u l t C o n d i t i o n D e s c r i p t i o n _ 9 > P r o m p t e d R e s u l t C o n d i t i o n D e s c r i p t i o n _ 9 < / P r o m p t e d R e s u l t C o n d i t i o n D e s c r i p t i o n _ 9 > + 
+             < P r o m p t e d R e s u l t V i s i b l e _ 1 > P r o m p t e d R e s u l t V i s i b l e _ 1 < / P r o m p t e d R e s u l t V i s i b l e _ 1 > + 
+             < P r o m p t e d R e s u l t V i s i b l e _ 1 0 > P r o m p t e d R e s u l t V i s i b l e _ 1 0 < / P r o m p t e d R e s u l t V i s i b l e _ 1 0 > + 
+             < P r o m p t e d R e s u l t V i s i b l e _ 2 > P r o m p t e d R e s u l t V i s i b l e _ 2 < / P r o m p t e d R e s u l t V i s i b l e _ 2 > + 
+             < P r o m p t e d R e s u l t V i s i b l e _ 3 > P r o m p t e d R e s u l t V i s i b l e _ 3 < / P r o m p t e d R e s u l t V i s i b l e _ 3 > + 
+             < P r o m p t e d R e s u l t V i s i b l e _ 4 > P r o m p t e d R e s u l t V i s i b l e _ 4 < / P r o m p t e d R e s u l t V i s i b l e _ 4 > + 
+             < P r o m p t e d R e s u l t V i s i b l e _ 5 > P r o m p t e d R e s u l t V i s i b l e _ 5 < / P r o m p t e d R e s u l t V i s i b l e _ 5 > + 
+             < P r o m p t e d R e s u l t V i s i b l e _ 6 > P r o m p t e d R e s u l t V i s i b l e _ 6 < / P r o m p t e d R e s u l t V i s i b l e _ 6 > + 
+             < P r o m p t e d R e s u l t V i s i b l e _ 7 > P r o m p t e d R e s u l t V i s i b l e _ 7 < / P r o m p t e d R e s u l t V i s i b l e _ 7 > + 
+             < P r o m p t e d R e s u l t V i s i b l e _ 8 > P r o m p t e d R e s u l t V i s i b l e _ 8 < / P r o m p t e d R e s u l t V i s i b l e _ 8 > + 
+             < P r o m p t e d R e s u l t V i s i b l e _ 9 > P r o m p t e d R e s u l t V i s i b l e _ 9 < / P r o m p t e d R e s u l t V i s i b l e _ 9 > + 
+             < T e s t _ R e s u l t > T e s t _ R e s u l t < / T e s t _ R e s u l t > + 
+             < T e s t _ R e s u l t D e s c r i p t i o n > T e s t _ R e s u l t D e s c r i p t i o n < / T e s t _ R e s u l t D e s c r i p t i o n > + 
+             < T e s t _ V a l u e > T e s t _ V a l u e < / T e s t _ V a l u e >   
          < / C u r r e n t I n s p e c t i o n L i n e >   
@@ -6555,9 +6320,9 @@
  < / N a v W o r d R e p o r t X m l P a r t > 
 </file>
 
-<file path=customXml/item2.xml>��< ? x m l   v e r s i o n = " 1 . 0 "   e n c o d i n g = " u t f - 1 6 " ? > - 
- < N a v W o r d R e p o r t X m l P a r t   x m l n s = " u r n : m i c r o s o f t - d y n a m i c s - n a v / r e p o r t s / Q l t y _ C e r t i f i c a t e _ o f _ A n a l y s i s / 2 0 4 0 1 / " > +<file path=customXml/item3.xml>��< ? x m l   v e r s i o n = " 1 . 0 "   e n c o d i n g = " u t f - 1 6 " ? > + 
+ < N a v W o r d R e p o r t X m l P a r t   x m l n s = " u r n : m i c r o s o f t - d y n a m i c s - b u s i n e s s c e n t r a l / i n t e r n a l / e x t e n d e d / r e p o r t s / Q l t y _ C e r t i f i c a t e _ o f _ A n a l y s i s / 2 0 4 0 1 / " >   
      < B C R e p o r t I n f o r m a t i o n >   
@@ -6625,277 +6390,479 @@
  
      < L a b e l s >   
-         < C o m p l e t e d B y L a b e l > C o m p l e t e d B y L a b e l < / C o m p l e t e d B y L a b e l > - 
-         < C o m p l e t e d D a t e L a b e l > C o m p l e t e d D a t e L a b e l < / C o m p l e t e d D a t e L a b e l > - 
-         < C o n d i t i o n L a b e l > C o n d i t i o n L a b e l < / C o n d i t i o n L a b e l > - 
-         < D a t e L a b e l > D a t e L a b e l < / D a t e L a b e l > - 
-         < I t e m T r a c k i n g L a b e l > I t e m T r a c k i n g L a b e l < / I t e m T r a c k i n g L a b e l > - 
-         < M e a s u r e m e n t L a b e l > M e a s u r e m e n t L a b e l < / M e a s u r e m e n t L a b e l > - 
-         < M e t r i c L a b e l > M e t r i c L a b e l < / M e t r i c L a b e l > - 
-         < P r o d u c t L a b e l > P r o d u c t L a b e l < / P r o d u c t L a b e l > - 
-         < R e i n s p e c t i o n L a b e l > R e i n s p e c t i o n L a b e l < / R e i n s p e c t i o n L a b e l > - 
-         < R e p o r t T i t l e L a b e l > R e p o r t T i t l e L a b e l < / R e p o r t T i t l e L a b e l > - 
-         < R e s u l t L a b e l > R e s u l t L a b e l < / R e s u l t L a b e l > - 
-         < T e s t D o c u m e n t N o L a b e l > T e s t D o c u m e n t N o L a b e l < / T e s t D o c u m e n t N o L a b e l > +         < C o m p l e t e d B y L a b e l   E l e m e n t T y p e = " P a r a m e t e r "   E l e m e n t I d = " 9 2 6 8 6 1 7 7 3 "   D a t a T y p e = " S t r i n g " > C o m p l e t e d B y L a b e l < / C o m p l e t e d B y L a b e l > + 
+         < C o m p l e t e d D a t e L a b e l   E l e m e n t T y p e = " P a r a m e t e r "   E l e m e n t I d = " 1 4 6 7 6 7 4 5 7 8 "   D a t a T y p e = " S t r i n g " > C o m p l e t e d D a t e L a b e l < / C o m p l e t e d D a t e L a b e l > + 
+         < C o n d i t i o n L a b e l   E l e m e n t T y p e = " P a r a m e t e r "   E l e m e n t I d = " 1 4 2 4 6 4 8 2 8 8 "   D a t a T y p e = " S t r i n g " > C o n d i t i o n L a b e l < / C o n d i t i o n L a b e l > + 
+         < D a t e L a b e l   E l e m e n t T y p e = " P a r a m e t e r "   E l e m e n t I d = " 7 9 3 8 1 7 7 7 7 "   D a t a T y p e = " S t r i n g " > D a t e L a b e l < / D a t e L a b e l > + 
+         < I t e m T r a c k i n g L a b e l   E l e m e n t T y p e = " P a r a m e t e r "   E l e m e n t I d = " 9 3 5 5 3 4 6 7 1 "   D a t a T y p e = " S t r i n g " > I t e m T r a c k i n g L a b e l < / I t e m T r a c k i n g L a b e l > + 
+         < M e a s u r e m e n t L a b e l   E l e m e n t T y p e = " P a r a m e t e r "   E l e m e n t I d = " 1 7 6 1 7 7 1 9 3 5 "   D a t a T y p e = " S t r i n g " > M e a s u r e m e n t L a b e l < / M e a s u r e m e n t L a b e l > + 
+         < M e t r i c L a b e l   E l e m e n t T y p e = " P a r a m e t e r "   E l e m e n t I d = " 2 7 1 2 2 7 7 7 5 "   D a t a T y p e = " S t r i n g " > M e t r i c L a b e l < / M e t r i c L a b e l > + 
+         < P r o d u c t L a b e l   E l e m e n t T y p e = " P a r a m e t e r "   E l e m e n t I d = " 5 3 6 5 2 5 3 1 2 "   D a t a T y p e = " S t r i n g " > P r o d u c t L a b e l < / P r o d u c t L a b e l > + 
+         < R e i n s p e c t i o n L a b e l   E l e m e n t T y p e = " P a r a m e t e r "   E l e m e n t I d = " 8 9 4 4 0 3 1 8 2 "   D a t a T y p e = " S t r i n g " > R e i n s p e c t i o n L a b e l < / R e i n s p e c t i o n L a b e l > + 
+         < R e p o r t T i t l e L a b e l   E l e m e n t T y p e = " P a r a m e t e r "   E l e m e n t I d = " 1 2 9 7 0 8 9 6 2 7 "   D a t a T y p e = " S t r i n g " > R e p o r t T i t l e L a b e l < / R e p o r t T i t l e L a b e l > + 
+         < R e s u l t L a b e l   E l e m e n t T y p e = " P a r a m e t e r "   E l e m e n t I d = " 4 0 7 6 0 6 8 8 6 "   D a t a T y p e = " S t r i n g " > R e s u l t L a b e l < / R e s u l t L a b e l > + 
+         < T e s t D o c u m e n t N o L a b e l   E l e m e n t T y p e = " P a r a m e t e r "   E l e m e n t I d = " 1 6 2 2 1 4 2 9 2 3 "   D a t a T y p e = " S t r i n g " > T e s t D o c u m e n t N o L a b e l < / T e s t D o c u m e n t N o L a b e l >   
      < / L a b e l s >   
-     < C u r r e n t I n s p e c t i o n > - 
-         < C O A C o n t a c t _ A l l > C O A C o n t a c t _ A l l < / C O A C o n t a c t _ A l l > - 
-         < C O A C o n t a c t _ R o w 1 > C O A C o n t a c t _ R o w 1 < / C O A C o n t a c t _ R o w 1 > - 
-         < C O A C o n t a c t _ R o w 2 > C O A C o n t a c t _ R o w 2 < / C O A C o n t a c t _ R o w 2 > - 
-         < C O A C o n t a c t _ R o w 3 > C O A C o n t a c t _ R o w 3 < / C O A C o n t a c t _ R o w 3 > - 
-         < C O A C o n t a c t _ R o w 4 > C O A C o n t a c t _ R o w 4 < / C O A C o n t a c t _ R o w 4 > - 
-         < C O A C o n t a c t _ R o w 5 > C O A C o n t a c t _ R o w 5 < / C O A C o n t a c t _ R o w 5 > - 
-         < C O A C o n t a c t _ R o w 6 > C O A C o n t a c t _ R o w 6 < / C O A C o n t a c t _ R o w 6 > - 
-         < C O A C o n t a c t _ R o w 7 > C O A C o n t a c t _ R o w 7 < / C O A C o n t a c t _ R o w 7 > - 
-         < C O A C o n t a c t _ R o w 8 > C O A C o n t a c t _ R o w 8 < / C O A C o n t a c t _ R o w 8 > - 
-         < C o m p a n y I n f o r m a t i o n _ A l l > C o m p a n y I n f o r m a t i o n _ A l l < / C o m p a n y I n f o r m a t i o n _ A l l > - 
-         < C o m p a n y I n f o r m a t i o n _ R o w 1 > C o m p a n y I n f o r m a t i o n _ R o w 1 < / C o m p a n y I n f o r m a t i o n _ R o w 1 > - 
-         < C o m p a n y I n f o r m a t i o n _ R o w 2 > C o m p a n y I n f o r m a t i o n _ R o w 2 < / C o m p a n y I n f o r m a t i o n _ R o w 2 > - 
-         < C o m p a n y I n f o r m a t i o n _ R o w 3 > C o m p a n y I n f o r m a t i o n _ R o w 3 < / C o m p a n y I n f o r m a t i o n _ R o w 3 > - 
-         < C o m p a n y I n f o r m a t i o n _ R o w 4 > C o m p a n y I n f o r m a t i o n _ R o w 4 < / C o m p a n y I n f o r m a t i o n _ R o w 4 > - 
-         < C o m p a n y I n f o r m a t i o n _ R o w 5 > C o m p a n y I n f o r m a t i o n _ R o w 5 < / C o m p a n y I n f o r m a t i o n _ R o w 5 > - 
-         < C o m p a n y I n f o r m a t i o n _ R o w 6 > C o m p a n y I n f o r m a t i o n _ R o w 6 < / C o m p a n y I n f o r m a t i o n _ R o w 6 > - 
-         < C o m p a n y I n f o r m a t i o n _ R o w 7 > C o m p a n y I n f o r m a t i o n _ R o w 7 < / C o m p a n y I n f o r m a t i o n _ R o w 7 > - 
-         < C o m p a n y I n f o r m a t i o n _ R o w 8 > C o m p a n y I n f o r m a t i o n _ R o w 8 < / C o m p a n y I n f o r m a t i o n _ R o w 8 > - 
-         < D i r e c t o r N a m e L a b e l > D i r e c t o r N a m e L a b e l < / D i r e c t o r N a m e L a b e l > - 
-         < D i r e c t o r S i g n a t u r e L a b e l > D i r e c t o r S i g n a t u r e L a b e l < / D i r e c t o r S i g n a t u r e L a b e l > - 
-         < E m a i l L a b e l > E m a i l L a b e l < / E m a i l L a b e l > - 
-         < E m a i l V a l u e > E m a i l V a l u e < / E m a i l V a l u e > - 
-         < F i n i s h e d B y N a m e L a b e l > F i n i s h e d B y N a m e L a b e l < / F i n i s h e d B y N a m e L a b e l > - 
-         < F i n i s h e d B y S i g n a t u r e L a b e l > F i n i s h e d B y S i g n a t u r e L a b e l < / F i n i s h e d B y S i g n a t u r e L a b e l > - 
-         < F i n i s h e d D a t e O n l y > F i n i s h e d D a t e O n l y < / F i n i s h e d D a t e O n l y > - 
-         < H o m e P a g e L a b e l > H o m e P a g e L a b e l < / H o m e P a g e L a b e l > - 
-         < H o m e P a g e V a l u e > H o m e P a g e V a l u e < / H o m e P a g e V a l u e > - 
-         < I t e m T r a c k i n g D e s c r i p t i o n > I t e m T r a c k i n g D e s c r i p t i o n < / I t e m T r a c k i n g D e s c r i p t i o n > - 
-         < P h o n e N o L a b e l > P h o n e N o L a b e l < / P h o n e N o L a b e l > - 
-         < P h o n e N o V a l u e > P h o n e N o V a l u e < / P h o n e N o V a l u e > - 
-         < P r o d u c t D e s c r i p t i o n > P r o d u c t D e s c r i p t i o n < / P r o d u c t D e s c r i p t i o n > - 
-         < Q l t y I n s p e c t i o n T e m p l a t e _ D e s c r i p t i o n > Q l t y I n s p e c t i o n T e m p l a t e _ D e s c r i p t i o n < / Q l t y I n s p e c t i o n T e m p l a t e _ D e s c r i p t i o n > - 
-         < Q l t y I n s p e c t i o n _ D e s c r i p t i o n > Q l t y I n s p e c t i o n _ D e s c r i p t i o n < / Q l t y I n s p e c t i o n _ D e s c r i p t i o n > - 
-         < Q l t y I n s p e c t i o n _ D i r e c t o r _ N a m e > Q l t y I n s p e c t i o n _ D i r e c t o r _ N a m e < / Q l t y I n s p e c t i o n _ D i r e c t o r _ N a m e > - 
-         < Q l t y I n s p e c t i o n _ D i r e c t o r _ T i t l e > Q l t y I n s p e c t i o n _ D i r e c t o r _ T i t l e < / Q l t y I n s p e c t i o n _ D i r e c t o r _ T i t l e > - 
-         < Q l t y I n s p e c t i o n _ F i n i s h e d _ B y _ E m a i l > Q l t y I n s p e c t i o n _ F i n i s h e d _ B y _ E m a i l < / Q l t y I n s p e c t i o n _ F i n i s h e d _ B y _ E m a i l > - 
-         < Q l t y I n s p e c t i o n _ F i n i s h e d _ B y _ P h o n e > Q l t y I n s p e c t i o n _ F i n i s h e d _ B y _ P h o n e < / Q l t y I n s p e c t i o n _ F i n i s h e d _ B y _ P h o n e > - 
-         < Q l t y I n s p e c t i o n _ F i n i s h e d _ B y _ T i t l e > Q l t y I n s p e c t i o n _ F i n i s h e d _ B y _ T i t l e < / Q l t y I n s p e c t i o n _ F i n i s h e d _ B y _ T i t l e > - 
-         < Q l t y I n s p e c t i o n _ F i n i s h e d _ B y _ U s e r N a m e > Q l t y I n s p e c t i o n _ F i n i s h e d _ B y _ U s e r N a m e < / Q l t y I n s p e c t i o n _ F i n i s h e d _ B y _ U s e r N a m e > - 
-         < Q l t y I n s p e c t i o n _ F i n i s h e d _ B y _ U s e r _ I D > Q l t y I n s p e c t i o n _ F i n i s h e d _ B y _ U s e r _ I D < / Q l t y I n s p e c t i o n _ F i n i s h e d _ B y _ U s e r _ I D > - 
-         < Q l t y I n s p e c t i o n _ F i n i s h e d _ D a t e > Q l t y I n s p e c t i o n _ F i n i s h e d _ D a t e < / Q l t y I n s p e c t i o n _ F i n i s h e d _ D a t e > - 
-         < Q l t y I n s p e c t i o n _ N o > Q l t y I n s p e c t i o n _ N o < / Q l t y I n s p e c t i o n _ N o > - 
-         < Q l t y I n s p e c t i o n _ R e i n s p e c t i o n N o > Q l t y I n s p e c t i o n _ R e i n s p e c t i o n N o < / Q l t y I n s p e c t i o n _ R e i n s p e c t i o n N o > - 
-         < Q l t y I n s p e c t i o n _ R e s u l t _ C o d e > Q l t y I n s p e c t i o n _ R e s u l t _ C o d e < / Q l t y I n s p e c t i o n _ R e s u l t _ C o d e > - 
-         < Q l t y I n s p e c t i o n _ R e s u l t _ D e s c r i p t i o n > Q l t y I n s p e c t i o n _ R e s u l t _ D e s c r i p t i o n < / Q l t y I n s p e c t i o n _ R e s u l t _ D e s c r i p t i o n > - 
-         < Q l t y I n s p e c t i o n _ S o u r c e _ C u s t o m _ 1 > Q l t y I n s p e c t i o n _ S o u r c e _ C u s t o m _ 1 < / Q l t y I n s p e c t i o n _ S o u r c e _ C u s t o m _ 1 > - 
-         < Q l t y I n s p e c t i o n _ S o u r c e _ C u s t o m _ 1 0 > Q l t y I n s p e c t i o n _ S o u r c e _ C u s t o m _ 1 0 < / Q l t y I n s p e c t i o n _ S o u r c e _ C u s t o m _ 1 0 > - 
-         < Q l t y I n s p e c t i o n _ S o u r c e _ C u s t o m _ 2 > Q l t y I n s p e c t i o n _ S o u r c e _ C u s t o m _ 2 < / Q l t y I n s p e c t i o n _ S o u r c e _ C u s t o m _ 2 > - 
-         < Q l t y I n s p e c t i o n _ S o u r c e _ C u s t o m _ 3 > Q l t y I n s p e c t i o n _ S o u r c e _ C u s t o m _ 3 < / Q l t y I n s p e c t i o n _ S o u r c e _ C u s t o m _ 3 > - 
-         < Q l t y I n s p e c t i o n _ S o u r c e _ C u s t o m _ 4 > Q l t y I n s p e c t i o n _ S o u r c e _ C u s t o m _ 4 < / Q l t y I n s p e c t i o n _ S o u r c e _ C u s t o m _ 4 > - 
-         < Q l t y I n s p e c t i o n _ S o u r c e _ C u s t o m _ 5 > Q l t y I n s p e c t i o n _ S o u r c e _ C u s t o m _ 5 < / Q l t y I n s p e c t i o n _ S o u r c e _ C u s t o m _ 5 > - 
-         < Q l t y I n s p e c t i o n _ S o u r c e _ C u s t o m _ 6 > Q l t y I n s p e c t i o n _ S o u r c e _ C u s t o m _ 6 < / Q l t y I n s p e c t i o n _ S o u r c e _ C u s t o m _ 6 > - 
-         < Q l t y I n s p e c t i o n _ S o u r c e _ C u s t o m _ 7 > Q l t y I n s p e c t i o n _ S o u r c e _ C u s t o m _ 7 < / Q l t y I n s p e c t i o n _ S o u r c e _ C u s t o m _ 7 > - 
-         < Q l t y I n s p e c t i o n _ S o u r c e _ C u s t o m _ 8 > Q l t y I n s p e c t i o n _ S o u r c e _ C u s t o m _ 8 < / Q l t y I n s p e c t i o n _ S o u r c e _ C u s t o m _ 8 > - 
-         < Q l t y I n s p e c t i o n _ S o u r c e _ C u s t o m _ 9 > Q l t y I n s p e c t i o n _ S o u r c e _ C u s t o m _ 9 < / Q l t y I n s p e c t i o n _ S o u r c e _ C u s t o m _ 9 > - 
-         < Q l t y I n s p e c t i o n _ S o u r c e _ D o c u m e n t _ N o _ > Q l t y I n s p e c t i o n _ S o u r c e _ D o c u m e n t _ N o _ < / Q l t y I n s p e c t i o n _ S o u r c e _ D o c u m e n t _ N o _ > - 
-         < Q l t y I n s p e c t i o n _ S o u r c e _ I t e m _ D e s c r i p t i o n > Q l t y I n s p e c t i o n _ S o u r c e _ I t e m _ D e s c r i p t i o n < / Q l t y I n s p e c t i o n _ S o u r c e _ I t e m _ D e s c r i p t i o n > - 
-         < Q l t y I n s p e c t i o n _ S o u r c e _ I t e m _ D e s c r i p t i o n 2 > Q l t y I n s p e c t i o n _ S o u r c e _ I t e m _ D e s c r i p t i o n 2 < / Q l t y I n s p e c t i o n _ S o u r c e _ I t e m _ D e s c r i p t i o n 2 > - 
-         < Q l t y I n s p e c t i o n _ S o u r c e _ I t e m _ N o _ > Q l t y I n s p e c t i o n _ S o u r c e _ I t e m _ N o _ < / Q l t y I n s p e c t i o n _ S o u r c e _ I t e m _ N o _ > - 
-         < Q l t y I n s p e c t i o n _ S o u r c e _ L o t _ N o _ > Q l t y I n s p e c t i o n _ S o u r c e _ L o t _ N o _ < / Q l t y I n s p e c t i o n _ S o u r c e _ L o t _ N o _ > - 
-         < Q l t y I n s p e c t i o n _ S o u r c e _ P a c k a g e _ N o _ > Q l t y I n s p e c t i o n _ S o u r c e _ P a c k a g e _ N o _ < / Q l t y I n s p e c t i o n _ S o u r c e _ P a c k a g e _ N o _ > - 
-         < Q l t y I n s p e c t i o n _ S o u r c e _ S e r i a l _ N o _ > Q l t y I n s p e c t i o n _ S o u r c e _ S e r i a l _ N o _ < / Q l t y I n s p e c t i o n _ S o u r c e _ S e r i a l _ N o _ > - 
-         < Q l t y I n s p e c t i o n _ S o u r c e _ T a s k _ N o _ > Q l t y I n s p e c t i o n _ S o u r c e _ T a s k _ N o _ < / Q l t y I n s p e c t i o n _ S o u r c e _ T a s k _ N o _ > - 
-         < Q l t y I n s p e c t i o n _ S o u r c e _ V a r i a n t _ C o d e > Q l t y I n s p e c t i o n _ S o u r c e _ V a r i a n t _ C o d e < / Q l t y I n s p e c t i o n _ S o u r c e _ V a r i a n t _ C o d e > - 
-         < Q l t y I n s p e c t i o n _ S t a t u s > Q l t y I n s p e c t i o n _ S t a t u s < / Q l t y I n s p e c t i o n _ S t a t u s > - 
-         < R e i n s p e c t i o n D e s c r i p t i o n > R e i n s p e c t i o n D e s c r i p t i o n < / R e i n s p e c t i o n D e s c r i p t i o n > - 
-         < C u r r e n t I n s p e c t i o n L i n e > - 
-             < C o n d i t i o n L a b e l _ 1 > C o n d i t i o n L a b e l _ 1 < / C o n d i t i o n L a b e l _ 1 > - 
-             < C o n d i t i o n L a b e l _ 2 > C o n d i t i o n L a b e l _ 2 < / C o n d i t i o n L a b e l _ 2 > - 
-             < F i e l d _ C o d e > F i e l d _ C o d e < / F i e l d _ C o d e > - 
-             < F i e l d _ D e s c r i p t i o n > F i e l d _ D e s c r i p t i o n < / F i e l d _ D e s c r i p t i o n > - 
-             < F i e l d _ H a s E n t e r e d V a l u e > F i e l d _ H a s E n t e r e d V a l u e < / F i e l d _ H a s E n t e r e d V a l u e > - 
-             < F i e l d _ I f P e r s o n E m a i l > F i e l d _ I f P e r s o n E m a i l < / F i e l d _ I f P e r s o n E m a i l > - 
-             < F i e l d _ I f P e r s o n N a m e > F i e l d _ I f P e r s o n N a m e < / F i e l d _ I f P e r s o n N a m e > - 
-             < F i e l d _ I f P e r s o n P h o n e > F i e l d _ I f P e r s o n P h o n e < / F i e l d _ I f P e r s o n P h o n e > - 
-             < F i e l d _ I f P e r s o n T i t l e > F i e l d _ I f P e r s o n T i t l e < / F i e l d _ I f P e r s o n T i t l e > - 
-             < F i e l d _ I s L a b e l > F i e l d _ I s L a b e l < / F i e l d _ I s L a b e l > - 
-             < F i e l d _ I s P e r s o n F i e l d > F i e l d _ I s P e r s o n F i e l d < / F i e l d _ I s P e r s o n F i e l d > - 
-             < F i e l d _ I s T e x t > F i e l d _ I s T e x t < / F i e l d _ I s T e x t > - 
-             < F i e l d _ L i n e C o m m e n t a r y > F i e l d _ L i n e C o m m e n t a r y < / F i e l d _ L i n e C o m m e n t a r y > - 
-             < F i e l d _ M o d i f i e d B y U s e r E m a i l > F i e l d _ M o d i f i e d B y U s e r E m a i l < / F i e l d _ M o d i f i e d B y U s e r E m a i l > - 
-             < F i e l d _ M o d i f i e d B y U s e r I D > F i e l d _ M o d i f i e d B y U s e r I D < / F i e l d _ M o d i f i e d B y U s e r I D > - 
-             < F i e l d _ M o d i f i e d B y U s e r J o b T i t l e > F i e l d _ M o d i f i e d B y U s e r J o b T i t l e < / F i e l d _ M o d i f i e d B y U s e r J o b T i t l e > - 
-             < F i e l d _ M o d i f i e d B y U s e r N a m e > F i e l d _ M o d i f i e d B y U s e r N a m e < / F i e l d _ M o d i f i e d B y U s e r N a m e > - 
-             < F i e l d _ M o d i f i e d B y U s e r P h o n e > F i e l d _ M o d i f i e d B y U s e r P h o n e < / F i e l d _ M o d i f i e d B y U s e r P h o n e > - 
-             < F i e l d _ M o d i f i e d D a t e T i m e > F i e l d _ M o d i f i e d D a t e T i m e < / F i e l d _ M o d i f i e d D a t e T i m e > - 
-             < F i e l d _ T y p e > F i e l d _ T y p e < / F i e l d _ T y p e > - 
-             < L a b e l F i e l d _ D e s c r i p t i o n > L a b e l F i e l d _ D e s c r i p t i o n < / L a b e l F i e l d _ D e s c r i p t i o n > - 
-             < N u m e r i c _ V a l u e > N u m e r i c _ V a l u e < / N u m e r i c _ V a l u e > - 
-             < P r o m p t e d R e s u l t C a p t i o n _ 1 > P r o m p t e d R e s u l t C a p t i o n _ 1 < / P r o m p t e d R e s u l t C a p t i o n _ 1 > - 
-             < P r o m p t e d R e s u l t C a p t i o n _ 1 0 > P r o m p t e d R e s u l t C a p t i o n _ 1 0 < / P r o m p t e d R e s u l t C a p t i o n _ 1 0 > - 
-             < P r o m p t e d R e s u l t C a p t i o n _ 2 > P r o m p t e d R e s u l t C a p t i o n _ 2 < / P r o m p t e d R e s u l t C a p t i o n _ 2 > - 
-             < P r o m p t e d R e s u l t C a p t i o n _ 3 > P r o m p t e d R e s u l t C a p t i o n _ 3 < / P r o m p t e d R e s u l t C a p t i o n _ 3 > - 
-             < P r o m p t e d R e s u l t C a p t i o n _ 4 > P r o m p t e d R e s u l t C a p t i o n _ 4 < / P r o m p t e d R e s u l t C a p t i o n _ 4 > - 
-             < P r o m p t e d R e s u l t C a p t i o n _ 5 > P r o m p t e d R e s u l t C a p t i o n _ 5 < / P r o m p t e d R e s u l t C a p t i o n _ 5 > - 
-             < P r o m p t e d R e s u l t C a p t i o n _ 6 > P r o m p t e d R e s u l t C a p t i o n _ 6 < / P r o m p t e d R e s u l t C a p t i o n _ 6 > - 
-             < P r o m p t e d R e s u l t C a p t i o n _ 7 > P r o m p t e d R e s u l t C a p t i o n _ 7 < / P r o m p t e d R e s u l t C a p t i o n _ 7 > - 
-             < P r o m p t e d R e s u l t C a p t i o n _ 8 > P r o m p t e d R e s u l t C a p t i o n _ 8 < / P r o m p t e d R e s u l t C a p t i o n _ 8 > - 
-             < P r o m p t e d R e s u l t C a p t i o n _ 9 > P r o m p t e d R e s u l t C a p t i o n _ 9 < / P r o m p t e d R e s u l t C a p t i o n _ 9 > - 
-             < P r o m p t e d R e s u l t C o n d i t i o n D e s c r i p t i o n _ 1 > P r o m p t e d R e s u l t C o n d i t i o n D e s c r i p t i o n _ 1 < / P r o m p t e d R e s u l t C o n d i t i o n D e s c r i p t i o n _ 1 > - 
-             < P r o m p t e d R e s u l t C o n d i t i o n D e s c r i p t i o n _ 1 0 > P r o m p t e d R e s u l t C o n d i t i o n D e s c r i p t i o n _ 1 0 < / P r o m p t e d R e s u l t C o n d i t i o n D e s c r i p t i o n _ 1 0 > - 
-             < P r o m p t e d R e s u l t C o n d i t i o n D e s c r i p t i o n _ 2 > P r o m p t e d R e s u l t C o n d i t i o n D e s c r i p t i o n _ 2 < / P r o m p t e d R e s u l t C o n d i t i o n D e s c r i p t i o n _ 2 > - 
-             < P r o m p t e d R e s u l t C o n d i t i o n D e s c r i p t i o n _ 3 > P r o m p t e d R e s u l t C o n d i t i o n D e s c r i p t i o n _ 3 < / P r o m p t e d R e s u l t C o n d i t i o n D e s c r i p t i o n _ 3 > - 
-             < P r o m p t e d R e s u l t C o n d i t i o n D e s c r i p t i o n _ 4 > P r o m p t e d R e s u l t C o n d i t i o n D e s c r i p t i o n _ 4 < / P r o m p t e d R e s u l t C o n d i t i o n D e s c r i p t i o n _ 4 > - 
-             < P r o m p t e d R e s u l t C o n d i t i o n D e s c r i p t i o n _ 5 > P r o m p t e d R e s u l t C o n d i t i o n D e s c r i p t i o n _ 5 < / P r o m p t e d R e s u l t C o n d i t i o n D e s c r i p t i o n _ 5 > - 
-             < P r o m p t e d R e s u l t C o n d i t i o n D e s c r i p t i o n _ 6 > P r o m p t e d R e s u l t C o n d i t i o n D e s c r i p t i o n _ 6 < / P r o m p t e d R e s u l t C o n d i t i o n D e s c r i p t i o n _ 6 > - 
-             < P r o m p t e d R e s u l t C o n d i t i o n D e s c r i p t i o n _ 7 > P r o m p t e d R e s u l t C o n d i t i o n D e s c r i p t i o n _ 7 < / P r o m p t e d R e s u l t C o n d i t i o n D e s c r i p t i o n _ 7 > - 
-             < P r o m p t e d R e s u l t C o n d i t i o n D e s c r i p t i o n _ 8 > P r o m p t e d R e s u l t C o n d i t i o n D e s c r i p t i o n _ 8 < / P r o m p t e d R e s u l t C o n d i t i o n D e s c r i p t i o n _ 8 > - 
-             < P r o m p t e d R e s u l t C o n d i t i o n D e s c r i p t i o n _ 9 > P r o m p t e d R e s u l t C o n d i t i o n D e s c r i p t i o n _ 9 < / P r o m p t e d R e s u l t C o n d i t i o n D e s c r i p t i o n _ 9 > - 
-             < P r o m p t e d R e s u l t V i s i b l e _ 1 > P r o m p t e d R e s u l t V i s i b l e _ 1 < / P r o m p t e d R e s u l t V i s i b l e _ 1 > - 
-             < P r o m p t e d R e s u l t V i s i b l e _ 1 0 > P r o m p t e d R e s u l t V i s i b l e _ 1 0 < / P r o m p t e d R e s u l t V i s i b l e _ 1 0 > - 
-             < P r o m p t e d R e s u l t V i s i b l e _ 2 > P r o m p t e d R e s u l t V i s i b l e _ 2 < / P r o m p t e d R e s u l t V i s i b l e _ 2 > - 
-             < P r o m p t e d R e s u l t V i s i b l e _ 3 > P r o m p t e d R e s u l t V i s i b l e _ 3 < / P r o m p t e d R e s u l t V i s i b l e _ 3 > - 
-             < P r o m p t e d R e s u l t V i s i b l e _ 4 > P r o m p t e d R e s u l t V i s i b l e _ 4 < / P r o m p t e d R e s u l t V i s i b l e _ 4 > - 
-             < P r o m p t e d R e s u l t V i s i b l e _ 5 > P r o m p t e d R e s u l t V i s i b l e _ 5 < / P r o m p t e d R e s u l t V i s i b l e _ 5 > - 
-             < P r o m p t e d R e s u l t V i s i b l e _ 6 > P r o m p t e d R e s u l t V i s i b l e _ 6 < / P r o m p t e d R e s u l t V i s i b l e _ 6 > - 
-             < P r o m p t e d R e s u l t V i s i b l e _ 7 > P r o m p t e d R e s u l t V i s i b l e _ 7 < / P r o m p t e d R e s u l t V i s i b l e _ 7 > - 
-             < P r o m p t e d R e s u l t V i s i b l e _ 8 > P r o m p t e d R e s u l t V i s i b l e _ 8 < / P r o m p t e d R e s u l t V i s i b l e _ 8 > - 
-             < P r o m p t e d R e s u l t V i s i b l e _ 9 > P r o m p t e d R e s u l t V i s i b l e _ 9 < / P r o m p t e d R e s u l t V i s i b l e _ 9 > - 
-             < T e s t _ R e s u l t > T e s t _ R e s u l t < / T e s t _ R e s u l t > - 
-             < T e s t _ R e s u l t D e s c r i p t i o n > T e s t _ R e s u l t D e s c r i p t i o n < / T e s t _ R e s u l t D e s c r i p t i o n > - 
-             < T e s t _ V a l u e > T e s t _ V a l u e < / T e s t _ V a l u e > +     < T o o l t i p s > + 
+         < T o o l t i p   c o l u m n = " Q l t y I n s p e c t i o n T e m p l a t e _ D e s c r i p t i o n "   E l e m e n t I d = " 1 6 5 2 0 6 9 5 9 8 " > + 
+             < T o o l t i p T e x t   l a n g = " e n - U S " > S p e c i f i e s   a n   e x p l a n a t i o n   o f   t h e   Q u a l i t y   I n s p e c t i o n   T e m p l a t e .   Y o u   c a n   e n t e r   a   m a x i m u m   o f   1 0 0   c h a r a c t e r s ,   b o t h   n u m b e r s   a n d   l e t t e r s . < / T o o l t i p T e x t > + 
+         < / T o o l t i p > + 
+         < T o o l t i p   c o l u m n = " Q l t y I n s p e c t i o n _ D e s c r i p t i o n "   E l e m e n t I d = " 7 3 9 0 1 9 9 1 0 " > + 
+             < T o o l t i p T e x t   l a n g = " e n - U S " > S p e c i f i e s   a   d e s c r i p t i o n   o f   t h e   Q u a l i t y   I n s p e c t i o n   i t s e l f . < / T o o l t i p T e x t > + 
+         < / T o o l t i p > + 
+         < T o o l t i p   c o l u m n = " Q l t y I n s p e c t i o n _ S t a t u s "   E l e m e n t I d = " 8 5 1 7 5 2 7 6 8 " > + 
+             < T o o l t i p T e x t   l a n g = " e n - U S " > S p e c i f i e s   t h e   s t a t u s   o f   t h e   i n s p e c t i o n .   N o   a d d i t i o n a l   c h a n g e s   c a n   b e   m a d e   t o   a   f i n i s h e d   Q u a l i t y   I n s p e c t i o n . < / T o o l t i p T e x t > + 
+         < / T o o l t i p > + 
+         < T o o l t i p   c o l u m n = " Q l t y I n s p e c t i o n _ R e s u l t _ C o d e "   E l e m e n t I d = " 1 8 0 7 0 7 7 0 6 5 " > + 
+             < T o o l t i p T e x t   l a n g = " e n - U S " > S p e c i f i e s   t h e   r e s u l t   i s   a u t o m a t i c a l l y   d e t e r m i n e d   b a s e d   o n   t h e   t e s t   v a l u e   a n d   r e s u l t   c o n f i g u r a t i o n . < / T o o l t i p T e x t > + 
+         < / T o o l t i p > + 
+         < T o o l t i p   c o l u m n = " Q l t y I n s p e c t i o n _ R e s u l t _ D e s c r i p t i o n "   E l e m e n t I d = " 8 1 0 5 3 8 1 8 8 " > + 
+             < T o o l t i p T e x t   l a n g = " e n - U S " > S p e c i f i e s   t h e   r e s u l t   d e s c r i p t i o n   f o r   t h i s   t e s t   r e s u l t .   T h e   r e s u l t   i s   a u t o m a t i c a l l y   d e t e r m i n e d   b a s e d   o n   t h e   t e s t   v a l u e   a n d   r e s u l t   c o n f i g u r a t i o n . < / T o o l t i p T e x t > + 
+         < / T o o l t i p > + 
+         < T o o l t i p   c o l u m n = " Q l t y I n s p e c t i o n _ N o "   E l e m e n t I d = " 2 1 2 0 6 1 5 7 4 9 " > + 
+             < T o o l t i p T e x t   l a n g = " e n - U S " > S p e c i f i e s   t h e   q u a l i t y   i n s p e c t i o n   d o c u m e n t   n u m b e r . < / T o o l t i p T e x t > + 
+         < / T o o l t i p > + 
+         < T o o l t i p   c o l u m n = " Q l t y I n s p e c t i o n _ R e i n s p e c t i o n N o "   E l e m e n t I d = " 7 5 1 7 3 5 6 " > + 
+             < T o o l t i p T e x t   l a n g = " e n - U S " > S p e c i f i e s   t h e   r e - i n s p e c t i o n   c o u n t e r . < / T o o l t i p T e x t > + 
+         < / T o o l t i p > + 
+         < T o o l t i p   c o l u m n = " Q l t y I n s p e c t i o n _ F i n i s h e d _ B y _ U s e r _ I D "   E l e m e n t I d = " 1 7 5 0 5 1 6 3 3 8 " > + 
+             < T o o l t i p T e x t   l a n g = " e n - U S " > S p e c i f i e s   t h e   u s e r   t h a t   f i n i s h e d   t h e   i n s p e c t i o n . < / T o o l t i p T e x t > + 
+         < / T o o l t i p > + 
+         < T o o l t i p   c o l u m n = " Q l t y I n s p e c t i o n _ F i n i s h e d _ D a t e "   E l e m e n t I d = " 1 8 3 4 1 2 2 7 6 5 " > + 
+             < T o o l t i p T e x t   l a n g = " e n - U S " > S p e c i f i e s   t h e   d a t e   t h a t   t h e   i n s p e c t i o n   w a s   f i n i s h e d . < / T o o l t i p T e x t > + 
+         < / T o o l t i p > + 
+         < T o o l t i p   c o l u m n = " Q l t y I n s p e c t i o n _ S o u r c e _ I t e m _ N o _ "   E l e m e n t I d = " 1 2 6 8 0 5 0 5 1 8 " > + 
+             < T o o l t i p T e x t   l a n g = " e n - U S " > S p e c i f i e s   t h e   i t e m   t h a t   t h e   Q u a l i t y   I n s p e c t i o n   i s   f o r .   W h e n   u s e d   w i t h   p r o d u c t i o n   o r d e r s   t h i s   t y p i c a l l y   r e f e r s   t o   t h e   i t e m   b e i n g   p r o d u c e d . < / T o o l t i p T e x t > + 
+         < / T o o l t i p > + 
+         < T o o l t i p   c o l u m n = " Q l t y I n s p e c t i o n _ S o u r c e _ I t e m _ D e s c r i p t i o n "   E l e m e n t I d = " 6 4 6 8 9 0 6 3 0 " > + 
+             < T o o l t i p T e x t   l a n g = " e n - U S " > S p e c i f i e s   a   d e s c r i p t i o n   o f   t h e   i t e m . < / T o o l t i p T e x t > + 
+         < / T o o l t i p > + 
+         < T o o l t i p   c o l u m n = " Q l t y I n s p e c t i o n _ S o u r c e _ I t e m _ D e s c r i p t i o n 2 "   E l e m e n t I d = " 1 2 7 9 3 6 9 3 5 2 " > + 
+             < T o o l t i p T e x t   l a n g = " e n - U S " > S p e c i f i e s   i n f o r m a t i o n   i n   a d d i t i o n   t o   t h e   d e s c r i p t i o n . < / T o o l t i p T e x t > + 
+         < / T o o l t i p > + 
+         < T o o l t i p   c o l u m n = " Q l t y I n s p e c t i o n _ S o u r c e _ V a r i a n t _ C o d e "   E l e m e n t I d = " 1 6 0 8 4 0 3 8 2 1 " > + 
+             < T o o l t i p T e x t   l a n g = " e n - U S " > S p e c i f i e s   t h e   i t e m   v a r i a n t   t h a t   t h e   Q u a l i t y   I n s p e c t i o n   i s   f o r .   W h e n   u s e d   w i t h   p r o d u c t i o n   o r d e r s   t h i s   t y p i c a l l y   r e f e r s   t o   t h e   i t e m   b e i n g   p r o d u c e d . < / T o o l t i p T e x t > + 
+         < / T o o l t i p > + 
+         < T o o l t i p   c o l u m n = " Q l t y I n s p e c t i o n _ S o u r c e _ L o t _ N o _ "   E l e m e n t I d = " 1 1 2 3 5 5 1 3 1 2 " > + 
+             < T o o l t i p T e x t   l a n g = " e n - U S " > S p e c i f i e s   t h e   l o t   n u m b e r   t h a t   t h e   q u a l i t y   i n s p e c t i o n   i s   f o r .   T h i s   i s   o n l y   u s e d   f o r   l o t   t r a c k e d   i t e m s . < / T o o l t i p T e x t > + 
+         < / T o o l t i p > + 
+         < T o o l t i p   c o l u m n = " Q l t y I n s p e c t i o n _ S o u r c e _ S e r i a l _ N o _ "   E l e m e n t I d = " 1 5 2 0 5 9 1 4 4 7 " > + 
+             < T o o l t i p T e x t   l a n g = " e n - U S " > S p e c i f i e s   t h e   s e r i a l   n u m b e r   t h a t   t h e   q u a l i t y   i n s p e c t i o n   i s   f o r .   T h i s   i s   o n l y   u s e d   f o r   s e r i a l   t r a c k e d   i t e m s . < / T o o l t i p T e x t > + 
+         < / T o o l t i p > + 
+         < T o o l t i p   c o l u m n = " Q l t y I n s p e c t i o n _ S o u r c e _ P a c k a g e _ N o _ "   E l e m e n t I d = " 1 9 6 1 1 2 9 9 7 " > + 
+             < T o o l t i p T e x t   l a n g = " e n - U S " > S p e c i f i e s   t h e   p a c k a g e   n u m b e r   t h a t   t h e   q u a l i t y   i n s p e c t i o n   i s   f o r .   T h i s   i s   o n l y   u s e d   f o r   p a c k a g e   t r a c k e d   i t e m s . < / T o o l t i p T e x t > + 
+         < / T o o l t i p > + 
+         < T o o l t i p   c o l u m n = " Q l t y I n s p e c t i o n _ S o u r c e _ D o c u m e n t _ N o _ "   E l e m e n t I d = " 1 6 7 5 9 1 6 2 8 8 " > + 
+             < T o o l t i p T e x t   l a n g = " e n - U S " > S p e c i f i e s   a   r e f e r e n c e   t o   t h e   d o c u m e n t   t h a t   t h i s   Q u a l i t y   I n s p e c t i o n   i s   r e f e r r i n g   t o .   T h i s   t y p i c a l l y   r e f e r s   t o   a   p r o d u c t i o n   o r d e r   d o c u m e n t   n u m b e r . < / T o o l t i p T e x t > + 
+         < / T o o l t i p > + 
+         < T o o l t i p   c o l u m n = " Q l t y I n s p e c t i o n _ S o u r c e _ T a s k _ N o _ "   E l e m e n t I d = " 3 8 4 6 4 4 1 8 2 " > + 
+             < T o o l t i p T e x t   l a n g = " e n - U S " > S p e c i f i e s   a   r e f e r e n c e   t o   t h e   s o u r c e   t a s k   n o .   t h a t   t h i s   Q u a l i t y   I n s p e c t i o n   i s   r e f e r r i n g   t o .   T h i s   t y p i c a l l y   r e f e r s   t o   a n   o p e r a t i o n . < / T o o l t i p T e x t > + 
+         < / T o o l t i p > + 
+         < T o o l t i p   c o l u m n = " Q l t y I n s p e c t i o n _ S o u r c e _ C u s t o m _ 1 "   E l e m e n t I d = " 5 4 6 4 5 3 7 6 5 " > + 
+             < T o o l t i p T e x t   l a n g = " e n - U S " > S p e c i f i e s   a d d i t i o n a l   i n f o r m a t i o n   f r o m   a   s o u r c e   r e c o r d . < / T o o l t i p T e x t > + 
+         < / T o o l t i p > + 
+         < T o o l t i p   c o l u m n = " Q l t y I n s p e c t i o n _ S o u r c e _ C u s t o m _ 2 "   E l e m e n t I d = " 1 8 3 5 4 2 3 6 8 0 " > + 
+             < T o o l t i p T e x t   l a n g = " e n - U S " > S p e c i f i e s   a d d i t i o n a l   i n f o r m a t i o n   f r o m   a   s o u r c e   r e c o r d . < / T o o l t i p T e x t > + 
+         < / T o o l t i p > + 
+         < T o o l t i p   c o l u m n = " Q l t y I n s p e c t i o n _ S o u r c e _ C u s t o m _ 3 "   E l e m e n t I d = " 1 8 2 1 8 4 6 9 9 9 " > + 
+             < T o o l t i p T e x t   l a n g = " e n - U S " > S p e c i f i e s   a d d i t i o n a l   i n f o r m a t i o n   f r o m   a   s o u r c e   r e c o r d . < / T o o l t i p T e x t > + 
+         < / T o o l t i p > + 
+         < T o o l t i p   c o l u m n = " Q l t y I n s p e c t i o n _ S o u r c e _ C u s t o m _ 4 "   E l e m e n t I d = " 1 3 6 6 6 3 6 0 8 6 " > + 
+             < T o o l t i p T e x t   l a n g = " e n - U S " > S p e c i f i e s   a d d i t i o n a l   i n f o r m a t i o n   f r o m   a   s o u r c e   r e c o r d . < / T o o l t i p T e x t > + 
+         < / T o o l t i p > + 
+         < T o o l t i p   c o l u m n = " Q l t y I n s p e c t i o n _ S o u r c e _ C u s t o m _ 5 "   E l e m e n t I d = " 2 0 0 4 3 3 2 7 0 3 " > + 
+             < T o o l t i p T e x t   l a n g = " e n - U S " > S p e c i f i e s   a d d i t i o n a l   i n f o r m a t i o n   f r o m   a   s o u r c e   r e c o r d . < / T o o l t i p T e x t > + 
+         < / T o o l t i p > + 
+         < T o o l t i p   c o l u m n = " Q l t y I n s p e c t i o n _ S o u r c e _ C u s t o m _ 6 "   E l e m e n t I d = " 9 1 2 4 2 8 5 2 " > + 
+             < T o o l t i p T e x t   l a n g = " e n - U S " > S p e c i f i e s   a d d i t i o n a l   i n f o r m a t i o n   f r o m   a   s o u r c e   r e c o r d . < / T o o l t i p T e x t > + 
+         < / T o o l t i p > + 
+         < T o o l t i p   c o l u m n = " Q l t y I n s p e c t i o n _ S o u r c e _ C u s t o m _ 7 "   E l e m e n t I d = " 7 2 8 9 3 9 4 6 9 " > + 
+             < T o o l t i p T e x t   l a n g = " e n - U S " > S p e c i f i e s   a d d i t i o n a l   i n f o r m a t i o n   f r o m   a   s o u r c e   r e c o r d . < / T o o l t i p T e x t > + 
+         < / T o o l t i p > + 
+         < T o o l t i p   c o l u m n = " Q l t y I n s p e c t i o n _ S o u r c e _ C u s t o m _ 8 "   E l e m e n t I d = " 3 7 7 5 4 4 7 4 2 " > + 
+             < T o o l t i p T e x t   l a n g = " e n - U S " > S p e c i f i e s   a d d i t i o n a l   i n f o r m a t i o n   f r o m   a   s o u r c e   r e c o r d . < / T o o l t i p T e x t > + 
+         < / T o o l t i p > + 
+         < T o o l t i p   c o l u m n = " Q l t y I n s p e c t i o n _ S o u r c e _ C u s t o m _ 9 "   E l e m e n t I d = " 2 6 0 1 5 1 8 7 5 " > + 
+             < T o o l t i p T e x t   l a n g = " e n - U S " > S p e c i f i e s   a d d i t i o n a l   i n f o r m a t i o n   f r o m   a   s o u r c e   r e c o r d . < / T o o l t i p T e x t > + 
+         < / T o o l t i p > + 
+         < T o o l t i p   c o l u m n = " Q l t y I n s p e c t i o n _ S o u r c e _ C u s t o m _ 1 0 "   E l e m e n t I d = " 1 5 3 7 6 5 2 9 2 5 " > + 
+             < T o o l t i p T e x t   l a n g = " e n - U S " > S p e c i f i e s   a d d i t i o n a l   i n f o r m a t i o n   f r o m   a   s o u r c e   r e c o r d . < / T o o l t i p T e x t > + 
+         < / T o o l t i p > + 
+         < T o o l t i p   c o l u m n = " F i e l d _ C o d e "   E l e m e n t I d = " 1 3 2 7 2 5 5 7 3 " > + 
+             < T o o l t i p T e x t   l a n g = " e n - U S " > S p e c i f i e s   t h e   f i e l d / q u e s t i o n / m e t r i c   i n   t h i s   t e s t . < / T o o l t i p T e x t > + 
+         < / T o o l t i p > + 
+         < T o o l t i p   c o l u m n = " F i e l d _ D e s c r i p t i o n "   E l e m e n t I d = " 1 4 6 8 6 2 1 2 9 8 " > + 
+             < T o o l t i p T e x t   l a n g = " e n - U S " > S p e c i f i e s   a   d e s c r i p t i o n   o f   t h e   f i e l d   a s   i t   i s   u s e d   o n   t h e   t e s t . < / T o o l t i p T e x t > + 
+         < / T o o l t i p > + 
+         < T o o l t i p   c o l u m n = " N u m e r i c _ V a l u e "   E l e m e n t I d = " 4 6 0 4 1 2 6 4 6 " > + 
+             < T o o l t i p T e x t   l a n g = " e n - U S " > S p e c i f i e s   a n   e v a l u a t e d   n u m e r i c   v a l u e   o f   T e s t   V a l u e   f o r   u s e   i n   c a l c u l a t i o n s   a n d   a n a l y s i s .   T h i s   v a l u e   i s   a u t o m a t i c a l l y   c a l c u l a t e d   w h e n   t h e   T e s t   V a l u e   i s   e n t e r e d   o r   m o d i f i e d   b a s e d   o n   t h e   c o n f i g u r a t i o n   o f   t h e   T e s t   V a l u e   a n d   i s   n o t   d i r e c t l y   e d i t a b l e . < / T o o l t i p T e x t > + 
+         < / T o o l t i p > + 
+         < T o o l t i p   c o l u m n = " F i e l d _ T y p e "   E l e m e n t I d = " 1 3 2 8 1 6 4 0 1 6 " > + 
+             < T o o l t i p T e x t   l a n g = " e n - U S " > S p e c i f i e s   t h e   d a t a   t y p e   o f   t h e   v a l u e s   y o u   c a n   e n t e r   o r   s e l e c t   f o r   t h i s   t e s t .   U s e   D e c i m a l   f o r   n u m e r i c a l   m e a s u r e m e n t s .   U s e   C h o i c e   t o   g i v e   a   l i s t   o f   o p t i o n s   t o   c h o o s e   f r o m .   I f   y o u   w a n t   t o   c h o o s e   o p t i o n s   f r o m   a n   e x i s t i n g   t a b l e ,   u s e   T a b l e   L o o k u p . < / T o o l t i p T e x t > + 
+         < / T o o l t i p > + 
+         < T o o l t i p   c o l u m n = " T e s t _ R e s u l t "   E l e m e n t I d = " 1 2 7 1 0 6 2 1 4 1 " > + 
+             < T o o l t i p T e x t   l a n g = " e n - U S " > S p e c i f i e s   t h e   r e s u l t   i s   a u t o m a t i c a l l y   d e t e r m i n e d   b a s e d   o n   t h e   t e s t   v a l u e   a n d   r e s u l t   c o n f i g u r a t i o n . < / T o o l t i p T e x t > + 
+         < / T o o l t i p > + 
+     < / T o o l t i p s > + 
+     < C u r r e n t I n s p e c t i o n   E l e m e n t T y p e = " D a t a I t e m "   E l e m e n t I d = " 1 7 4 7 8 9 7 9 7 8 " > + 
+         < C O A C o n t a c t _ A l l   E l e m e n t T y p e = " C o l u m n "   E l e m e n t I d = " 1 5 9 3 9 3 0 3 4 6 "   D a t a T y p e = " T e x t " > C O A C o n t a c t _ A l l < / C O A C o n t a c t _ A l l > + 
+         < C O A C o n t a c t _ R o w 1   E l e m e n t T y p e = " C o l u m n "   E l e m e n t I d = " 1 2 7 0 2 3 9 7 3 2 "   D a t a T y p e = " T e x t " > C O A C o n t a c t _ R o w 1 < / C O A C o n t a c t _ R o w 1 > + 
+         < C O A C o n t a c t _ R o w 2   E l e m e n t T y p e = " C o l u m n "   E l e m e n t I d = " 6 4 2 8 5 0 1 1 9 "   D a t a T y p e = " T e x t " > C O A C o n t a c t _ R o w 2 < / C O A C o n t a c t _ R o w 2 > + 
+         < C O A C o n t a c t _ R o w 3   E l e m e n t T y p e = " C o l u m n "   E l e m e n t I d = " 5 1 5 3 5 0 2 "   D a t a T y p e = " T e x t " > C O A C o n t a c t _ R o w 3 < / C O A C o n t a c t _ R o w 3 > + 
+         < C O A C o n t a c t _ R o w 4   E l e m e n t T y p e = " C o l u m n "   E l e m e n t I d = " 1 1 1 1 6 3 7 7 1 3 "   D a t a T y p e = " T e x t " > C O A C o n t a c t _ R o w 4 < / C O A C o n t a c t _ R o w 4 > + 
+         < C O A C o n t a c t _ R o w 5   E l e m e n t T y p e = " C o l u m n "   E l e m e n t I d = " 4 7 3 9 4 1 0 9 6 "   D a t a T y p e = " T e x t " > C O A C o n t a c t _ R o w 5 < / C O A C o n t a c t _ R o w 5 > + 
+         < C O A C o n t a c t _ R o w 6   E l e m e n t T y p e = " C o l u m n "   E l e m e n t I d = " 1 9 0 7 9 3 6 3 4 9 "   D a t a T y p e = " T e x t " > C O A C o n t a c t _ R o w 6 < / C O A C o n t a c t _ R o w 6 > + 
+         < C O A C o n t a c t _ R o w 7   E l e m e n t T y p e = " C o l u m n "   E l e m e n t I d = " 1 7 4 9 3 3 4 3 3 0 "   D a t a T y p e = " T e x t " > C O A C o n t a c t _ R o w 7 < / C O A C o n t a c t _ R o w 7 > + 
+         < C O A C o n t a c t _ R o w 8   E l e m e n t T y p e = " C o l u m n "   E l e m e n t I d = " 1 4 3 9 1 4 8 7 5 5 "   D a t a T y p e = " T e x t " > C O A C o n t a c t _ R o w 8 < / C O A C o n t a c t _ R o w 8 > + 
+         < C o m p a n y I n f o r m a t i o n _ A l l   E l e m e n t T y p e = " C o l u m n "   E l e m e n t I d = " 7 6 1 9 7 4 8 2 4 "   D a t a T y p e = " T e x t " > C o m p a n y I n f o r m a t i o n _ A l l < / C o m p a n y I n f o r m a t i o n _ A l l > + 
+         < C o m p a n y I n f o r m a t i o n _ R o w 1   E l e m e n t T y p e = " C o l u m n "   E l e m e n t I d = " 1 8 4 3 2 1 2 8 9 4 "   D a t a T y p e = " T e x t " > C o m p a n y I n f o r m a t i o n _ R o w 1 < / C o m p a n y I n f o r m a t i o n _ R o w 1 > + 
+         < C o m p a n y I n f o r m a t i o n _ R o w 2   E l e m e n t T y p e = " C o l u m n "   E l e m e n t I d = " 1 8 1 4 0 5 7 7 8 5 "   D a t a T y p e = " T e x t " > C o m p a n y I n f o r m a t i o n _ R o w 2 < / C o m p a n y I n f o r m a t i o n _ R o w 2 > + 
+         < C o m p a n y I n f o r m a t i o n _ R o w 3   E l e m e n t T y p e = " C o l u m n "   E l e m e n t I d = " 1 1 7 6 3 6 1 1 6 8 "   D a t a T y p e = " T e x t " > C o m p a n y I n f o r m a t i o n _ R o w 3 < / C o m p a n y I n f o r m a t i o n _ R o w 3 > + 
+         < C o m p a n y I n f o r m a t i o n _ R o w 4   E l e m e n t T y p e = " C o l u m n "   E l e m e n t I d = " 1 3 4 5 2 7 0 1 9 1 "   D a t a T y p e = " T e x t " > C o m p a n y I n f o r m a t i o n _ R o w 4 < / C o m p a n y I n f o r m a t i o n _ R o w 4 > + 
+         < C o m p a n y I n f o r m a t i o n _ R o w 5   E l e m e n t T y p e = " C o l u m n "   E l e m e n t I d = " 7 0 7 5 7 3 5 7 4 "   D a t a T y p e = " T e x t " > C o m p a n y I n f o r m a t i o n _ R o w 5 < / C o m p a n y I n f o r m a t i o n _ R o w 5 > + 
+         < C o m p a n y I n f o r m a t i o n _ R o w 6   E l e m e n t T y p e = " C o l u m n "   E l e m e n t I d = " 6 9 8 7 6 9 5 7 "   D a t a T y p e = " T e x t " > C o m p a n y I n f o r m a t i o n _ R o w 6 < / C o m p a n y I n f o r m a t i o n _ R o w 6 > + 
+         < C o m p a n y I n f o r m a t i o n _ R o w 7   E l e m e n t T y p e = " C o l u m n "   E l e m e n t I d = " 5 6 7 8 1 9 6 6 0 "   D a t a T y p e = " T e x t " > C o m p a n y I n f o r m a t i o n _ R o w 7 < / C o m p a n y I n f o r m a t i o n _ R o w 7 > + 
+         < C o m p a n y I n f o r m a t i o n _ R o w 8   E l e m e n t T y p e = " C o l u m n "   E l e m e n t I d = " 3 9 8 9 1 0 6 3 7 "   D a t a T y p e = " T e x t " > C o m p a n y I n f o r m a t i o n _ R o w 8 < / C o m p a n y I n f o r m a t i o n _ R o w 8 > + 
+         < D i r e c t o r N a m e L a b e l   E l e m e n t T y p e = " C o l u m n "   E l e m e n t I d = " 2 1 0 0 3 4 5 2 4 "   D a t a T y p e = " T e x t " > D i r e c t o r N a m e L a b e l < / D i r e c t o r N a m e L a b e l > + 
+         < D i r e c t o r S i g n a t u r e L a b e l   E l e m e n t T y p e = " C o l u m n "   E l e m e n t I d = " 1 4 6 5 1 0 5 7 1 1 "   D a t a T y p e = " T e x t " > D i r e c t o r S i g n a t u r e L a b e l < / D i r e c t o r S i g n a t u r e L a b e l > + 
+         < E m a i l L a b e l   E l e m e n t T y p e = " C o l u m n "   E l e m e n t I d = " 7 7 1 8 8 7 1 3 5 "   D a t a T y p e = " T e x t " > E m a i l L a b e l < / E m a i l L a b e l > + 
+         < E m a i l V a l u e   E l e m e n t T y p e = " C o l u m n "   E l e m e n t I d = " 3 8 8 1 2 2 7 6 2 "   D a t a T y p e = " T e x t " > E m a i l V a l u e < / E m a i l V a l u e > + 
+         < F i n i s h e d B y N a m e L a b e l   E l e m e n t T y p e = " C o l u m n "   E l e m e n t I d = " 2 1 0 1 0 0 9 6 5 1 "   D a t a T y p e = " T e x t " > F i n i s h e d B y N a m e L a b e l < / F i n i s h e d B y N a m e L a b e l > + 
+         < F i n i s h e d B y S i g n a t u r e L a b e l   E l e m e n t T y p e = " C o l u m n "   E l e m e n t I d = " 2 0 7 1 3 1 2 7 2 2 "   D a t a T y p e = " T e x t " > F i n i s h e d B y S i g n a t u r e L a b e l < / F i n i s h e d B y S i g n a t u r e L a b e l > + 
+         < F i n i s h e d D a t e O n l y   E l e m e n t T y p e = " C o l u m n "   E l e m e n t I d = " 2 0 0 8 0 4 4 9 4 3 "   D a t a T y p e = " D a t e " > F i n i s h e d D a t e O n l y < / F i n i s h e d D a t e O n l y > + 
+         < H o m e P a g e L a b e l   E l e m e n t T y p e = " C o l u m n "   E l e m e n t I d = " 4 6 2 3 7 4 2 3 1 "   D a t a T y p e = " T e x t " > H o m e P a g e L a b e l < / H o m e P a g e L a b e l > + 
+         < H o m e P a g e V a l u e   E l e m e n t T y p e = " C o l u m n "   E l e m e n t I d = " 5 3 3 5 1 4 0 3 4 "   D a t a T y p e = " T e x t " > H o m e P a g e V a l u e < / H o m e P a g e V a l u e > + 
+         < I t e m T r a c k i n g D e s c r i p t i o n   E l e m e n t T y p e = " C o l u m n "   E l e m e n t I d = " 1 1 1 7 1 0 3 3 4 5 "   D a t a T y p e = " T e x t " > I t e m T r a c k i n g D e s c r i p t i o n < / I t e m T r a c k i n g D e s c r i p t i o n > + 
+         < P h o n e N o L a b e l   E l e m e n t T y p e = " C o l u m n "   E l e m e n t I d = " 1 6 1 4 5 2 6 0 7 8 "   D a t a T y p e = " T e x t " > P h o n e N o L a b e l < / P h o n e N o L a b e l > + 
+         < P h o n e N o V a l u e   E l e m e n t T y p e = " C o l u m n "   E l e m e n t I d = " 1 2 8 6 6 4 9 7 8 1 "   D a t a T y p e = " T e x t " > P h o n e N o V a l u e < / P h o n e N o V a l u e > + 
+         < P r o d u c t D e s c r i p t i o n   E l e m e n t T y p e = " C o l u m n "   E l e m e n t I d = " 4 3 2 5 7 0 0 0 0 "   D a t a T y p e = " T e x t " > P r o d u c t D e s c r i p t i o n < / P r o d u c t D e s c r i p t i o n > + 
+         < Q l t y I n s p e c t i o n T e m p l a t e _ D e s c r i p t i o n   E l e m e n t T y p e = " C o l u m n "   E l e m e n t I d = " 1 6 5 2 0 6 9 5 9 8 "   D a t a T y p e = " T e x t " > Q l t y I n s p e c t i o n T e m p l a t e _ D e s c r i p t i o n < / Q l t y I n s p e c t i o n T e m p l a t e _ D e s c r i p t i o n > + 
+         < Q l t y I n s p e c t i o n _ D e s c r i p t i o n   E l e m e n t T y p e = " C o l u m n "   E l e m e n t I d = " 7 3 9 0 1 9 9 1 0 "   D a t a T y p e = " T e x t " > Q l t y I n s p e c t i o n _ D e s c r i p t i o n < / Q l t y I n s p e c t i o n _ D e s c r i p t i o n > + 
+         < Q l t y I n s p e c t i o n _ D i r e c t o r _ N a m e   E l e m e n t T y p e = " C o l u m n "   E l e m e n t I d = " 1 2 5 9 7 6 1 4 6 0 "   D a t a T y p e = " T e x t " > Q l t y I n s p e c t i o n _ D i r e c t o r _ N a m e < / Q l t y I n s p e c t i o n _ D i r e c t o r _ N a m e > + 
+         < Q l t y I n s p e c t i o n _ D i r e c t o r _ T i t l e   E l e m e n t T y p e = " C o l u m n "   E l e m e n t I d = " 2 6 7 7 1 7 5 2 5 "   D a t a T y p e = " T e x t " > Q l t y I n s p e c t i o n _ D i r e c t o r _ T i t l e < / Q l t y I n s p e c t i o n _ D i r e c t o r _ T i t l e > + 
+         < Q l t y I n s p e c t i o n _ F i n i s h e d _ B y _ E m a i l   E l e m e n t T y p e = " C o l u m n "   E l e m e n t I d = " 1 5 2 1 1 3 4 6 3 1 "   D a t a T y p e = " T e x t " > Q l t y I n s p e c t i o n _ F i n i s h e d _ B y _ E m a i l < / Q l t y I n s p e c t i o n _ F i n i s h e d _ B y _ E m a i l > + 
+         < Q l t y I n s p e c t i o n _ F i n i s h e d _ B y _ P h o n e   E l e m e n t T y p e = " C o l u m n "   E l e m e n t I d = " 3 4 7 5 5 7 6 2 5 "   D a t a T y p e = " T e x t " > Q l t y I n s p e c t i o n _ F i n i s h e d _ B y _ P h o n e < / Q l t y I n s p e c t i o n _ F i n i s h e d _ B y _ P h o n e > + 
+         < Q l t y I n s p e c t i o n _ F i n i s h e d _ B y _ T i t l e   E l e m e n t T y p e = " C o l u m n "   E l e m e n t I d = " 4 6 0 0 4 5 6 8 3 "   D a t a T y p e = " T e x t " > Q l t y I n s p e c t i o n _ F i n i s h e d _ B y _ T i t l e < / Q l t y I n s p e c t i o n _ F i n i s h e d _ B y _ T i t l e > + 
+         < Q l t y I n s p e c t i o n _ F i n i s h e d _ B y _ U s e r N a m e   E l e m e n t T y p e = " C o l u m n "   E l e m e n t I d = " 1 9 5 3 6 1 2 5 3 1 "   D a t a T y p e = " T e x t " > Q l t y I n s p e c t i o n _ F i n i s h e d _ B y _ U s e r N a m e < / Q l t y I n s p e c t i o n _ F i n i s h e d _ B y _ U s e r N a m e > + 
+         < Q l t y I n s p e c t i o n _ F i n i s h e d _ B y _ U s e r _ I D   E l e m e n t T y p e = " C o l u m n "   E l e m e n t I d = " 1 7 5 0 5 1 6 3 3 8 "   D a t a T y p e = " C o d e " > Q l t y I n s p e c t i o n _ F i n i s h e d _ B y _ U s e r _ I D < / Q l t y I n s p e c t i o n _ F i n i s h e d _ B y _ U s e r _ I D > + 
+         < Q l t y I n s p e c t i o n _ F i n i s h e d _ D a t e   E l e m e n t T y p e = " C o l u m n "   E l e m e n t I d = " 1 8 3 4 1 2 2 7 6 5 "   D a t a T y p e = " D a t e T i m e " > Q l t y I n s p e c t i o n _ F i n i s h e d _ D a t e < / Q l t y I n s p e c t i o n _ F i n i s h e d _ D a t e > + 
+         < Q l t y I n s p e c t i o n _ N o   E l e m e n t T y p e = " C o l u m n "   E l e m e n t I d = " 2 1 2 0 6 1 5 7 4 9 "   D a t a T y p e = " C o d e " > Q l t y I n s p e c t i o n _ N o < / Q l t y I n s p e c t i o n _ N o > + 
+         < Q l t y I n s p e c t i o n _ R e i n s p e c t i o n N o   E l e m e n t T y p e = " C o l u m n "   E l e m e n t I d = " 7 5 1 7 3 5 6 "   D a t a T y p e = " I n t e g e r " > Q l t y I n s p e c t i o n _ R e i n s p e c t i o n N o < / Q l t y I n s p e c t i o n _ R e i n s p e c t i o n N o > + 
+         < Q l t y I n s p e c t i o n _ R e s u l t _ C o d e   E l e m e n t T y p e = " C o l u m n "   E l e m e n t I d = " 1 8 0 7 0 7 7 0 6 5 "   D a t a T y p e = " C o d e " > Q l t y I n s p e c t i o n _ R e s u l t _ C o d e < / Q l t y I n s p e c t i o n _ R e s u l t _ C o d e > + 
+         < Q l t y I n s p e c t i o n _ R e s u l t _ D e s c r i p t i o n   E l e m e n t T y p e = " C o l u m n "   E l e m e n t I d = " 8 1 0 5 3 8 1 8 8 "   D a t a T y p e = " T e x t " > Q l t y I n s p e c t i o n _ R e s u l t _ D e s c r i p t i o n < / Q l t y I n s p e c t i o n _ R e s u l t _ D e s c r i p t i o n > + 
+         < Q l t y I n s p e c t i o n _ S o u r c e _ C u s t o m _ 1   E l e m e n t T y p e = " C o l u m n "   E l e m e n t I d = " 5 4 6 4 5 3 7 6 5 "   D a t a T y p e = " T e x t " > Q l t y I n s p e c t i o n _ S o u r c e _ C u s t o m _ 1 < / Q l t y I n s p e c t i o n _ S o u r c e _ C u s t o m _ 1 > + 
+         < Q l t y I n s p e c t i o n _ S o u r c e _ C u s t o m _ 1 0   E l e m e n t T y p e = " C o l u m n "   E l e m e n t I d = " 1 5 3 7 6 5 2 9 2 5 "   D a t a T y p e = " D e c i m a l " > Q l t y I n s p e c t i o n _ S o u r c e _ C u s t o m _ 1 0 < / Q l t y I n s p e c t i o n _ S o u r c e _ C u s t o m _ 1 0 > + 
+         < Q l t y I n s p e c t i o n _ S o u r c e _ C u s t o m _ 2   E l e m e n t T y p e = " C o l u m n "   E l e m e n t I d = " 1 8 3 5 4 2 3 6 8 0 "   D a t a T y p e = " T e x t " > Q l t y I n s p e c t i o n _ S o u r c e _ C u s t o m _ 2 < / Q l t y I n s p e c t i o n _ S o u r c e _ C u s t o m _ 2 > + 
+         < Q l t y I n s p e c t i o n _ S o u r c e _ C u s t o m _ 3   E l e m e n t T y p e = " C o l u m n "   E l e m e n t I d = " 1 8 2 1 8 4 6 9 9 9 "   D a t a T y p e = " T e x t " > Q l t y I n s p e c t i o n _ S o u r c e _ C u s t o m _ 3 < / Q l t y I n s p e c t i o n _ S o u r c e _ C u s t o m _ 3 > + 
+         < Q l t y I n s p e c t i o n _ S o u r c e _ C u s t o m _ 4   E l e m e n t T y p e = " C o l u m n "   E l e m e n t I d = " 1 3 6 6 6 3 6 0 8 6 "   D a t a T y p e = " T e x t " > Q l t y I n s p e c t i o n _ S o u r c e _ C u s t o m _ 4 < / Q l t y I n s p e c t i o n _ S o u r c e _ C u s t o m _ 4 > + 
+         < Q l t y I n s p e c t i o n _ S o u r c e _ C u s t o m _ 5   E l e m e n t T y p e = " C o l u m n "   E l e m e n t I d = " 2 0 0 4 3 3 2 7 0 3 "   D a t a T y p e = " T e x t " > Q l t y I n s p e c t i o n _ S o u r c e _ C u s t o m _ 5 < / Q l t y I n s p e c t i o n _ S o u r c e _ C u s t o m _ 5 > + 
+         < Q l t y I n s p e c t i o n _ S o u r c e _ C u s t o m _ 6   E l e m e n t T y p e = " C o l u m n "   E l e m e n t I d = " 9 1 2 4 2 8 5 2 "   D a t a T y p e = " T e x t " > Q l t y I n s p e c t i o n _ S o u r c e _ C u s t o m _ 6 < / Q l t y I n s p e c t i o n _ S o u r c e _ C u s t o m _ 6 > + 
+         < Q l t y I n s p e c t i o n _ S o u r c e _ C u s t o m _ 7   E l e m e n t T y p e = " C o l u m n "   E l e m e n t I d = " 7 2 8 9 3 9 4 6 9 "   D a t a T y p e = " I n t e g e r " > Q l t y I n s p e c t i o n _ S o u r c e _ C u s t o m _ 7 < / Q l t y I n s p e c t i o n _ S o u r c e _ C u s t o m _ 7 > + 
+         < Q l t y I n s p e c t i o n _ S o u r c e _ C u s t o m _ 8   E l e m e n t T y p e = " C o l u m n "   E l e m e n t I d = " 3 7 7 5 4 4 7 4 2 "   D a t a T y p e = " I n t e g e r " > Q l t y I n s p e c t i o n _ S o u r c e _ C u s t o m _ 8 < / Q l t y I n s p e c t i o n _ S o u r c e _ C u s t o m _ 8 > + 
+         < Q l t y I n s p e c t i o n _ S o u r c e _ C u s t o m _ 9   E l e m e n t T y p e = " C o l u m n "   E l e m e n t I d = " 2 6 0 1 5 1 8 7 5 "   D a t a T y p e = " D e c i m a l " > Q l t y I n s p e c t i o n _ S o u r c e _ C u s t o m _ 9 < / Q l t y I n s p e c t i o n _ S o u r c e _ C u s t o m _ 9 > + 
+         < Q l t y I n s p e c t i o n _ S o u r c e _ D o c u m e n t _ N o _   E l e m e n t T y p e = " C o l u m n "   E l e m e n t I d = " 1 6 7 5 9 1 6 2 8 8 "   D a t a T y p e = " C o d e " > Q l t y I n s p e c t i o n _ S o u r c e _ D o c u m e n t _ N o _ < / Q l t y I n s p e c t i o n _ S o u r c e _ D o c u m e n t _ N o _ > + 
+         < Q l t y I n s p e c t i o n _ S o u r c e _ I t e m _ D e s c r i p t i o n   E l e m e n t T y p e = " C o l u m n "   E l e m e n t I d = " 6 4 6 8 9 0 6 3 0 "   D a t a T y p e = " T e x t " > Q l t y I n s p e c t i o n _ S o u r c e _ I t e m _ D e s c r i p t i o n < / Q l t y I n s p e c t i o n _ S o u r c e _ I t e m _ D e s c r i p t i o n > + 
+         < Q l t y I n s p e c t i o n _ S o u r c e _ I t e m _ D e s c r i p t i o n 2   E l e m e n t T y p e = " C o l u m n "   E l e m e n t I d = " 1 2 7 9 3 6 9 3 5 2 "   D a t a T y p e = " T e x t " > Q l t y I n s p e c t i o n _ S o u r c e _ I t e m _ D e s c r i p t i o n 2 < / Q l t y I n s p e c t i o n _ S o u r c e _ I t e m _ D e s c r i p t i o n 2 > + 
+         < Q l t y I n s p e c t i o n _ S o u r c e _ I t e m _ N o _   E l e m e n t T y p e = " C o l u m n "   E l e m e n t I d = " 1 2 6 8 0 5 0 5 1 8 "   D a t a T y p e = " C o d e " > Q l t y I n s p e c t i o n _ S o u r c e _ I t e m _ N o _ < / Q l t y I n s p e c t i o n _ S o u r c e _ I t e m _ N o _ > + 
+         < Q l t y I n s p e c t i o n _ S o u r c e _ L o t _ N o _   E l e m e n t T y p e = " C o l u m n "   E l e m e n t I d = " 1 1 2 3 5 5 1 3 1 2 "   D a t a T y p e = " C o d e " > Q l t y I n s p e c t i o n _ S o u r c e _ L o t _ N o _ < / Q l t y I n s p e c t i o n _ S o u r c e _ L o t _ N o _ > + 
+         < Q l t y I n s p e c t i o n _ S o u r c e _ P a c k a g e _ N o _   E l e m e n t T y p e = " C o l u m n "   E l e m e n t I d = " 1 9 6 1 1 2 9 9 7 "   D a t a T y p e = " C o d e " > Q l t y I n s p e c t i o n _ S o u r c e _ P a c k a g e _ N o _ < / Q l t y I n s p e c t i o n _ S o u r c e _ P a c k a g e _ N o _ > + 
+         < Q l t y I n s p e c t i o n _ S o u r c e _ S e r i a l _ N o _   E l e m e n t T y p e = " C o l u m n "   E l e m e n t I d = " 1 5 2 0 5 9 1 4 4 7 "   D a t a T y p e = " C o d e " > Q l t y I n s p e c t i o n _ S o u r c e _ S e r i a l _ N o _ < / Q l t y I n s p e c t i o n _ S o u r c e _ S e r i a l _ N o _ > + 
+         < Q l t y I n s p e c t i o n _ S o u r c e _ T a s k _ N o _   E l e m e n t T y p e = " C o l u m n "   E l e m e n t I d = " 3 8 4 6 4 4 1 8 2 "   D a t a T y p e = " C o d e " > Q l t y I n s p e c t i o n _ S o u r c e _ T a s k _ N o _ < / Q l t y I n s p e c t i o n _ S o u r c e _ T a s k _ N o _ > + 
+         < Q l t y I n s p e c t i o n _ S o u r c e _ V a r i a n t _ C o d e   E l e m e n t T y p e = " C o l u m n "   E l e m e n t I d = " 1 6 0 8 4 0 3 8 2 1 "   D a t a T y p e = " C o d e " > Q l t y I n s p e c t i o n _ S o u r c e _ V a r i a n t _ C o d e < / Q l t y I n s p e c t i o n _ S o u r c e _ V a r i a n t _ C o d e > + 
+         < Q l t y I n s p e c t i o n _ S t a t u s   E l e m e n t T y p e = " C o l u m n "   E l e m e n t I d = " 8 5 1 7 5 2 7 6 8 "   D a t a T y p e = " E n u m " > Q l t y I n s p e c t i o n _ S t a t u s < / Q l t y I n s p e c t i o n _ S t a t u s > + 
+         < R e i n s p e c t i o n D e s c r i p t i o n   E l e m e n t T y p e = " C o l u m n "   E l e m e n t I d = " 1 1 9 2 0 3 1 5 5 0 "   D a t a T y p e = " T e x t " > R e i n s p e c t i o n D e s c r i p t i o n < / R e i n s p e c t i o n D e s c r i p t i o n > + 
+         < C u r r e n t I n s p e c t i o n L i n e   E l e m e n t T y p e = " D a t a I t e m "   E l e m e n t I d = " 1 1 9 3 2 1 9 5 9 6 " > + 
+             < C o n d i t i o n L a b e l _ 1   E l e m e n t T y p e = " C o l u m n "   E l e m e n t I d = " 1 2 2 7 8 8 1 1 9 4 "   D a t a T y p e = " T e x t " > C o n d i t i o n L a b e l _ 1 < / C o n d i t i o n L a b e l _ 1 > + 
+             < C o n d i t i o n L a b e l _ 2   E l e m e n t T y p e = " C o l u m n "   E l e m e n t I d = " 1 8 6 5 5 7 7 8 1 1 "   D a t a T y p e = " T e x t " > C o n d i t i o n L a b e l _ 2 < / C o n d i t i o n L a b e l _ 2 > + 
+             < F i e l d _ C o d e   E l e m e n t T y p e = " C o l u m n "   E l e m e n t I d = " 1 3 2 7 2 5 5 7 3 "   D a t a T y p e = " C o d e " > F i e l d _ C o d e < / F i e l d _ C o d e > + 
+             < F i e l d _ D e s c r i p t i o n   E l e m e n t T y p e = " C o l u m n "   E l e m e n t I d = " 1 4 6 8 6 2 1 2 9 8 "   D a t a T y p e = " T e x t " > F i e l d _ D e s c r i p t i o n < / F i e l d _ D e s c r i p t i o n > + 
+             < F i e l d _ H a s E n t e r e d V a l u e   E l e m e n t T y p e = " C o l u m n "   E l e m e n t I d = " 1 7 1 6 2 6 5 8 2 4 "   D a t a T y p e = " B o o l e a n " > F i e l d _ H a s E n t e r e d V a l u e < / F i e l d _ H a s E n t e r e d V a l u e > + 
+             < F i e l d _ I f P e r s o n E m a i l   E l e m e n t T y p e = " C o l u m n "   E l e m e n t I d = " 1 3 4 6 0 5 7 6 5 0 "   D a t a T y p e = " T e x t " > F i e l d _ I f P e r s o n E m a i l < / F i e l d _ I f P e r s o n E m a i l > + 
+             < F i e l d _ I f P e r s o n N a m e   E l e m e n t T y p e = " C o l u m n "   E l e m e n t I d = " 4 1 4 7 0 2 4 4 3 "   D a t a T y p e = " T e x t " > F i e l d _ I f P e r s o n N a m e < / F i e l d _ I f P e r s o n N a m e > + 
+             < F i e l d _ I f P e r s o n P h o n e   E l e m e n t T y p e = " C o l u m n "   E l e m e n t I d = " 1 9 7 4 1 8 8 4 6 2 "   D a t a T y p e = " T e x t " > F i e l d _ I f P e r s o n P h o n e < / F i e l d _ I f P e r s o n P h o n e > + 
+             < F i e l d _ I f P e r s o n T i t l e   E l e m e n t T y p e = " C o l u m n "   E l e m e n t I d = " 1 0 0 4 6 0 9 5 4 2 "   D a t a T y p e = " T e x t " > F i e l d _ I f P e r s o n T i t l e < / F i e l d _ I f P e r s o n T i t l e > + 
+             < F i e l d _ I s L a b e l   E l e m e n t T y p e = " C o l u m n "   E l e m e n t I d = " 2 0 4 3 1 9 3 9 4 0 "   D a t a T y p e = " B o o l e a n " > F i e l d _ I s L a b e l < / F i e l d _ I s L a b e l > + 
+             < F i e l d _ I s P e r s o n F i e l d   E l e m e n t T y p e = " C o l u m n "   E l e m e n t I d = " 4 3 4 5 4 6 6 1 1 "   D a t a T y p e = " B o o l e a n " > F i e l d _ I s P e r s o n F i e l d < / F i e l d _ I s P e r s o n F i e l d > + 
+             < F i e l d _ I s T e x t   E l e m e n t T y p e = " C o l u m n "   E l e m e n t I d = " 5 9 3 6 9 2 0 1 "   D a t a T y p e = " B o o l e a n " > F i e l d _ I s T e x t < / F i e l d _ I s T e x t > + 
+             < F i e l d _ L i n e C o m m e n t a r y   E l e m e n t T y p e = " C o l u m n "   E l e m e n t I d = " 1 8 5 3 8 0 0 2 5 7 "   D a t a T y p e = " T e x t " > F i e l d _ L i n e C o m m e n t a r y < / F i e l d _ L i n e C o m m e n t a r y > + 
+             < F i e l d _ M o d i f i e d B y U s e r E m a i l   E l e m e n t T y p e = " C o l u m n "   E l e m e n t I d = " 2 0 5 3 4 9 0 5 4 5 "   D a t a T y p e = " T e x t " > F i e l d _ M o d i f i e d B y U s e r E m a i l < / F i e l d _ M o d i f i e d B y U s e r E m a i l > + 
+             < F i e l d _ M o d i f i e d B y U s e r I D   E l e m e n t T y p e = " C o l u m n "   E l e m e n t I d = " 1 3 6 3 9 8 7 2 2 2 "   D a t a T y p e = " C o d e " > F i e l d _ M o d i f i e d B y U s e r I D < / F i e l d _ M o d i f i e d B y U s e r I D > + 
+             < F i e l d _ M o d i f i e d B y U s e r J o b T i t l e   E l e m e n t T y p e = " C o l u m n "   E l e m e n t I d = " 7 1 3 3 5 4 3 4 0 "   D a t a T y p e = " T e x t " > F i e l d _ M o d i f i e d B y U s e r J o b T i t l e < / F i e l d _ M o d i f i e d B y U s e r J o b T i t l e > + 
+             < F i e l d _ M o d i f i e d B y U s e r N a m e   E l e m e n t T y p e = " C o l u m n "   E l e m e n t I d = " 7 9 8 2 2 1 9 1 6 "   D a t a T y p e = " T e x t " > F i e l d _ M o d i f i e d B y U s e r N a m e < / F i e l d _ M o d i f i e d B y U s e r N a m e > + 
+             < F i e l d _ M o d i f i e d B y U s e r P h o n e   E l e m e n t T y p e = " C o l u m n "   E l e m e n t I d = " 1 2 9 4 9 7 8 5 4 5 "   D a t a T y p e = " T e x t " > F i e l d _ M o d i f i e d B y U s e r P h o n e < / F i e l d _ M o d i f i e d B y U s e r P h o n e > + 
+             < F i e l d _ M o d i f i e d D a t e T i m e   E l e m e n t T y p e = " C o l u m n "   E l e m e n t I d = " 1 6 5 4 4 9 3 6 9 6 "   D a t a T y p e = " D a t e T i m e " > F i e l d _ M o d i f i e d D a t e T i m e < / F i e l d _ M o d i f i e d D a t e T i m e > + 
+             < F i e l d _ T y p e   E l e m e n t T y p e = " C o l u m n "   E l e m e n t I d = " 1 3 2 8 1 6 4 0 1 6 "   D a t a T y p e = " E n u m " > F i e l d _ T y p e < / F i e l d _ T y p e > + 
+             < L a b e l F i e l d _ D e s c r i p t i o n   E l e m e n t T y p e = " C o l u m n "   E l e m e n t I d = " 3 2 9 5 4 9 8 4 0 "   D a t a T y p e = " T e x t " > L a b e l F i e l d _ D e s c r i p t i o n < / L a b e l F i e l d _ D e s c r i p t i o n > + 
+             < N u m e r i c _ V a l u e   E l e m e n t T y p e = " C o l u m n "   E l e m e n t I d = " 4 6 0 4 1 2 6 4 6 "   D a t a T y p e = " D e c i m a l " > N u m e r i c _ V a l u e < / N u m e r i c _ V a l u e > + 
+             < P r o m p t e d R e s u l t C a p t i o n _ 1   E l e m e n t T y p e = " C o l u m n "   E l e m e n t I d = " 1 5 4 8 2 0 5 1 6 9 "   D a t a T y p e = " T e x t " > P r o m p t e d R e s u l t C a p t i o n _ 1 < / P r o m p t e d R e s u l t C a p t i o n _ 1 > + 
+             < P r o m p t e d R e s u l t C a p t i o n _ 1 0   E l e m e n t T y p e = " C o l u m n "   E l e m e n t I d = " 6 6 5 1 3 7 3 2 1 "   D a t a T y p e = " T e x t " > P r o m p t e d R e s u l t C a p t i o n _ 1 0 < / P r o m p t e d R e s u l t C a p t i o n _ 1 0 > + 
+             < P r o m p t e d R e s u l t C a p t i o n _ 2   E l e m e n t T y p e = " C o l u m n "   E l e m e n t I d = " 2 1 0 9 0 6 5 5 1 0 "   D a t a T y p e = " T e x t " > P r o m p t e d R e s u l t C a p t i o n _ 2 < / P r o m p t e d R e s u l t C a p t i o n _ 2 > + 
+             < P r o m p t e d R e s u l t C a p t i o n _ 3   E l e m e n t T y p e = " C o l u m n "   E l e m e n t I d = " 1 4 7 1 3 6 8 8 9 3 "   D a t a T y p e = " T e x t " > P r o m p t e d R e s u l t C a p t i o n _ 3 < / P r o m p t e d R e s u l t C a p t i o n _ 3 > + 
+             < P r o m p t e d R e s u l t C a p t i o n _ 4   E l e m e n t T y p e = " C o l u m n "   E l e m e n t I d = " 8 3 3 6 7 2 2 7 6 "   D a t a T y p e = " T e x t " > P r o m p t e d R e s u l t C a p t i o n _ 4 < / P r o m p t e d R e s u l t C a p t i o n _ 4 > + 
+             < P r o m p t e d R e s u l t C a p t i o n _ 5   E l e m e n t T y p e = " C o l u m n "   E l e m e n t I d = " 1 9 5 9 7 5 6 5 9 "   D a t a T y p e = " T e x t " > P r o m p t e d R e s u l t C a p t i o n _ 5 < / P r o m p t e d R e s u l t C a p t i o n _ 5 > + 
+             < P r o m p t e d R e s u l t C a p t i o n _ 6   E l e m e n t T y p e = " C o l u m n "   E l e m e n t I d = " 4 4 1 7 2 0 9 5 8 "   D a t a T y p e = " T e x t " > P r o m p t e d R e s u l t C a p t i o n _ 6 < / P r o m p t e d R e s u l t C a p t i o n _ 6 > + 
+             < P r o m p t e d R e s u l t C a p t i o n _ 7   E l e m e n t T y p e = " C o l u m n "   E l e m e n t I d = " 1 0 7 9 4 1 7 5 7 5 "   D a t a T y p e = " T e x t " > P r o m p t e d R e s u l t C a p t i o n _ 7 < / P r o m p t e d R e s u l t C a p t i o n _ 7 > + 
+             < P r o m p t e d R e s u l t C a p t i o n _ 8   E l e m e n t T y p e = " C o l u m n "   E l e m e n t I d = " 1 0 3 9 0 2 9 1 2 "   D a t a T y p e = " T e x t " > P r o m p t e d R e s u l t C a p t i o n _ 8 < / P r o m p t e d R e s u l t C a p t i o n _ 8 > + 
+             < P r o m p t e d R e s u l t C a p t i o n _ 9   E l e m e n t T y p e = " C o l u m n "   E l e m e n t I d = " 7 4 1 5 9 9 5 2 9 "   D a t a T y p e = " T e x t " > P r o m p t e d R e s u l t C a p t i o n _ 9 < / P r o m p t e d R e s u l t C a p t i o n _ 9 > + 
+             < P r o m p t e d R e s u l t C o n d i t i o n D e s c r i p t i o n _ 1   E l e m e n t T y p e = " C o l u m n "   E l e m e n t I d = " 1 7 7 6 7 4 4 4 3 4 "   D a t a T y p e = " T e x t " > P r o m p t e d R e s u l t C o n d i t i o n D e s c r i p t i o n _ 1 < / P r o m p t e d R e s u l t C o n d i t i o n D e s c r i p t i o n _ 1 > + 
+             < P r o m p t e d R e s u l t C o n d i t i o n D e s c r i p t i o n _ 1 0   E l e m e n t T y p e = " C o l u m n "   E l e m e n t I d = " 1 0 2 8 7 8 8 8 8 2 "   D a t a T y p e = " T e x t " > P r o m p t e d R e s u l t C o n d i t i o n D e s c r i p t i o n _ 1 0 < / P r o m p t e d R e s u l t C o n d i t i o n D e s c r i p t i o n _ 1 0 > + 
+             < P r o m p t e d R e s u l t C o n d i t i o n D e s c r i p t i o n _ 2   E l e m e n t T y p e = " C o l u m n "   E l e m e n t I d = " 1 1 3 9 0 4 7 8 1 7 "   D a t a T y p e = " T e x t " > P r o m p t e d R e s u l t C o n d i t i o n D e s c r i p t i o n _ 2 < / P r o m p t e d R e s u l t C o n d i t i o n D e s c r i p t i o n _ 2 > + 
+             < P r o m p t e d R e s u l t C o n d i t i o n D e s c r i p t i o n _ 3   E l e m e n t T y p e = " C o l u m n "   E l e m e n t I d = " 5 0 1 3 5 1 2 0 0 "   D a t a T y p e = " T e x t " > P r o m p t e d R e s u l t C o n d i t i o n D e s c r i p t i o n _ 3 < / P r o m p t e d R e s u l t C o n d i t i o n D e s c r i p t i o n _ 3 > + 
+             < P r o m p t e d R e s u l t C o n d i t i o n D e s c r i p t i o n _ 4   E l e m e n t T y p e = " C o l u m n "   E l e m e n t I d = " 6 7 0 2 6 0 2 2 3 "   D a t a T y p e = " T e x t " > P r o m p t e d R e s u l t C o n d i t i o n D e s c r i p t i o n _ 4 < / P r o m p t e d R e s u l t C o n d i t i o n D e s c r i p t i o n _ 4 > + 
+             < P r o m p t e d R e s u l t C o n d i t i o n D e s c r i p t i o n _ 5   E l e m e n t T y p e = " C o l u m n "   E l e m e n t I d = " 3 2 5 6 3 6 0 6 "   D a t a T y p e = " T e x t " > P r o m p t e d R e s u l t C o n d i t i o n D e s c r i p t i o n _ 5 < / P r o m p t e d R e s u l t C o n d i t i o n D e s c r i p t i o n _ 5 > + 
+             < P r o m p t e d R e s u l t C o n d i t i o n D e s c r i p t i o n _ 6   E l e m e n t T y p e = " C o l u m n "   E l e m e n t I d = " 6 0 5 1 3 3 0 1 1 "   D a t a T y p e = " T e x t " > P r o m p t e d R e s u l t C o n d i t i o n D e s c r i p t i o n _ 6 < / P r o m p t e d R e s u l t C o n d i t i o n D e s c r i p t i o n _ 6 > + 
+             < P r o m p t e d R e s u l t C o n d i t i o n D e s c r i p t i o n _ 7   E l e m e n t T y p e = " C o l u m n "   E l e m e n t I d = " 1 2 4 2 8 2 9 6 2 8 "   D a t a T y p e = " T e x t " > P r o m p t e d R e s u l t C o n d i t i o n D e s c r i p t i o n _ 7 < / P r o m p t e d R e s u l t C o n d i t i o n D e s c r i p t i o n _ 7 > + 
+             < P r o m p t e d R e s u l t C o n d i t i o n D e s c r i p t i o n _ 8   E l e m e n t T y p e = " C o l u m n "   E l e m e n t I d = " 1 0 7 3 9 2 0 6 0 5 "   D a t a T y p e = " T e x t " > P r o m p t e d R e s u l t C o n d i t i o n D e s c r i p t i o n _ 8 < / P r o m p t e d R e s u l t C o n d i t i o n D e s c r i p t i o n _ 8 > + 
+             < P r o m p t e d R e s u l t C o n d i t i o n D e s c r i p t i o n _ 9   E l e m e n t T y p e = " C o l u m n "   E l e m e n t I d = " 1 7 1 1 6 1 7 2 2 2 "   D a t a T y p e = " T e x t " > P r o m p t e d R e s u l t C o n d i t i o n D e s c r i p t i o n _ 9 < / P r o m p t e d R e s u l t C o n d i t i o n D e s c r i p t i o n _ 9 > + 
+             < P r o m p t e d R e s u l t V i s i b l e _ 1   E l e m e n t T y p e = " C o l u m n "   E l e m e n t I d = " 1 3 9 9 7 0 4 4 1 7 "   D a t a T y p e = " B o o l e a n " > P r o m p t e d R e s u l t V i s i b l e _ 1 < / P r o m p t e d R e s u l t V i s i b l e _ 1 > + 
+             < P r o m p t e d R e s u l t V i s i b l e _ 1 0   E l e m e n t T y p e = " C o l u m n "   E l e m e n t I d = " 6 6 3 6 8 2 6 1 7 "   D a t a T y p e = " B o o l e a n " > P r o m p t e d R e s u l t V i s i b l e _ 1 0 < / P r o m p t e d R e s u l t V i s i b l e _ 1 0 > + 
+             < P r o m p t e d R e s u l t V i s i b l e _ 2   E l e m e n t T y p e = " C o l u m n "   E l e m e n t I d = " 2 0 3 7 4 0 1 0 3 4 "   D a t a T y p e = " B o o l e a n " > P r o m p t e d R e s u l t V i s i b l e _ 2 < / P r o m p t e d R e s u l t V i s i b l e _ 2 > + 
+             < P r o m p t e d R e s u l t V i s i b l e _ 3   E l e m e n t T y p e = " C o l u m n "   E l e m e n t I d = " 1 6 1 9 8 6 9 6 4 5 "   D a t a T y p e = " B o o l e a n " > P r o m p t e d R e s u l t V i s i b l e _ 3 < / P r o m p t e d R e s u l t V i s i b l e _ 3 > + 
+             < P r o m p t e d R e s u l t V i s i b l e _ 4   E l e m e n t T y p e = " C o l u m n "   E l e m e n t I d = " 9 8 2 1 7 3 0 2 8 "   D a t a T y p e = " B o o l e a n " > P r o m p t e d R e s u l t V i s i b l e _ 4 < / P r o m p t e d R e s u l t V i s i b l e _ 4 > + 
+             < P r o m p t e d R e s u l t V i s i b l e _ 5   E l e m e n t T y p e = " C o l u m n "   E l e m e n t I d = " 3 4 4 4 7 6 4 1 1 "   D a t a T y p e = " B o o l e a n " > P r o m p t e d R e s u l t V i s i b l e _ 5 < / P r o m p t e d R e s u l t V i s i b l e _ 5 > + 
+             < P r o m p t e d R e s u l t V i s i b l e _ 6   E l e m e n t T y p e = " C o l u m n "   E l e m e n t I d = " 2 9 3 2 2 0 2 0 6 "   D a t a T y p e = " B o o l e a n " > P r o m p t e d R e s u l t V i s i b l e _ 6 < / P r o m p t e d R e s u l t V i s i b l e _ 6 > + 
+             < P r o m p t e d R e s u l t V i s i b l e _ 7   E l e m e n t T y p e = " C o l u m n "   E l e m e n t I d = " 9 3 0 9 1 6 8 2 3 "   D a t a T y p e = " B o o l e a n " > P r o m p t e d R e s u l t V i s i b l e _ 7 < / P r o m p t e d R e s u l t V i s i b l e _ 7 > + 
+             < P r o m p t e d R e s u l t V i s i b l e _ 8   E l e m e n t T y p e = " C o l u m n "   E l e m e n t I d = " 4 4 5 9 7 8 4 0 "   D a t a T y p e = " B o o l e a n " > P r o m p t e d R e s u l t V i s i b l e _ 8 < / P r o m p t e d R e s u l t V i s i b l e _ 8 > + 
+             < P r o m p t e d R e s u l t V i s i b l e _ 9   E l e m e n t T y p e = " C o l u m n "   E l e m e n t I d = " 5 9 3 0 9 8 7 7 7 "   D a t a T y p e = " B o o l e a n " > P r o m p t e d R e s u l t V i s i b l e _ 9 < / P r o m p t e d R e s u l t V i s i b l e _ 9 > + 
+             < T e s t _ R e s u l t   E l e m e n t T y p e = " C o l u m n "   E l e m e n t I d = " 1 2 7 1 0 6 2 1 4 1 "   D a t a T y p e = " C o d e " > T e s t _ R e s u l t < / T e s t _ R e s u l t > + 
+             < T e s t _ R e s u l t D e s c r i p t i o n   E l e m e n t T y p e = " C o l u m n "   E l e m e n t I d = " 1 9 4 3 4 5 8 6 8 5 "   D a t a T y p e = " T e x t " > T e s t _ R e s u l t D e s c r i p t i o n < / T e s t _ R e s u l t D e s c r i p t i o n > + 
+             < T e s t _ V a l u e   E l e m e n t T y p e = " C o l u m n "   E l e m e n t I d = " 8 1 3 5 6 4 5 2 1 "   D a t a T y p e = " T e x t " > T e s t _ V a l u e < / T e s t _ V a l u e >   
          < / C u r r e n t I n s p e c t i o n L i n e >   
@@ -6904,14 +6871,10 @@
  < / N a v W o r d R e p o r t X m l P a r t > 
 </file>
 
-<file path=customXml/item3.xml><?xml version="1.0" encoding="utf-8"?>
-<b:Sources xmlns:b="http://schemas.openxmlformats.org/officeDocument/2006/bibliography" xmlns="http://schemas.openxmlformats.org/officeDocument/2006/bibliography" SelectedStyle="\APASixthEditionOfficeOnline.xsl" StyleName="APA" Version="6"/>
-</file>
-
 <file path=customXml/itemProps1.xml><?xml version="1.0" encoding="utf-8"?>
-<ds:datastoreItem xmlns:ds="http://schemas.openxmlformats.org/officeDocument/2006/customXml" ds:itemID="{2E90A802-7B58-47C9-A22B-9D7F7F3F9F36}">
+<ds:datastoreItem xmlns:ds="http://schemas.openxmlformats.org/officeDocument/2006/customXml" ds:itemID="{17CE75AC-9DC5-435C-A40B-AC945788E8B7}">
   <ds:schemaRefs>
-    <ds:schemaRef ds:uri="urn:microsoft-dynamics-businesscentral/internal/extended/reports/Qlty_Certificate_of_Analysis/20401/"/>
+    <ds:schemaRef ds:uri="http://schemas.openxmlformats.org/officeDocument/2006/bibliography"/>
   </ds:schemaRefs>
 </ds:datastoreItem>
 </file>
@@ -6925,9 +6888,9 @@
 </file>
 
 <file path=customXml/itemProps3.xml><?xml version="1.0" encoding="utf-8"?>
-<ds:datastoreItem xmlns:ds="http://schemas.openxmlformats.org/officeDocument/2006/customXml" ds:itemID="{17CE75AC-9DC5-435C-A40B-AC945788E8B7}">
+<ds:datastoreItem xmlns:ds="http://schemas.openxmlformats.org/officeDocument/2006/customXml" ds:itemID="{2E90A802-7B58-47C9-A22B-9D7F7F3F9F36}">
   <ds:schemaRefs>
-    <ds:schemaRef ds:uri="http://schemas.openxmlformats.org/officeDocument/2006/bibliography"/>
+    <ds:schemaRef ds:uri="urn:microsoft-dynamics-businesscentral/internal/extended/reports/Qlty_Certificate_of_Analysis/20401/"/>
   </ds:schemaRefs>
 </ds:datastoreItem>
 </file>
